--- a/documents/probabilites/tamarin_proba_3as.docx
+++ b/documents/probabilites/tamarin_proba_3as.docx
@@ -7720,7 +7720,7 @@
               <w:rPr>
                 <w:rtl/>
               </w:rPr>
-              <w:t xml:space="preserve">(I):</w:t>
+              <w:t xml:space="preserve">‎(I):</w:t>
             </w:r>
             <w:r>
               <w:rPr>
@@ -8010,7 +8010,7 @@
               <w:rPr>
                 <w:rtl/>
               </w:rPr>
-              <w:t xml:space="preserve">(II):</w:t>
+              <w:t xml:space="preserve">‎(II):</w:t>
             </w:r>
             <w:r>
               <w:rPr>
@@ -8251,7 +8251,7 @@
               <w:rPr>
                 <w:rtl/>
               </w:rPr>
-              <w:t xml:space="preserve">(III):</w:t>
+              <w:t xml:space="preserve">‎(III):</w:t>
             </w:r>
             <w:r>
               <w:rPr>
@@ -8448,7 +8448,7 @@
               <w:rPr>
                 <w:rtl/>
               </w:rPr>
-              <w:t xml:space="preserve">$$\ensuremath{\boxed{P_{\rm I}(E)=P_{\rm II}(E)=\frac 25}}\qquad\ensuremath{\boxed{P_{\rm III}(E)=\frac{13}{25}}}$$</w:t>
+              <w:t xml:space="preserve">‎$$\ensuremath{\boxed{P_{\rm I}(E)=P_{\rm II}(E)=\frac 25}}\qquad\ensuremath{\boxed{P_{\rm III}(E)=\frac{13}{25}}}$$</w:t>
             </w:r>
           </w:p>
           <w:p>
@@ -8473,7 +8473,7 @@
               <w:rPr>
                 <w:rtl/>
               </w:rPr>
-              <w:t xml:space="preserve">(II):</w:t>
+              <w:t xml:space="preserve">‎(II):</w:t>
             </w:r>
             <w:r>
               <w:rPr>
@@ -8558,7 +8558,7 @@
               <w:rPr>
                 <w:rtl/>
               </w:rPr>
-              <w:t xml:space="preserve">   (III):</w:t>
+              <w:t xml:space="preserve">‎   (III):</w:t>
             </w:r>
             <w:r>
               <w:rPr>

--- a/documents/probabilites/tamarin_proba_3as.docx
+++ b/documents/probabilites/tamarin_proba_3as.docx
@@ -9621,7 +9621,7 @@
           <w:tbl>
             <w:tblPr>
               <w:tblStyle w:val="Table"/>
-              <w:tblW w:type="auto" w:w="0"/>
+              <w:tblW w:w="3825" w:type="dxa"/>
               <w:jc w:val="center"/>
               <w:tblBorders>
                 <w:top w:val="single" w:sz="4" w:space="0" w:color="000000"/>
@@ -9631,15 +9631,15 @@
                 <w:insideH w:val="single" w:sz="4" w:space="0" w:color="000000"/>
                 <w:insideV w:val="single" w:sz="4" w:space="0" w:color="000000"/>
               </w:tblBorders>
-              <w:tblLayout w:type="autofit"/>
+              <w:tblLayout w:type="fixed"/>
               <w:tblLook w:firstRow="1" w:lastRow="0" w:firstColumn="0" w:lastColumn="0" w:noHBand="0" w:noVBand="0" w:val="0020"/>
             </w:tblPr>
             <w:tblGrid>
-              <w:gridCol w:w="1584"/>
-              <w:gridCol w:w="1584"/>
-              <w:gridCol w:w="1584"/>
-              <w:gridCol w:w="1584"/>
-              <w:gridCol w:w="1584"/>
+              <w:gridCol w:w="975"/>
+              <w:gridCol w:w="525"/>
+              <w:gridCol w:w="525"/>
+              <w:gridCol w:w="525"/>
+              <w:gridCol w:w="1275"/>
             </w:tblGrid>
             <w:tr>
               <w:trPr>
@@ -9647,6 +9647,7 @@
               </w:trPr>
               <w:tc>
                 <w:tcPr>
+                  <w:tcW w:w="975" w:type="dxa"/>
                   <w:shd w:val="clear" w:color="auto" w:fill="E4E7ED"/>
                 </w:tcPr>
                 <w:p>
@@ -9679,6 +9680,7 @@
               </w:tc>
               <w:tc>
                 <w:tcPr>
+                  <w:tcW w:w="525" w:type="dxa"/>
                   <w:shd w:val="clear" w:color="auto" w:fill="E4E7ED"/>
                 </w:tcPr>
                 <w:p>
@@ -9702,6 +9704,7 @@
               </w:tc>
               <w:tc>
                 <w:tcPr>
+                  <w:tcW w:w="525" w:type="dxa"/>
                   <w:shd w:val="clear" w:color="auto" w:fill="E4E7ED"/>
                 </w:tcPr>
                 <w:p>
@@ -9719,6 +9722,7 @@
               </w:tc>
               <w:tc>
                 <w:tcPr>
+                  <w:tcW w:w="525" w:type="dxa"/>
                   <w:shd w:val="clear" w:color="auto" w:fill="E4E7ED"/>
                 </w:tcPr>
                 <w:p>
@@ -9736,6 +9740,7 @@
               </w:tc>
               <w:tc>
                 <w:tcPr>
+                  <w:tcW w:w="1275" w:type="dxa"/>
                   <w:shd w:val="clear" w:color="auto" w:fill="E4E7ED"/>
                 </w:tcPr>
                 <w:p>
@@ -9755,7 +9760,9 @@
             </w:tr>
             <w:tr>
               <w:tc>
-                <w:tcPr/>
+                <w:tcPr>
+                  <w:tcW w:w="975" w:type="dxa"/>
+                </w:tcPr>
                 <w:p>
                   <w:pPr>
                     <w:pStyle w:val="Compact"/>
@@ -9801,7 +9808,9 @@
                 </w:p>
               </w:tc>
               <w:tc>
-                <w:tcPr/>
+                <w:tcPr>
+                  <w:tcW w:w="525" w:type="dxa"/>
+                </w:tcPr>
                 <w:p>
                   <w:pPr>
                     <w:pStyle w:val="Compact"/>
@@ -9828,7 +9837,9 @@
                 </w:p>
               </w:tc>
               <w:tc>
-                <w:tcPr/>
+                <w:tcPr>
+                  <w:tcW w:w="525" w:type="dxa"/>
+                </w:tcPr>
                 <w:p>
                   <w:pPr>
                     <w:pStyle w:val="Compact"/>
@@ -9855,7 +9866,9 @@
                 </w:p>
               </w:tc>
               <w:tc>
-                <w:tcPr/>
+                <w:tcPr>
+                  <w:tcW w:w="525" w:type="dxa"/>
+                </w:tcPr>
                 <w:p>
                   <w:pPr>
                     <w:pStyle w:val="Compact"/>
@@ -9882,7 +9895,9 @@
                 </w:p>
               </w:tc>
               <w:tc>
-                <w:tcPr/>
+                <w:tcPr>
+                  <w:tcW w:w="1275" w:type="dxa"/>
+                </w:tcPr>
                 <w:p>
                   <w:pPr>
                     <w:pStyle w:val="Compact"/>
@@ -12147,7 +12162,7 @@
           <w:tbl>
             <w:tblPr>
               <w:tblStyle w:val="Table"/>
-              <w:tblW w:type="auto" w:w="0"/>
+              <w:tblW w:w="5250" w:type="dxa"/>
               <w:jc w:val="center"/>
               <w:tblBorders>
                 <w:top w:val="single" w:sz="4" w:space="0" w:color="000000"/>
@@ -12157,16 +12172,16 @@
                 <w:insideH w:val="single" w:sz="4" w:space="0" w:color="000000"/>
                 <w:insideV w:val="single" w:sz="4" w:space="0" w:color="000000"/>
               </w:tblBorders>
-              <w:tblLayout w:type="autofit"/>
+              <w:tblLayout w:type="fixed"/>
               <w:tblLook w:firstRow="1" w:lastRow="0" w:firstColumn="0" w:lastColumn="0" w:noHBand="0" w:noVBand="0" w:val="0020"/>
             </w:tblPr>
             <w:tblGrid>
-              <w:gridCol w:w="1320"/>
-              <w:gridCol w:w="1320"/>
-              <w:gridCol w:w="1320"/>
-              <w:gridCol w:w="1320"/>
-              <w:gridCol w:w="1320"/>
-              <w:gridCol w:w="1320"/>
+              <w:gridCol w:w="975"/>
+              <w:gridCol w:w="675"/>
+              <w:gridCol w:w="825"/>
+              <w:gridCol w:w="825"/>
+              <w:gridCol w:w="675"/>
+              <w:gridCol w:w="1275"/>
             </w:tblGrid>
             <w:tr>
               <w:trPr>
@@ -12174,6 +12189,7 @@
               </w:trPr>
               <w:tc>
                 <w:tcPr>
+                  <w:tcW w:w="975" w:type="dxa"/>
                   <w:shd w:val="clear" w:color="auto" w:fill="E4E7ED"/>
                 </w:tcPr>
                 <w:p>
@@ -12206,6 +12222,7 @@
               </w:tc>
               <w:tc>
                 <w:tcPr>
+                  <w:tcW w:w="675" w:type="dxa"/>
                   <w:shd w:val="clear" w:color="auto" w:fill="E4E7ED"/>
                 </w:tcPr>
                 <w:p>
@@ -12223,6 +12240,7 @@
               </w:tc>
               <w:tc>
                 <w:tcPr>
+                  <w:tcW w:w="825" w:type="dxa"/>
                   <w:shd w:val="clear" w:color="auto" w:fill="E4E7ED"/>
                 </w:tcPr>
                 <w:p>
@@ -12240,6 +12258,7 @@
               </w:tc>
               <w:tc>
                 <w:tcPr>
+                  <w:tcW w:w="825" w:type="dxa"/>
                   <w:shd w:val="clear" w:color="auto" w:fill="E4E7ED"/>
                 </w:tcPr>
                 <w:p>
@@ -12257,6 +12276,7 @@
               </w:tc>
               <w:tc>
                 <w:tcPr>
+                  <w:tcW w:w="675" w:type="dxa"/>
                   <w:shd w:val="clear" w:color="auto" w:fill="E4E7ED"/>
                 </w:tcPr>
                 <w:p>
@@ -12274,6 +12294,7 @@
               </w:tc>
               <w:tc>
                 <w:tcPr>
+                  <w:tcW w:w="1275" w:type="dxa"/>
                   <w:shd w:val="clear" w:color="auto" w:fill="E4E7ED"/>
                 </w:tcPr>
                 <w:p>
@@ -12293,7 +12314,9 @@
             </w:tr>
             <w:tr>
               <w:tc>
-                <w:tcPr/>
+                <w:tcPr>
+                  <w:tcW w:w="975" w:type="dxa"/>
+                </w:tcPr>
                 <w:p>
                   <w:pPr>
                     <w:pStyle w:val="Compact"/>
@@ -12339,7 +12362,9 @@
                 </w:p>
               </w:tc>
               <w:tc>
-                <w:tcPr/>
+                <w:tcPr>
+                  <w:tcW w:w="675" w:type="dxa"/>
+                </w:tcPr>
                 <w:p>
                   <w:pPr>
                     <w:pStyle w:val="Compact"/>
@@ -12366,7 +12391,9 @@
                 </w:p>
               </w:tc>
               <w:tc>
-                <w:tcPr/>
+                <w:tcPr>
+                  <w:tcW w:w="825" w:type="dxa"/>
+                </w:tcPr>
                 <w:p>
                   <w:pPr>
                     <w:pStyle w:val="Compact"/>
@@ -12393,7 +12420,9 @@
                 </w:p>
               </w:tc>
               <w:tc>
-                <w:tcPr/>
+                <w:tcPr>
+                  <w:tcW w:w="825" w:type="dxa"/>
+                </w:tcPr>
                 <w:p>
                   <w:pPr>
                     <w:pStyle w:val="Compact"/>
@@ -12420,7 +12449,9 @@
                 </w:p>
               </w:tc>
               <w:tc>
-                <w:tcPr/>
+                <w:tcPr>
+                  <w:tcW w:w="675" w:type="dxa"/>
+                </w:tcPr>
                 <w:p>
                   <w:pPr>
                     <w:pStyle w:val="Compact"/>
@@ -12447,7 +12478,9 @@
                 </w:p>
               </w:tc>
               <w:tc>
-                <w:tcPr/>
+                <w:tcPr>
+                  <w:tcW w:w="1275" w:type="dxa"/>
+                </w:tcPr>
                 <w:p>
                   <w:pPr>
                     <w:pStyle w:val="Compact"/>
@@ -15445,7 +15478,7 @@
           <w:tbl>
             <w:tblPr>
               <w:tblStyle w:val="Table"/>
-              <w:tblW w:type="auto" w:w="0"/>
+              <w:tblW w:w="5625" w:type="dxa"/>
               <w:jc w:val="center"/>
               <w:tblBorders>
                 <w:top w:val="single" w:sz="4" w:space="0" w:color="000000"/>
@@ -15455,17 +15488,17 @@
                 <w:insideH w:val="single" w:sz="4" w:space="0" w:color="000000"/>
                 <w:insideV w:val="single" w:sz="4" w:space="0" w:color="000000"/>
               </w:tblBorders>
-              <w:tblLayout w:type="autofit"/>
+              <w:tblLayout w:type="fixed"/>
               <w:tblLook w:firstRow="1" w:lastRow="0" w:firstColumn="0" w:lastColumn="0" w:noHBand="0" w:noVBand="0" w:val="0020"/>
             </w:tblPr>
             <w:tblGrid>
-              <w:gridCol w:w="1131"/>
-              <w:gridCol w:w="1131"/>
-              <w:gridCol w:w="1131"/>
-              <w:gridCol w:w="1131"/>
-              <w:gridCol w:w="1131"/>
-              <w:gridCol w:w="1131"/>
-              <w:gridCol w:w="1131"/>
+              <w:gridCol w:w="975"/>
+              <w:gridCol w:w="675"/>
+              <w:gridCol w:w="675"/>
+              <w:gridCol w:w="675"/>
+              <w:gridCol w:w="675"/>
+              <w:gridCol w:w="675"/>
+              <w:gridCol w:w="1275"/>
             </w:tblGrid>
             <w:tr>
               <w:trPr>
@@ -15473,6 +15506,7 @@
               </w:trPr>
               <w:tc>
                 <w:tcPr>
+                  <w:tcW w:w="975" w:type="dxa"/>
                   <w:shd w:val="clear" w:color="auto" w:fill="E4E7ED"/>
                 </w:tcPr>
                 <w:p>
@@ -15505,6 +15539,7 @@
               </w:tc>
               <w:tc>
                 <w:tcPr>
+                  <w:tcW w:w="675" w:type="dxa"/>
                   <w:shd w:val="clear" w:color="auto" w:fill="E4E7ED"/>
                 </w:tcPr>
                 <w:p>
@@ -15528,6 +15563,7 @@
               </w:tc>
               <w:tc>
                 <w:tcPr>
+                  <w:tcW w:w="675" w:type="dxa"/>
                   <w:shd w:val="clear" w:color="auto" w:fill="E4E7ED"/>
                 </w:tcPr>
                 <w:p>
@@ -15551,6 +15587,7 @@
               </w:tc>
               <w:tc>
                 <w:tcPr>
+                  <w:tcW w:w="675" w:type="dxa"/>
                   <w:shd w:val="clear" w:color="auto" w:fill="E4E7ED"/>
                 </w:tcPr>
                 <w:p>
@@ -15568,6 +15605,7 @@
               </w:tc>
               <w:tc>
                 <w:tcPr>
+                  <w:tcW w:w="675" w:type="dxa"/>
                   <w:shd w:val="clear" w:color="auto" w:fill="E4E7ED"/>
                 </w:tcPr>
                 <w:p>
@@ -15585,6 +15623,7 @@
               </w:tc>
               <w:tc>
                 <w:tcPr>
+                  <w:tcW w:w="675" w:type="dxa"/>
                   <w:shd w:val="clear" w:color="auto" w:fill="E4E7ED"/>
                 </w:tcPr>
                 <w:p>
@@ -15602,6 +15641,7 @@
               </w:tc>
               <w:tc>
                 <w:tcPr>
+                  <w:tcW w:w="1275" w:type="dxa"/>
                   <w:shd w:val="clear" w:color="auto" w:fill="E4E7ED"/>
                 </w:tcPr>
                 <w:p>
@@ -15621,7 +15661,9 @@
             </w:tr>
             <w:tr>
               <w:tc>
-                <w:tcPr/>
+                <w:tcPr>
+                  <w:tcW w:w="975" w:type="dxa"/>
+                </w:tcPr>
                 <w:p>
                   <w:pPr>
                     <w:pStyle w:val="Compact"/>
@@ -15667,7 +15709,9 @@
                 </w:p>
               </w:tc>
               <w:tc>
-                <w:tcPr/>
+                <w:tcPr>
+                  <w:tcW w:w="675" w:type="dxa"/>
+                </w:tcPr>
                 <w:p>
                   <w:pPr>
                     <w:pStyle w:val="Compact"/>
@@ -15694,7 +15738,9 @@
                 </w:p>
               </w:tc>
               <w:tc>
-                <w:tcPr/>
+                <w:tcPr>
+                  <w:tcW w:w="675" w:type="dxa"/>
+                </w:tcPr>
                 <w:p>
                   <w:pPr>
                     <w:pStyle w:val="Compact"/>
@@ -15721,7 +15767,9 @@
                 </w:p>
               </w:tc>
               <w:tc>
-                <w:tcPr/>
+                <w:tcPr>
+                  <w:tcW w:w="675" w:type="dxa"/>
+                </w:tcPr>
                 <w:p>
                   <w:pPr>
                     <w:pStyle w:val="Compact"/>
@@ -15748,7 +15796,9 @@
                 </w:p>
               </w:tc>
               <w:tc>
-                <w:tcPr/>
+                <w:tcPr>
+                  <w:tcW w:w="675" w:type="dxa"/>
+                </w:tcPr>
                 <w:p>
                   <w:pPr>
                     <w:pStyle w:val="Compact"/>
@@ -15775,7 +15825,9 @@
                 </w:p>
               </w:tc>
               <w:tc>
-                <w:tcPr/>
+                <w:tcPr>
+                  <w:tcW w:w="675" w:type="dxa"/>
+                </w:tcPr>
                 <w:p>
                   <w:pPr>
                     <w:pStyle w:val="Compact"/>
@@ -15802,7 +15854,9 @@
                 </w:p>
               </w:tc>
               <w:tc>
-                <w:tcPr/>
+                <w:tcPr>
+                  <w:tcW w:w="1275" w:type="dxa"/>
+                </w:tcPr>
                 <w:p>
                   <w:pPr>
                     <w:pStyle w:val="Compact"/>
@@ -17213,7 +17267,7 @@
           <w:tbl>
             <w:tblPr>
               <w:tblStyle w:val="Table"/>
-              <w:tblW w:type="auto" w:w="0"/>
+              <w:tblW w:w="3525" w:type="dxa"/>
               <w:jc w:val="center"/>
               <w:tblBorders>
                 <w:top w:val="single" w:sz="4" w:space="0" w:color="000000"/>
@@ -17223,14 +17277,14 @@
                 <w:insideH w:val="single" w:sz="4" w:space="0" w:color="000000"/>
                 <w:insideV w:val="single" w:sz="4" w:space="0" w:color="000000"/>
               </w:tblBorders>
-              <w:tblLayout w:type="autofit"/>
+              <w:tblLayout w:type="fixed"/>
               <w:tblLook w:firstRow="1" w:lastRow="0" w:firstColumn="0" w:lastColumn="0" w:noHBand="0" w:noVBand="0" w:val="0020"/>
             </w:tblPr>
             <w:tblGrid>
-              <w:gridCol w:w="1980"/>
-              <w:gridCol w:w="1980"/>
-              <w:gridCol w:w="1980"/>
-              <w:gridCol w:w="1980"/>
+              <w:gridCol w:w="1275"/>
+              <w:gridCol w:w="525"/>
+              <w:gridCol w:w="450"/>
+              <w:gridCol w:w="1275"/>
             </w:tblGrid>
             <w:tr>
               <w:trPr>
@@ -17238,6 +17292,7 @@
               </w:trPr>
               <w:tc>
                 <w:tcPr>
+                  <w:tcW w:w="1275" w:type="dxa"/>
                   <w:shd w:val="clear" w:color="auto" w:fill="E4E7ED"/>
                 </w:tcPr>
                 <w:p>
@@ -17256,6 +17311,7 @@
               </w:tc>
               <w:tc>
                 <w:tcPr>
+                  <w:tcW w:w="525" w:type="dxa"/>
                   <w:shd w:val="clear" w:color="auto" w:fill="E4E7ED"/>
                 </w:tcPr>
                 <w:p>
@@ -17273,6 +17329,7 @@
               </w:tc>
               <w:tc>
                 <w:tcPr>
+                  <w:tcW w:w="450" w:type="dxa"/>
                   <w:shd w:val="clear" w:color="auto" w:fill="E4E7ED"/>
                 </w:tcPr>
                 <w:p>
@@ -17297,6 +17354,7 @@
               </w:tc>
               <w:tc>
                 <w:tcPr>
+                  <w:tcW w:w="1275" w:type="dxa"/>
                   <w:shd w:val="clear" w:color="auto" w:fill="E4E7ED"/>
                 </w:tcPr>
                 <w:p>
@@ -17316,7 +17374,9 @@
             </w:tr>
             <w:tr>
               <w:tc>
-                <w:tcPr/>
+                <w:tcPr>
+                  <w:tcW w:w="1275" w:type="dxa"/>
+                </w:tcPr>
                 <w:p>
                   <w:pPr>
                     <w:pStyle w:val="Compact"/>
@@ -17331,7 +17391,9 @@
                 </w:p>
               </w:tc>
               <w:tc>
-                <w:tcPr/>
+                <w:tcPr>
+                  <w:tcW w:w="525" w:type="dxa"/>
+                </w:tcPr>
                 <w:p>
                   <w:pPr>
                     <w:pStyle w:val="Compact"/>
@@ -17346,7 +17408,9 @@
                 </w:p>
               </w:tc>
               <w:tc>
-                <w:tcPr/>
+                <w:tcPr>
+                  <w:tcW w:w="450" w:type="dxa"/>
+                </w:tcPr>
                 <w:p>
                   <w:pPr>
                     <w:pStyle w:val="Compact"/>
@@ -17364,7 +17428,9 @@
                 </w:p>
               </w:tc>
               <w:tc>
-                <w:tcPr/>
+                <w:tcPr>
+                  <w:tcW w:w="1275" w:type="dxa"/>
+                </w:tcPr>
                 <w:p>
                   <w:pPr>
                     <w:pStyle w:val="Compact"/>
@@ -17381,7 +17447,9 @@
             </w:tr>
             <w:tr>
               <w:tc>
-                <w:tcPr/>
+                <w:tcPr>
+                  <w:tcW w:w="1275" w:type="dxa"/>
+                </w:tcPr>
                 <w:p>
                   <w:pPr>
                     <w:pStyle w:val="Compact"/>
@@ -17403,7 +17471,9 @@
                 </w:p>
               </w:tc>
               <w:tc>
-                <w:tcPr/>
+                <w:tcPr>
+                  <w:tcW w:w="525" w:type="dxa"/>
+                </w:tcPr>
                 <w:p>
                   <w:pPr>
                     <w:pStyle w:val="Compact"/>
@@ -17418,7 +17488,9 @@
                 </w:p>
               </w:tc>
               <w:tc>
-                <w:tcPr/>
+                <w:tcPr>
+                  <w:tcW w:w="450" w:type="dxa"/>
+                </w:tcPr>
                 <w:p>
                   <w:pPr>
                     <w:pStyle w:val="Compact"/>
@@ -17436,7 +17508,9 @@
                 </w:p>
               </w:tc>
               <w:tc>
-                <w:tcPr/>
+                <w:tcPr>
+                  <w:tcW w:w="1275" w:type="dxa"/>
+                </w:tcPr>
                 <w:p>
                   <w:pPr>
                     <w:pStyle w:val="Compact"/>
@@ -17456,7 +17530,9 @@
             </w:tr>
             <w:tr>
               <w:tc>
-                <w:tcPr/>
+                <w:tcPr>
+                  <w:tcW w:w="1275" w:type="dxa"/>
+                </w:tcPr>
                 <w:p>
                   <w:pPr>
                     <w:pStyle w:val="Compact"/>
@@ -17472,7 +17548,9 @@
                 </w:p>
               </w:tc>
               <w:tc>
-                <w:tcPr/>
+                <w:tcPr>
+                  <w:tcW w:w="525" w:type="dxa"/>
+                </w:tcPr>
                 <w:p>
                   <w:pPr>
                     <w:pStyle w:val="Compact"/>
@@ -17490,7 +17568,9 @@
                 </w:p>
               </w:tc>
               <w:tc>
-                <w:tcPr/>
+                <w:tcPr>
+                  <w:tcW w:w="450" w:type="dxa"/>
+                </w:tcPr>
                 <w:p>
                   <w:pPr>
                     <w:pStyle w:val="Compact"/>
@@ -17508,7 +17588,9 @@
                 </w:p>
               </w:tc>
               <w:tc>
-                <w:tcPr/>
+                <w:tcPr>
+                  <w:tcW w:w="1275" w:type="dxa"/>
+                </w:tcPr>
                 <w:p>
                   <w:pPr>
                     <w:pStyle w:val="Compact"/>
@@ -17977,7 +18059,7 @@
           <w:tbl>
             <w:tblPr>
               <w:tblStyle w:val="Table"/>
-              <w:tblW w:type="auto" w:w="0"/>
+              <w:tblW w:w="3750" w:type="dxa"/>
               <w:jc w:val="center"/>
               <w:tblBorders>
                 <w:top w:val="single" w:sz="4" w:space="0" w:color="000000"/>
@@ -17987,14 +18069,14 @@
                 <w:insideH w:val="single" w:sz="4" w:space="0" w:color="000000"/>
                 <w:insideV w:val="single" w:sz="4" w:space="0" w:color="000000"/>
               </w:tblBorders>
-              <w:tblLayout w:type="autofit"/>
+              <w:tblLayout w:type="fixed"/>
               <w:tblLook w:firstRow="1" w:lastRow="0" w:firstColumn="0" w:lastColumn="0" w:noHBand="0" w:noVBand="0" w:val="0020"/>
             </w:tblPr>
             <w:tblGrid>
-              <w:gridCol w:w="1980"/>
-              <w:gridCol w:w="1980"/>
-              <w:gridCol w:w="1980"/>
-              <w:gridCol w:w="1980"/>
+              <w:gridCol w:w="1275"/>
+              <w:gridCol w:w="675"/>
+              <w:gridCol w:w="525"/>
+              <w:gridCol w:w="1275"/>
             </w:tblGrid>
             <w:tr>
               <w:trPr>
@@ -18002,6 +18084,7 @@
               </w:trPr>
               <w:tc>
                 <w:tcPr>
+                  <w:tcW w:w="1275" w:type="dxa"/>
                   <w:shd w:val="clear" w:color="auto" w:fill="E4E7ED"/>
                 </w:tcPr>
                 <w:p>
@@ -18020,6 +18103,7 @@
               </w:tc>
               <w:tc>
                 <w:tcPr>
+                  <w:tcW w:w="675" w:type="dxa"/>
                   <w:shd w:val="clear" w:color="auto" w:fill="E4E7ED"/>
                 </w:tcPr>
                 <w:p>
@@ -18037,6 +18121,7 @@
               </w:tc>
               <w:tc>
                 <w:tcPr>
+                  <w:tcW w:w="525" w:type="dxa"/>
                   <w:shd w:val="clear" w:color="auto" w:fill="E4E7ED"/>
                 </w:tcPr>
                 <w:p>
@@ -18061,6 +18146,7 @@
               </w:tc>
               <w:tc>
                 <w:tcPr>
+                  <w:tcW w:w="1275" w:type="dxa"/>
                   <w:shd w:val="clear" w:color="auto" w:fill="E4E7ED"/>
                 </w:tcPr>
                 <w:p>
@@ -18080,7 +18166,9 @@
             </w:tr>
             <w:tr>
               <w:tc>
-                <w:tcPr/>
+                <w:tcPr>
+                  <w:tcW w:w="1275" w:type="dxa"/>
+                </w:tcPr>
                 <w:p>
                   <w:pPr>
                     <w:pStyle w:val="Compact"/>
@@ -18095,7 +18183,9 @@
                 </w:p>
               </w:tc>
               <w:tc>
-                <w:tcPr/>
+                <w:tcPr>
+                  <w:tcW w:w="675" w:type="dxa"/>
+                </w:tcPr>
                 <w:p>
                   <w:pPr>
                     <w:pStyle w:val="Compact"/>
@@ -18110,7 +18200,9 @@
                 </w:p>
               </w:tc>
               <w:tc>
-                <w:tcPr/>
+                <w:tcPr>
+                  <w:tcW w:w="525" w:type="dxa"/>
+                </w:tcPr>
                 <w:p>
                   <w:pPr>
                     <w:pStyle w:val="Compact"/>
@@ -18125,7 +18217,9 @@
                 </w:p>
               </w:tc>
               <w:tc>
-                <w:tcPr/>
+                <w:tcPr>
+                  <w:tcW w:w="1275" w:type="dxa"/>
+                </w:tcPr>
                 <w:p>
                   <w:pPr>
                     <w:pStyle w:val="Compact"/>
@@ -18142,7 +18236,9 @@
             </w:tr>
             <w:tr>
               <w:tc>
-                <w:tcPr/>
+                <w:tcPr>
+                  <w:tcW w:w="1275" w:type="dxa"/>
+                </w:tcPr>
                 <w:p>
                   <w:pPr>
                     <w:pStyle w:val="Compact"/>
@@ -18164,7 +18260,9 @@
                 </w:p>
               </w:tc>
               <w:tc>
-                <w:tcPr/>
+                <w:tcPr>
+                  <w:tcW w:w="675" w:type="dxa"/>
+                </w:tcPr>
                 <w:p>
                   <w:pPr>
                     <w:pStyle w:val="Compact"/>
@@ -18179,7 +18277,9 @@
                 </w:p>
               </w:tc>
               <w:tc>
-                <w:tcPr/>
+                <w:tcPr>
+                  <w:tcW w:w="525" w:type="dxa"/>
+                </w:tcPr>
                 <w:p>
                   <w:pPr>
                     <w:pStyle w:val="Compact"/>
@@ -18194,7 +18294,9 @@
                 </w:p>
               </w:tc>
               <w:tc>
-                <w:tcPr/>
+                <w:tcPr>
+                  <w:tcW w:w="1275" w:type="dxa"/>
+                </w:tcPr>
                 <w:p>
                   <w:pPr>
                     <w:pStyle w:val="Compact"/>
@@ -18211,7 +18313,9 @@
             </w:tr>
             <w:tr>
               <w:tc>
-                <w:tcPr/>
+                <w:tcPr>
+                  <w:tcW w:w="1275" w:type="dxa"/>
+                </w:tcPr>
                 <w:p>
                   <w:pPr>
                     <w:pStyle w:val="Compact"/>
@@ -18227,7 +18331,9 @@
                 </w:p>
               </w:tc>
               <w:tc>
-                <w:tcPr/>
+                <w:tcPr>
+                  <w:tcW w:w="675" w:type="dxa"/>
+                </w:tcPr>
                 <w:p>
                   <w:pPr>
                     <w:pStyle w:val="Compact"/>
@@ -18242,7 +18348,9 @@
                 </w:p>
               </w:tc>
               <w:tc>
-                <w:tcPr/>
+                <w:tcPr>
+                  <w:tcW w:w="525" w:type="dxa"/>
+                </w:tcPr>
                 <w:p>
                   <w:pPr>
                     <w:pStyle w:val="Compact"/>
@@ -18257,7 +18365,9 @@
                 </w:p>
               </w:tc>
               <w:tc>
-                <w:tcPr/>
+                <w:tcPr>
+                  <w:tcW w:w="1275" w:type="dxa"/>
+                </w:tcPr>
                 <w:p>
                   <w:pPr>
                     <w:pStyle w:val="Compact"/>
@@ -36759,7 +36869,7 @@
           <w:tbl>
             <w:tblPr>
               <w:tblStyle w:val="Table"/>
-              <w:tblW w:type="auto" w:w="0"/>
+              <w:tblW w:w="8475" w:type="dxa"/>
               <w:jc w:val="center"/>
               <w:tblBorders>
                 <w:top w:val="single" w:sz="4" w:space="0" w:color="000000"/>
@@ -36769,17 +36879,17 @@
                 <w:insideH w:val="single" w:sz="4" w:space="0" w:color="000000"/>
                 <w:insideV w:val="single" w:sz="4" w:space="0" w:color="000000"/>
               </w:tblBorders>
-              <w:tblLayout w:type="autofit"/>
+              <w:tblLayout w:type="fixed"/>
               <w:tblLook w:firstRow="1" w:lastRow="0" w:firstColumn="0" w:lastColumn="0" w:noHBand="0" w:noVBand="0" w:val="0020"/>
             </w:tblPr>
             <w:tblGrid>
-              <w:gridCol w:w="1131"/>
-              <w:gridCol w:w="1131"/>
-              <w:gridCol w:w="1131"/>
-              <w:gridCol w:w="1131"/>
-              <w:gridCol w:w="1131"/>
-              <w:gridCol w:w="1131"/>
-              <w:gridCol w:w="1131"/>
+              <w:gridCol w:w="825"/>
+              <w:gridCol w:w="1275"/>
+              <w:gridCol w:w="1275"/>
+              <w:gridCol w:w="1275"/>
+              <w:gridCol w:w="1275"/>
+              <w:gridCol w:w="1275"/>
+              <w:gridCol w:w="1275"/>
             </w:tblGrid>
             <w:tr>
               <w:trPr>
@@ -36787,6 +36897,7 @@
               </w:trPr>
               <w:tc>
                 <w:tcPr>
+                  <w:tcW w:w="825" w:type="dxa"/>
                   <w:shd w:val="clear" w:color="auto" w:fill="E4E7ED"/>
                 </w:tcPr>
                 <w:p>
@@ -36810,6 +36921,7 @@
               </w:tc>
               <w:tc>
                 <w:tcPr>
+                  <w:tcW w:w="1275" w:type="dxa"/>
                   <w:shd w:val="clear" w:color="auto" w:fill="E4E7ED"/>
                 </w:tcPr>
                 <w:p>
@@ -36827,6 +36939,7 @@
               </w:tc>
               <w:tc>
                 <w:tcPr>
+                  <w:tcW w:w="1275" w:type="dxa"/>
                   <w:shd w:val="clear" w:color="auto" w:fill="E4E7ED"/>
                 </w:tcPr>
                 <w:p>
@@ -36844,6 +36957,7 @@
               </w:tc>
               <w:tc>
                 <w:tcPr>
+                  <w:tcW w:w="1275" w:type="dxa"/>
                   <w:shd w:val="clear" w:color="auto" w:fill="E4E7ED"/>
                 </w:tcPr>
                 <w:p>
@@ -36861,6 +36975,7 @@
               </w:tc>
               <w:tc>
                 <w:tcPr>
+                  <w:tcW w:w="1275" w:type="dxa"/>
                   <w:shd w:val="clear" w:color="auto" w:fill="E4E7ED"/>
                 </w:tcPr>
                 <w:p>
@@ -36878,6 +36993,7 @@
               </w:tc>
               <w:tc>
                 <w:tcPr>
+                  <w:tcW w:w="1275" w:type="dxa"/>
                   <w:shd w:val="clear" w:color="auto" w:fill="E4E7ED"/>
                 </w:tcPr>
                 <w:p>
@@ -36895,6 +37011,7 @@
               </w:tc>
               <w:tc>
                 <w:tcPr>
+                  <w:tcW w:w="1275" w:type="dxa"/>
                   <w:shd w:val="clear" w:color="auto" w:fill="E4E7ED"/>
                 </w:tcPr>
                 <w:p>
@@ -36913,7 +37030,9 @@
             </w:tr>
             <w:tr>
               <w:tc>
-                <w:tcPr/>
+                <w:tcPr>
+                  <w:tcW w:w="825" w:type="dxa"/>
+                </w:tcPr>
                 <w:p>
                   <w:pPr>
                     <w:pStyle w:val="Compact"/>
@@ -36950,7 +37069,9 @@
                 </w:p>
               </w:tc>
               <w:tc>
-                <w:tcPr/>
+                <w:tcPr>
+                  <w:tcW w:w="1275" w:type="dxa"/>
+                </w:tcPr>
                 <w:p>
                   <w:pPr>
                     <w:pStyle w:val="Compact"/>
@@ -36974,7 +37095,9 @@
                 </w:p>
               </w:tc>
               <w:tc>
-                <w:tcPr/>
+                <w:tcPr>
+                  <w:tcW w:w="1275" w:type="dxa"/>
+                </w:tcPr>
                 <w:p>
                   <w:pPr>
                     <w:pStyle w:val="Compact"/>
@@ -36998,7 +37121,9 @@
                 </w:p>
               </w:tc>
               <w:tc>
-                <w:tcPr/>
+                <w:tcPr>
+                  <w:tcW w:w="1275" w:type="dxa"/>
+                </w:tcPr>
                 <w:p>
                   <w:pPr>
                     <w:pStyle w:val="Compact"/>
@@ -37022,7 +37147,9 @@
                 </w:p>
               </w:tc>
               <w:tc>
-                <w:tcPr/>
+                <w:tcPr>
+                  <w:tcW w:w="1275" w:type="dxa"/>
+                </w:tcPr>
                 <w:p>
                   <w:pPr>
                     <w:pStyle w:val="Compact"/>
@@ -37046,7 +37173,9 @@
                 </w:p>
               </w:tc>
               <w:tc>
-                <w:tcPr/>
+                <w:tcPr>
+                  <w:tcW w:w="1275" w:type="dxa"/>
+                </w:tcPr>
                 <w:p>
                   <w:pPr>
                     <w:pStyle w:val="Compact"/>
@@ -37070,7 +37199,9 @@
                 </w:p>
               </w:tc>
               <w:tc>
-                <w:tcPr/>
+                <w:tcPr>
+                  <w:tcW w:w="1275" w:type="dxa"/>
+                </w:tcPr>
                 <w:p>
                   <w:pPr>
                     <w:pStyle w:val="Compact"/>
@@ -40158,7 +40289,7 @@
           <w:tbl>
             <w:tblPr>
               <w:tblStyle w:val="Table"/>
-              <w:tblW w:type="auto" w:w="0"/>
+              <w:tblW w:w="4875" w:type="dxa"/>
               <w:jc w:val="center"/>
               <w:tblBorders>
                 <w:top w:val="single" w:sz="4" w:space="0" w:color="000000"/>
@@ -40168,13 +40299,13 @@
                 <w:insideH w:val="single" w:sz="4" w:space="0" w:color="000000"/>
                 <w:insideV w:val="single" w:sz="4" w:space="0" w:color="000000"/>
               </w:tblBorders>
-              <w:tblLayout w:type="autofit"/>
+              <w:tblLayout w:type="fixed"/>
               <w:tblLook w:firstRow="1" w:lastRow="0" w:firstColumn="0" w:lastColumn="0" w:noHBand="0" w:noVBand="0" w:val="0020"/>
             </w:tblPr>
             <w:tblGrid>
-              <w:gridCol w:w="2640"/>
-              <w:gridCol w:w="2640"/>
-              <w:gridCol w:w="2640"/>
+              <w:gridCol w:w="975"/>
+              <w:gridCol w:w="2475"/>
+              <w:gridCol w:w="1425"/>
             </w:tblGrid>
             <w:tr>
               <w:trPr>
@@ -40182,6 +40313,7 @@
               </w:trPr>
               <w:tc>
                 <w:tcPr>
+                  <w:tcW w:w="975" w:type="dxa"/>
                   <w:shd w:val="clear" w:color="auto" w:fill="E4E7ED"/>
                 </w:tcPr>
                 <w:p>
@@ -40214,6 +40346,7 @@
               </w:tc>
               <w:tc>
                 <w:tcPr>
+                  <w:tcW w:w="2475" w:type="dxa"/>
                   <w:shd w:val="clear" w:color="auto" w:fill="E4E7ED"/>
                 </w:tcPr>
                 <w:p>
@@ -40237,6 +40370,7 @@
               </w:tc>
               <w:tc>
                 <w:tcPr>
+                  <w:tcW w:w="1425" w:type="dxa"/>
                   <w:shd w:val="clear" w:color="auto" w:fill="E4E7ED"/>
                 </w:tcPr>
                 <w:p>
@@ -40255,7 +40389,9 @@
             </w:tr>
             <w:tr>
               <w:tc>
-                <w:tcPr/>
+                <w:tcPr>
+                  <w:tcW w:w="975" w:type="dxa"/>
+                </w:tcPr>
                 <w:p>
                   <w:pPr>
                     <w:pStyle w:val="Compact"/>
@@ -40301,7 +40437,9 @@
                 </w:p>
               </w:tc>
               <w:tc>
-                <w:tcPr/>
+                <w:tcPr>
+                  <w:tcW w:w="2475" w:type="dxa"/>
+                </w:tcPr>
                 <w:p>
                   <w:pPr>
                     <w:pStyle w:val="Compact"/>
@@ -40422,7 +40560,9 @@
                 </w:p>
               </w:tc>
               <w:tc>
-                <w:tcPr/>
+                <w:tcPr>
+                  <w:tcW w:w="1425" w:type="dxa"/>
+                </w:tcPr>
                 <w:p>
                   <w:pPr>
                     <w:pStyle w:val="Compact"/>
@@ -41805,7 +41945,7 @@
           <w:tbl>
             <w:tblPr>
               <w:tblStyle w:val="Table"/>
-              <w:tblW w:type="auto" w:w="0"/>
+              <w:tblW w:w="5175" w:type="dxa"/>
               <w:jc w:val="center"/>
               <w:tblBorders>
                 <w:top w:val="single" w:sz="4" w:space="0" w:color="000000"/>
@@ -41815,15 +41955,15 @@
                 <w:insideH w:val="single" w:sz="4" w:space="0" w:color="000000"/>
                 <w:insideV w:val="single" w:sz="4" w:space="0" w:color="000000"/>
               </w:tblBorders>
-              <w:tblLayout w:type="autofit"/>
+              <w:tblLayout w:type="fixed"/>
               <w:tblLook w:firstRow="1" w:lastRow="0" w:firstColumn="0" w:lastColumn="0" w:noHBand="0" w:noVBand="0" w:val="0020"/>
             </w:tblPr>
             <w:tblGrid>
-              <w:gridCol w:w="1584"/>
-              <w:gridCol w:w="1584"/>
-              <w:gridCol w:w="1584"/>
-              <w:gridCol w:w="1584"/>
-              <w:gridCol w:w="1584"/>
+              <w:gridCol w:w="525"/>
+              <w:gridCol w:w="1125"/>
+              <w:gridCol w:w="1125"/>
+              <w:gridCol w:w="1125"/>
+              <w:gridCol w:w="1275"/>
             </w:tblGrid>
             <w:tr>
               <w:trPr>
@@ -41831,6 +41971,7 @@
               </w:trPr>
               <w:tc>
                 <w:tcPr>
+                  <w:tcW w:w="525" w:type="dxa"/>
                   <w:shd w:val="clear" w:color="auto" w:fill="E4E7ED"/>
                 </w:tcPr>
                 <w:p>
@@ -41854,6 +41995,7 @@
               </w:tc>
               <w:tc>
                 <w:tcPr>
+                  <w:tcW w:w="1125" w:type="dxa"/>
                   <w:shd w:val="clear" w:color="auto" w:fill="E4E7ED"/>
                 </w:tcPr>
                 <w:p>
@@ -41871,6 +42013,7 @@
               </w:tc>
               <w:tc>
                 <w:tcPr>
+                  <w:tcW w:w="1125" w:type="dxa"/>
                   <w:shd w:val="clear" w:color="auto" w:fill="E4E7ED"/>
                 </w:tcPr>
                 <w:p>
@@ -41888,6 +42031,7 @@
               </w:tc>
               <w:tc>
                 <w:tcPr>
+                  <w:tcW w:w="1125" w:type="dxa"/>
                   <w:shd w:val="clear" w:color="auto" w:fill="E4E7ED"/>
                 </w:tcPr>
                 <w:p>
@@ -41905,6 +42049,7 @@
               </w:tc>
               <w:tc>
                 <w:tcPr>
+                  <w:tcW w:w="1275" w:type="dxa"/>
                   <w:shd w:val="clear" w:color="auto" w:fill="E4E7ED"/>
                 </w:tcPr>
                 <w:p>
@@ -41923,7 +42068,9 @@
             </w:tr>
             <w:tr>
               <w:tc>
-                <w:tcPr/>
+                <w:tcPr>
+                  <w:tcW w:w="525" w:type="dxa"/>
+                </w:tcPr>
                 <w:p>
                   <w:pPr>
                     <w:pStyle w:val="Compact"/>
@@ -41951,7 +42098,9 @@
                 </w:p>
               </w:tc>
               <w:tc>
-                <w:tcPr/>
+                <w:tcPr>
+                  <w:tcW w:w="1125" w:type="dxa"/>
+                </w:tcPr>
                 <w:p>
                   <w:pPr>
                     <w:pStyle w:val="Compact"/>
@@ -41999,7 +42148,9 @@
                 </w:p>
               </w:tc>
               <w:tc>
-                <w:tcPr/>
+                <w:tcPr>
+                  <w:tcW w:w="1125" w:type="dxa"/>
+                </w:tcPr>
                 <w:p>
                   <w:pPr>
                     <w:pStyle w:val="Compact"/>
@@ -42047,7 +42198,9 @@
                 </w:p>
               </w:tc>
               <w:tc>
-                <w:tcPr/>
+                <w:tcPr>
+                  <w:tcW w:w="1125" w:type="dxa"/>
+                </w:tcPr>
                 <w:p>
                   <w:pPr>
                     <w:pStyle w:val="Compact"/>
@@ -42095,7 +42248,9 @@
                 </w:p>
               </w:tc>
               <w:tc>
-                <w:tcPr/>
+                <w:tcPr>
+                  <w:tcW w:w="1275" w:type="dxa"/>
+                </w:tcPr>
                 <w:p>
                   <w:pPr>
                     <w:pStyle w:val="Compact"/>
@@ -47220,7 +47375,7 @@
           <w:tbl>
             <w:tblPr>
               <w:tblStyle w:val="Table"/>
-              <w:tblW w:type="auto" w:w="0"/>
+              <w:tblW w:w="5475" w:type="dxa"/>
               <w:jc w:val="center"/>
               <w:tblBorders>
                 <w:top w:val="single" w:sz="4" w:space="0" w:color="000000"/>
@@ -47230,17 +47385,17 @@
                 <w:insideH w:val="single" w:sz="4" w:space="0" w:color="000000"/>
                 <w:insideV w:val="single" w:sz="4" w:space="0" w:color="000000"/>
               </w:tblBorders>
-              <w:tblLayout w:type="autofit"/>
+              <w:tblLayout w:type="fixed"/>
               <w:tblLook w:firstRow="1" w:lastRow="0" w:firstColumn="0" w:lastColumn="0" w:noHBand="0" w:noVBand="0" w:val="0020"/>
             </w:tblPr>
             <w:tblGrid>
-              <w:gridCol w:w="1131"/>
-              <w:gridCol w:w="1131"/>
-              <w:gridCol w:w="1131"/>
-              <w:gridCol w:w="1131"/>
-              <w:gridCol w:w="1131"/>
-              <w:gridCol w:w="1131"/>
-              <w:gridCol w:w="1131"/>
+              <w:gridCol w:w="825"/>
+              <w:gridCol w:w="675"/>
+              <w:gridCol w:w="675"/>
+              <w:gridCol w:w="675"/>
+              <w:gridCol w:w="675"/>
+              <w:gridCol w:w="675"/>
+              <w:gridCol w:w="1275"/>
             </w:tblGrid>
             <w:tr>
               <w:trPr>
@@ -47248,6 +47403,7 @@
               </w:trPr>
               <w:tc>
                 <w:tcPr>
+                  <w:tcW w:w="825" w:type="dxa"/>
                   <w:shd w:val="clear" w:color="auto" w:fill="E4E7ED"/>
                 </w:tcPr>
                 <w:p>
@@ -47271,6 +47427,7 @@
               </w:tc>
               <w:tc>
                 <w:tcPr>
+                  <w:tcW w:w="675" w:type="dxa"/>
                   <w:shd w:val="clear" w:color="auto" w:fill="E4E7ED"/>
                 </w:tcPr>
                 <w:p>
@@ -47288,6 +47445,7 @@
               </w:tc>
               <w:tc>
                 <w:tcPr>
+                  <w:tcW w:w="675" w:type="dxa"/>
                   <w:shd w:val="clear" w:color="auto" w:fill="E4E7ED"/>
                 </w:tcPr>
                 <w:p>
@@ -47305,6 +47463,7 @@
               </w:tc>
               <w:tc>
                 <w:tcPr>
+                  <w:tcW w:w="675" w:type="dxa"/>
                   <w:shd w:val="clear" w:color="auto" w:fill="E4E7ED"/>
                 </w:tcPr>
                 <w:p>
@@ -47322,6 +47481,7 @@
               </w:tc>
               <w:tc>
                 <w:tcPr>
+                  <w:tcW w:w="675" w:type="dxa"/>
                   <w:shd w:val="clear" w:color="auto" w:fill="E4E7ED"/>
                 </w:tcPr>
                 <w:p>
@@ -47339,6 +47499,7 @@
               </w:tc>
               <w:tc>
                 <w:tcPr>
+                  <w:tcW w:w="675" w:type="dxa"/>
                   <w:shd w:val="clear" w:color="auto" w:fill="E4E7ED"/>
                 </w:tcPr>
                 <w:p>
@@ -47356,6 +47517,7 @@
               </w:tc>
               <w:tc>
                 <w:tcPr>
+                  <w:tcW w:w="1275" w:type="dxa"/>
                   <w:shd w:val="clear" w:color="auto" w:fill="E4E7ED"/>
                 </w:tcPr>
                 <w:p>
@@ -47375,7 +47537,9 @@
             </w:tr>
             <w:tr>
               <w:tc>
-                <w:tcPr/>
+                <w:tcPr>
+                  <w:tcW w:w="825" w:type="dxa"/>
+                </w:tcPr>
                 <w:p>
                   <w:pPr>
                     <w:pStyle w:val="Compact"/>
@@ -47412,7 +47576,9 @@
                 </w:p>
               </w:tc>
               <w:tc>
-                <w:tcPr/>
+                <w:tcPr>
+                  <w:tcW w:w="675" w:type="dxa"/>
+                </w:tcPr>
                 <w:p>
                   <w:pPr>
                     <w:pStyle w:val="Compact"/>
@@ -47439,7 +47605,9 @@
                 </w:p>
               </w:tc>
               <w:tc>
-                <w:tcPr/>
+                <w:tcPr>
+                  <w:tcW w:w="675" w:type="dxa"/>
+                </w:tcPr>
                 <w:p>
                   <w:pPr>
                     <w:pStyle w:val="Compact"/>
@@ -47466,7 +47634,9 @@
                 </w:p>
               </w:tc>
               <w:tc>
-                <w:tcPr/>
+                <w:tcPr>
+                  <w:tcW w:w="675" w:type="dxa"/>
+                </w:tcPr>
                 <w:p>
                   <w:pPr>
                     <w:pStyle w:val="Compact"/>
@@ -47493,7 +47663,9 @@
                 </w:p>
               </w:tc>
               <w:tc>
-                <w:tcPr/>
+                <w:tcPr>
+                  <w:tcW w:w="675" w:type="dxa"/>
+                </w:tcPr>
                 <w:p>
                   <w:pPr>
                     <w:pStyle w:val="Compact"/>
@@ -47520,7 +47692,9 @@
                 </w:p>
               </w:tc>
               <w:tc>
-                <w:tcPr/>
+                <w:tcPr>
+                  <w:tcW w:w="675" w:type="dxa"/>
+                </w:tcPr>
                 <w:p>
                   <w:pPr>
                     <w:pStyle w:val="Compact"/>
@@ -47547,7 +47721,9 @@
                 </w:p>
               </w:tc>
               <w:tc>
-                <w:tcPr/>
+                <w:tcPr>
+                  <w:tcW w:w="1275" w:type="dxa"/>
+                </w:tcPr>
                 <w:p>
                   <w:pPr>
                     <w:pStyle w:val="Compact"/>

--- a/documents/probabilites/tamarin_proba_3as.docx
+++ b/documents/probabilites/tamarin_proba_3as.docx
@@ -79,6 +79,7 @@
     <w:p>
       <w:pPr>
         <w:bidi/>
+        <w:spacing w:before="120"/>
       </w:pPr>
     </w:p>
     <w:bookmarkStart w:id="20" w:name="العد"/>
@@ -9621,7 +9622,7 @@
           <w:tbl>
             <w:tblPr>
               <w:tblStyle w:val="Table"/>
-              <w:tblW w:w="3825" w:type="dxa"/>
+              <w:tblW w:w="6345" w:type="dxa"/>
               <w:jc w:val="center"/>
               <w:tblBorders>
                 <w:top w:val="single" w:sz="4" w:space="0" w:color="000000"/>
@@ -9635,11 +9636,11 @@
               <w:tblLook w:firstRow="1" w:lastRow="0" w:firstColumn="0" w:lastColumn="0" w:noHBand="0" w:noVBand="0" w:val="0020"/>
             </w:tblPr>
             <w:tblGrid>
-              <w:gridCol w:w="975"/>
-              <w:gridCol w:w="525"/>
-              <w:gridCol w:w="525"/>
-              <w:gridCol w:w="525"/>
-              <w:gridCol w:w="1275"/>
+              <w:gridCol w:w="1535"/>
+              <w:gridCol w:w="965"/>
+              <w:gridCol w:w="965"/>
+              <w:gridCol w:w="965"/>
+              <w:gridCol w:w="1915"/>
             </w:tblGrid>
             <w:tr>
               <w:trPr>
@@ -9647,7 +9648,7 @@
               </w:trPr>
               <w:tc>
                 <w:tcPr>
-                  <w:tcW w:w="975" w:type="dxa"/>
+                  <w:tcW w:w="1535" w:type="dxa"/>
                   <w:shd w:val="clear" w:color="auto" w:fill="E4E7ED"/>
                 </w:tcPr>
                 <w:p>
@@ -9680,7 +9681,7 @@
               </w:tc>
               <w:tc>
                 <w:tcPr>
-                  <w:tcW w:w="525" w:type="dxa"/>
+                  <w:tcW w:w="965" w:type="dxa"/>
                   <w:shd w:val="clear" w:color="auto" w:fill="E4E7ED"/>
                 </w:tcPr>
                 <w:p>
@@ -9704,7 +9705,7 @@
               </w:tc>
               <w:tc>
                 <w:tcPr>
-                  <w:tcW w:w="525" w:type="dxa"/>
+                  <w:tcW w:w="965" w:type="dxa"/>
                   <w:shd w:val="clear" w:color="auto" w:fill="E4E7ED"/>
                 </w:tcPr>
                 <w:p>
@@ -9722,7 +9723,7 @@
               </w:tc>
               <w:tc>
                 <w:tcPr>
-                  <w:tcW w:w="525" w:type="dxa"/>
+                  <w:tcW w:w="965" w:type="dxa"/>
                   <w:shd w:val="clear" w:color="auto" w:fill="E4E7ED"/>
                 </w:tcPr>
                 <w:p>
@@ -9740,7 +9741,7 @@
               </w:tc>
               <w:tc>
                 <w:tcPr>
-                  <w:tcW w:w="1275" w:type="dxa"/>
+                  <w:tcW w:w="1915" w:type="dxa"/>
                   <w:shd w:val="clear" w:color="auto" w:fill="E4E7ED"/>
                 </w:tcPr>
                 <w:p>
@@ -9761,7 +9762,7 @@
             <w:tr>
               <w:tc>
                 <w:tcPr>
-                  <w:tcW w:w="975" w:type="dxa"/>
+                  <w:tcW w:w="1535" w:type="dxa"/>
                 </w:tcPr>
                 <w:p>
                   <w:pPr>
@@ -9809,7 +9810,7 @@
               </w:tc>
               <w:tc>
                 <w:tcPr>
-                  <w:tcW w:w="525" w:type="dxa"/>
+                  <w:tcW w:w="965" w:type="dxa"/>
                 </w:tcPr>
                 <w:p>
                   <w:pPr>
@@ -9838,7 +9839,7 @@
               </w:tc>
               <w:tc>
                 <w:tcPr>
-                  <w:tcW w:w="525" w:type="dxa"/>
+                  <w:tcW w:w="965" w:type="dxa"/>
                 </w:tcPr>
                 <w:p>
                   <w:pPr>
@@ -9867,7 +9868,7 @@
               </w:tc>
               <w:tc>
                 <w:tcPr>
-                  <w:tcW w:w="525" w:type="dxa"/>
+                  <w:tcW w:w="965" w:type="dxa"/>
                 </w:tcPr>
                 <w:p>
                   <w:pPr>
@@ -9896,7 +9897,7 @@
               </w:tc>
               <w:tc>
                 <w:tcPr>
-                  <w:tcW w:w="1275" w:type="dxa"/>
+                  <w:tcW w:w="1915" w:type="dxa"/>
                 </w:tcPr>
                 <w:p>
                   <w:pPr>
@@ -9916,6 +9917,7 @@
           <w:p>
             <w:pPr>
               <w:bidi/>
+              <w:spacing w:before="120"/>
             </w:pPr>
             <w:r>
               <w:rPr>
@@ -12162,7 +12164,7 @@
           <w:tbl>
             <w:tblPr>
               <w:tblStyle w:val="Table"/>
-              <w:tblW w:w="5250" w:type="dxa"/>
+              <w:tblW w:w="8450" w:type="dxa"/>
               <w:jc w:val="center"/>
               <w:tblBorders>
                 <w:top w:val="single" w:sz="4" w:space="0" w:color="000000"/>
@@ -12176,12 +12178,12 @@
               <w:tblLook w:firstRow="1" w:lastRow="0" w:firstColumn="0" w:lastColumn="0" w:noHBand="0" w:noVBand="0" w:val="0020"/>
             </w:tblPr>
             <w:tblGrid>
-              <w:gridCol w:w="975"/>
-              <w:gridCol w:w="675"/>
-              <w:gridCol w:w="825"/>
-              <w:gridCol w:w="825"/>
-              <w:gridCol w:w="675"/>
-              <w:gridCol w:w="1275"/>
+              <w:gridCol w:w="1535"/>
+              <w:gridCol w:w="1155"/>
+              <w:gridCol w:w="1345"/>
+              <w:gridCol w:w="1345"/>
+              <w:gridCol w:w="1155"/>
+              <w:gridCol w:w="1915"/>
             </w:tblGrid>
             <w:tr>
               <w:trPr>
@@ -12189,7 +12191,7 @@
               </w:trPr>
               <w:tc>
                 <w:tcPr>
-                  <w:tcW w:w="975" w:type="dxa"/>
+                  <w:tcW w:w="1535" w:type="dxa"/>
                   <w:shd w:val="clear" w:color="auto" w:fill="E4E7ED"/>
                 </w:tcPr>
                 <w:p>
@@ -12222,7 +12224,7 @@
               </w:tc>
               <w:tc>
                 <w:tcPr>
-                  <w:tcW w:w="675" w:type="dxa"/>
+                  <w:tcW w:w="1155" w:type="dxa"/>
                   <w:shd w:val="clear" w:color="auto" w:fill="E4E7ED"/>
                 </w:tcPr>
                 <w:p>
@@ -12240,7 +12242,7 @@
               </w:tc>
               <w:tc>
                 <w:tcPr>
-                  <w:tcW w:w="825" w:type="dxa"/>
+                  <w:tcW w:w="1345" w:type="dxa"/>
                   <w:shd w:val="clear" w:color="auto" w:fill="E4E7ED"/>
                 </w:tcPr>
                 <w:p>
@@ -12258,7 +12260,7 @@
               </w:tc>
               <w:tc>
                 <w:tcPr>
-                  <w:tcW w:w="825" w:type="dxa"/>
+                  <w:tcW w:w="1345" w:type="dxa"/>
                   <w:shd w:val="clear" w:color="auto" w:fill="E4E7ED"/>
                 </w:tcPr>
                 <w:p>
@@ -12276,7 +12278,7 @@
               </w:tc>
               <w:tc>
                 <w:tcPr>
-                  <w:tcW w:w="675" w:type="dxa"/>
+                  <w:tcW w:w="1155" w:type="dxa"/>
                   <w:shd w:val="clear" w:color="auto" w:fill="E4E7ED"/>
                 </w:tcPr>
                 <w:p>
@@ -12294,7 +12296,7 @@
               </w:tc>
               <w:tc>
                 <w:tcPr>
-                  <w:tcW w:w="1275" w:type="dxa"/>
+                  <w:tcW w:w="1915" w:type="dxa"/>
                   <w:shd w:val="clear" w:color="auto" w:fill="E4E7ED"/>
                 </w:tcPr>
                 <w:p>
@@ -12315,7 +12317,7 @@
             <w:tr>
               <w:tc>
                 <w:tcPr>
-                  <w:tcW w:w="975" w:type="dxa"/>
+                  <w:tcW w:w="1535" w:type="dxa"/>
                 </w:tcPr>
                 <w:p>
                   <w:pPr>
@@ -12363,7 +12365,7 @@
               </w:tc>
               <w:tc>
                 <w:tcPr>
-                  <w:tcW w:w="675" w:type="dxa"/>
+                  <w:tcW w:w="1155" w:type="dxa"/>
                 </w:tcPr>
                 <w:p>
                   <w:pPr>
@@ -12392,7 +12394,7 @@
               </w:tc>
               <w:tc>
                 <w:tcPr>
-                  <w:tcW w:w="825" w:type="dxa"/>
+                  <w:tcW w:w="1345" w:type="dxa"/>
                 </w:tcPr>
                 <w:p>
                   <w:pPr>
@@ -12421,7 +12423,7 @@
               </w:tc>
               <w:tc>
                 <w:tcPr>
-                  <w:tcW w:w="825" w:type="dxa"/>
+                  <w:tcW w:w="1345" w:type="dxa"/>
                 </w:tcPr>
                 <w:p>
                   <w:pPr>
@@ -12450,7 +12452,7 @@
               </w:tc>
               <w:tc>
                 <w:tcPr>
-                  <w:tcW w:w="675" w:type="dxa"/>
+                  <w:tcW w:w="1155" w:type="dxa"/>
                 </w:tcPr>
                 <w:p>
                   <w:pPr>
@@ -12479,7 +12481,7 @@
               </w:tc>
               <w:tc>
                 <w:tcPr>
-                  <w:tcW w:w="1275" w:type="dxa"/>
+                  <w:tcW w:w="1915" w:type="dxa"/>
                 </w:tcPr>
                 <w:p>
                   <w:pPr>
@@ -12499,6 +12501,7 @@
           <w:p>
             <w:pPr>
               <w:bidi/>
+              <w:spacing w:before="120"/>
             </w:pPr>
             <w:r>
               <w:rPr>
@@ -15478,7 +15481,7 @@
           <w:tbl>
             <w:tblPr>
               <w:tblStyle w:val="Table"/>
-              <w:tblW w:w="5625" w:type="dxa"/>
+              <w:tblW w:w="9225" w:type="dxa"/>
               <w:jc w:val="center"/>
               <w:tblBorders>
                 <w:top w:val="single" w:sz="4" w:space="0" w:color="000000"/>
@@ -15492,13 +15495,13 @@
               <w:tblLook w:firstRow="1" w:lastRow="0" w:firstColumn="0" w:lastColumn="0" w:noHBand="0" w:noVBand="0" w:val="0020"/>
             </w:tblPr>
             <w:tblGrid>
-              <w:gridCol w:w="975"/>
-              <w:gridCol w:w="675"/>
-              <w:gridCol w:w="675"/>
-              <w:gridCol w:w="675"/>
-              <w:gridCol w:w="675"/>
-              <w:gridCol w:w="675"/>
-              <w:gridCol w:w="1275"/>
+              <w:gridCol w:w="1535"/>
+              <w:gridCol w:w="1155"/>
+              <w:gridCol w:w="1155"/>
+              <w:gridCol w:w="1155"/>
+              <w:gridCol w:w="1155"/>
+              <w:gridCol w:w="1155"/>
+              <w:gridCol w:w="1915"/>
             </w:tblGrid>
             <w:tr>
               <w:trPr>
@@ -15506,7 +15509,7 @@
               </w:trPr>
               <w:tc>
                 <w:tcPr>
-                  <w:tcW w:w="975" w:type="dxa"/>
+                  <w:tcW w:w="1535" w:type="dxa"/>
                   <w:shd w:val="clear" w:color="auto" w:fill="E4E7ED"/>
                 </w:tcPr>
                 <w:p>
@@ -15539,7 +15542,7 @@
               </w:tc>
               <w:tc>
                 <w:tcPr>
-                  <w:tcW w:w="675" w:type="dxa"/>
+                  <w:tcW w:w="1155" w:type="dxa"/>
                   <w:shd w:val="clear" w:color="auto" w:fill="E4E7ED"/>
                 </w:tcPr>
                 <w:p>
@@ -15563,7 +15566,7 @@
               </w:tc>
               <w:tc>
                 <w:tcPr>
-                  <w:tcW w:w="675" w:type="dxa"/>
+                  <w:tcW w:w="1155" w:type="dxa"/>
                   <w:shd w:val="clear" w:color="auto" w:fill="E4E7ED"/>
                 </w:tcPr>
                 <w:p>
@@ -15587,7 +15590,7 @@
               </w:tc>
               <w:tc>
                 <w:tcPr>
-                  <w:tcW w:w="675" w:type="dxa"/>
+                  <w:tcW w:w="1155" w:type="dxa"/>
                   <w:shd w:val="clear" w:color="auto" w:fill="E4E7ED"/>
                 </w:tcPr>
                 <w:p>
@@ -15605,7 +15608,7 @@
               </w:tc>
               <w:tc>
                 <w:tcPr>
-                  <w:tcW w:w="675" w:type="dxa"/>
+                  <w:tcW w:w="1155" w:type="dxa"/>
                   <w:shd w:val="clear" w:color="auto" w:fill="E4E7ED"/>
                 </w:tcPr>
                 <w:p>
@@ -15623,7 +15626,7 @@
               </w:tc>
               <w:tc>
                 <w:tcPr>
-                  <w:tcW w:w="675" w:type="dxa"/>
+                  <w:tcW w:w="1155" w:type="dxa"/>
                   <w:shd w:val="clear" w:color="auto" w:fill="E4E7ED"/>
                 </w:tcPr>
                 <w:p>
@@ -15641,7 +15644,7 @@
               </w:tc>
               <w:tc>
                 <w:tcPr>
-                  <w:tcW w:w="1275" w:type="dxa"/>
+                  <w:tcW w:w="1915" w:type="dxa"/>
                   <w:shd w:val="clear" w:color="auto" w:fill="E4E7ED"/>
                 </w:tcPr>
                 <w:p>
@@ -15662,7 +15665,7 @@
             <w:tr>
               <w:tc>
                 <w:tcPr>
-                  <w:tcW w:w="975" w:type="dxa"/>
+                  <w:tcW w:w="1535" w:type="dxa"/>
                 </w:tcPr>
                 <w:p>
                   <w:pPr>
@@ -15710,7 +15713,7 @@
               </w:tc>
               <w:tc>
                 <w:tcPr>
-                  <w:tcW w:w="675" w:type="dxa"/>
+                  <w:tcW w:w="1155" w:type="dxa"/>
                 </w:tcPr>
                 <w:p>
                   <w:pPr>
@@ -15739,7 +15742,7 @@
               </w:tc>
               <w:tc>
                 <w:tcPr>
-                  <w:tcW w:w="675" w:type="dxa"/>
+                  <w:tcW w:w="1155" w:type="dxa"/>
                 </w:tcPr>
                 <w:p>
                   <w:pPr>
@@ -15768,7 +15771,7 @@
               </w:tc>
               <w:tc>
                 <w:tcPr>
-                  <w:tcW w:w="675" w:type="dxa"/>
+                  <w:tcW w:w="1155" w:type="dxa"/>
                 </w:tcPr>
                 <w:p>
                   <w:pPr>
@@ -15797,7 +15800,7 @@
               </w:tc>
               <w:tc>
                 <w:tcPr>
-                  <w:tcW w:w="675" w:type="dxa"/>
+                  <w:tcW w:w="1155" w:type="dxa"/>
                 </w:tcPr>
                 <w:p>
                   <w:pPr>
@@ -15826,7 +15829,7 @@
               </w:tc>
               <w:tc>
                 <w:tcPr>
-                  <w:tcW w:w="675" w:type="dxa"/>
+                  <w:tcW w:w="1155" w:type="dxa"/>
                 </w:tcPr>
                 <w:p>
                   <w:pPr>
@@ -15855,7 +15858,7 @@
               </w:tc>
               <w:tc>
                 <w:tcPr>
-                  <w:tcW w:w="1275" w:type="dxa"/>
+                  <w:tcW w:w="1915" w:type="dxa"/>
                 </w:tcPr>
                 <w:p>
                   <w:pPr>
@@ -15875,6 +15878,7 @@
           <w:p>
             <w:pPr>
               <w:bidi/>
+              <w:spacing w:before="120"/>
             </w:pPr>
             <w:r>
               <w:rPr>
@@ -17267,7 +17271,7 @@
           <w:tbl>
             <w:tblPr>
               <w:tblStyle w:val="Table"/>
-              <w:tblW w:w="3525" w:type="dxa"/>
+              <w:tblW w:w="5665" w:type="dxa"/>
               <w:jc w:val="center"/>
               <w:tblBorders>
                 <w:top w:val="single" w:sz="4" w:space="0" w:color="000000"/>
@@ -17281,10 +17285,10 @@
               <w:tblLook w:firstRow="1" w:lastRow="0" w:firstColumn="0" w:lastColumn="0" w:noHBand="0" w:noVBand="0" w:val="0020"/>
             </w:tblPr>
             <w:tblGrid>
-              <w:gridCol w:w="1275"/>
-              <w:gridCol w:w="525"/>
-              <w:gridCol w:w="450"/>
-              <w:gridCol w:w="1275"/>
+              <w:gridCol w:w="1915"/>
+              <w:gridCol w:w="965"/>
+              <w:gridCol w:w="870"/>
+              <w:gridCol w:w="1915"/>
             </w:tblGrid>
             <w:tr>
               <w:trPr>
@@ -17292,7 +17296,7 @@
               </w:trPr>
               <w:tc>
                 <w:tcPr>
-                  <w:tcW w:w="1275" w:type="dxa"/>
+                  <w:tcW w:w="1915" w:type="dxa"/>
                   <w:shd w:val="clear" w:color="auto" w:fill="E4E7ED"/>
                 </w:tcPr>
                 <w:p>
@@ -17311,7 +17315,7 @@
               </w:tc>
               <w:tc>
                 <w:tcPr>
-                  <w:tcW w:w="525" w:type="dxa"/>
+                  <w:tcW w:w="965" w:type="dxa"/>
                   <w:shd w:val="clear" w:color="auto" w:fill="E4E7ED"/>
                 </w:tcPr>
                 <w:p>
@@ -17329,7 +17333,7 @@
               </w:tc>
               <w:tc>
                 <w:tcPr>
-                  <w:tcW w:w="450" w:type="dxa"/>
+                  <w:tcW w:w="870" w:type="dxa"/>
                   <w:shd w:val="clear" w:color="auto" w:fill="E4E7ED"/>
                 </w:tcPr>
                 <w:p>
@@ -17354,7 +17358,7 @@
               </w:tc>
               <w:tc>
                 <w:tcPr>
-                  <w:tcW w:w="1275" w:type="dxa"/>
+                  <w:tcW w:w="1915" w:type="dxa"/>
                   <w:shd w:val="clear" w:color="auto" w:fill="E4E7ED"/>
                 </w:tcPr>
                 <w:p>
@@ -17375,7 +17379,7 @@
             <w:tr>
               <w:tc>
                 <w:tcPr>
-                  <w:tcW w:w="1275" w:type="dxa"/>
+                  <w:tcW w:w="1915" w:type="dxa"/>
                 </w:tcPr>
                 <w:p>
                   <w:pPr>
@@ -17392,7 +17396,7 @@
               </w:tc>
               <w:tc>
                 <w:tcPr>
-                  <w:tcW w:w="525" w:type="dxa"/>
+                  <w:tcW w:w="965" w:type="dxa"/>
                 </w:tcPr>
                 <w:p>
                   <w:pPr>
@@ -17409,7 +17413,7 @@
               </w:tc>
               <w:tc>
                 <w:tcPr>
-                  <w:tcW w:w="450" w:type="dxa"/>
+                  <w:tcW w:w="870" w:type="dxa"/>
                 </w:tcPr>
                 <w:p>
                   <w:pPr>
@@ -17429,7 +17433,7 @@
               </w:tc>
               <w:tc>
                 <w:tcPr>
-                  <w:tcW w:w="1275" w:type="dxa"/>
+                  <w:tcW w:w="1915" w:type="dxa"/>
                 </w:tcPr>
                 <w:p>
                   <w:pPr>
@@ -17448,7 +17452,7 @@
             <w:tr>
               <w:tc>
                 <w:tcPr>
-                  <w:tcW w:w="1275" w:type="dxa"/>
+                  <w:tcW w:w="1915" w:type="dxa"/>
                 </w:tcPr>
                 <w:p>
                   <w:pPr>
@@ -17472,7 +17476,7 @@
               </w:tc>
               <w:tc>
                 <w:tcPr>
-                  <w:tcW w:w="525" w:type="dxa"/>
+                  <w:tcW w:w="965" w:type="dxa"/>
                 </w:tcPr>
                 <w:p>
                   <w:pPr>
@@ -17489,7 +17493,7 @@
               </w:tc>
               <w:tc>
                 <w:tcPr>
-                  <w:tcW w:w="450" w:type="dxa"/>
+                  <w:tcW w:w="870" w:type="dxa"/>
                 </w:tcPr>
                 <w:p>
                   <w:pPr>
@@ -17509,7 +17513,7 @@
               </w:tc>
               <w:tc>
                 <w:tcPr>
-                  <w:tcW w:w="1275" w:type="dxa"/>
+                  <w:tcW w:w="1915" w:type="dxa"/>
                 </w:tcPr>
                 <w:p>
                   <w:pPr>
@@ -17531,7 +17535,7 @@
             <w:tr>
               <w:tc>
                 <w:tcPr>
-                  <w:tcW w:w="1275" w:type="dxa"/>
+                  <w:tcW w:w="1915" w:type="dxa"/>
                 </w:tcPr>
                 <w:p>
                   <w:pPr>
@@ -17549,7 +17553,7 @@
               </w:tc>
               <w:tc>
                 <w:tcPr>
-                  <w:tcW w:w="525" w:type="dxa"/>
+                  <w:tcW w:w="965" w:type="dxa"/>
                 </w:tcPr>
                 <w:p>
                   <w:pPr>
@@ -17569,7 +17573,7 @@
               </w:tc>
               <w:tc>
                 <w:tcPr>
-                  <w:tcW w:w="450" w:type="dxa"/>
+                  <w:tcW w:w="870" w:type="dxa"/>
                 </w:tcPr>
                 <w:p>
                   <w:pPr>
@@ -17589,7 +17593,7 @@
               </w:tc>
               <w:tc>
                 <w:tcPr>
-                  <w:tcW w:w="1275" w:type="dxa"/>
+                  <w:tcW w:w="1915" w:type="dxa"/>
                 </w:tcPr>
                 <w:p>
                   <w:pPr>
@@ -17609,6 +17613,7 @@
           <w:p>
             <w:pPr>
               <w:bidi/>
+              <w:spacing w:before="120"/>
             </w:pPr>
             <w:r>
               <w:rPr>
@@ -18059,7 +18064,7 @@
           <w:tbl>
             <w:tblPr>
               <w:tblStyle w:val="Table"/>
-              <w:tblW w:w="3750" w:type="dxa"/>
+              <w:tblW w:w="5950" w:type="dxa"/>
               <w:jc w:val="center"/>
               <w:tblBorders>
                 <w:top w:val="single" w:sz="4" w:space="0" w:color="000000"/>
@@ -18073,10 +18078,10 @@
               <w:tblLook w:firstRow="1" w:lastRow="0" w:firstColumn="0" w:lastColumn="0" w:noHBand="0" w:noVBand="0" w:val="0020"/>
             </w:tblPr>
             <w:tblGrid>
-              <w:gridCol w:w="1275"/>
-              <w:gridCol w:w="675"/>
-              <w:gridCol w:w="525"/>
-              <w:gridCol w:w="1275"/>
+              <w:gridCol w:w="1915"/>
+              <w:gridCol w:w="1155"/>
+              <w:gridCol w:w="965"/>
+              <w:gridCol w:w="1915"/>
             </w:tblGrid>
             <w:tr>
               <w:trPr>
@@ -18084,7 +18089,7 @@
               </w:trPr>
               <w:tc>
                 <w:tcPr>
-                  <w:tcW w:w="1275" w:type="dxa"/>
+                  <w:tcW w:w="1915" w:type="dxa"/>
                   <w:shd w:val="clear" w:color="auto" w:fill="E4E7ED"/>
                 </w:tcPr>
                 <w:p>
@@ -18103,7 +18108,7 @@
               </w:tc>
               <w:tc>
                 <w:tcPr>
-                  <w:tcW w:w="675" w:type="dxa"/>
+                  <w:tcW w:w="1155" w:type="dxa"/>
                   <w:shd w:val="clear" w:color="auto" w:fill="E4E7ED"/>
                 </w:tcPr>
                 <w:p>
@@ -18121,7 +18126,7 @@
               </w:tc>
               <w:tc>
                 <w:tcPr>
-                  <w:tcW w:w="525" w:type="dxa"/>
+                  <w:tcW w:w="965" w:type="dxa"/>
                   <w:shd w:val="clear" w:color="auto" w:fill="E4E7ED"/>
                 </w:tcPr>
                 <w:p>
@@ -18146,7 +18151,7 @@
               </w:tc>
               <w:tc>
                 <w:tcPr>
-                  <w:tcW w:w="1275" w:type="dxa"/>
+                  <w:tcW w:w="1915" w:type="dxa"/>
                   <w:shd w:val="clear" w:color="auto" w:fill="E4E7ED"/>
                 </w:tcPr>
                 <w:p>
@@ -18167,7 +18172,7 @@
             <w:tr>
               <w:tc>
                 <w:tcPr>
-                  <w:tcW w:w="1275" w:type="dxa"/>
+                  <w:tcW w:w="1915" w:type="dxa"/>
                 </w:tcPr>
                 <w:p>
                   <w:pPr>
@@ -18184,7 +18189,7 @@
               </w:tc>
               <w:tc>
                 <w:tcPr>
-                  <w:tcW w:w="675" w:type="dxa"/>
+                  <w:tcW w:w="1155" w:type="dxa"/>
                 </w:tcPr>
                 <w:p>
                   <w:pPr>
@@ -18201,7 +18206,7 @@
               </w:tc>
               <w:tc>
                 <w:tcPr>
-                  <w:tcW w:w="525" w:type="dxa"/>
+                  <w:tcW w:w="965" w:type="dxa"/>
                 </w:tcPr>
                 <w:p>
                   <w:pPr>
@@ -18218,7 +18223,7 @@
               </w:tc>
               <w:tc>
                 <w:tcPr>
-                  <w:tcW w:w="1275" w:type="dxa"/>
+                  <w:tcW w:w="1915" w:type="dxa"/>
                 </w:tcPr>
                 <w:p>
                   <w:pPr>
@@ -18237,7 +18242,7 @@
             <w:tr>
               <w:tc>
                 <w:tcPr>
-                  <w:tcW w:w="1275" w:type="dxa"/>
+                  <w:tcW w:w="1915" w:type="dxa"/>
                 </w:tcPr>
                 <w:p>
                   <w:pPr>
@@ -18261,7 +18266,7 @@
               </w:tc>
               <w:tc>
                 <w:tcPr>
-                  <w:tcW w:w="675" w:type="dxa"/>
+                  <w:tcW w:w="1155" w:type="dxa"/>
                 </w:tcPr>
                 <w:p>
                   <w:pPr>
@@ -18278,7 +18283,7 @@
               </w:tc>
               <w:tc>
                 <w:tcPr>
-                  <w:tcW w:w="525" w:type="dxa"/>
+                  <w:tcW w:w="965" w:type="dxa"/>
                 </w:tcPr>
                 <w:p>
                   <w:pPr>
@@ -18295,7 +18300,7 @@
               </w:tc>
               <w:tc>
                 <w:tcPr>
-                  <w:tcW w:w="1275" w:type="dxa"/>
+                  <w:tcW w:w="1915" w:type="dxa"/>
                 </w:tcPr>
                 <w:p>
                   <w:pPr>
@@ -18314,7 +18319,7 @@
             <w:tr>
               <w:tc>
                 <w:tcPr>
-                  <w:tcW w:w="1275" w:type="dxa"/>
+                  <w:tcW w:w="1915" w:type="dxa"/>
                 </w:tcPr>
                 <w:p>
                   <w:pPr>
@@ -18332,7 +18337,7 @@
               </w:tc>
               <w:tc>
                 <w:tcPr>
-                  <w:tcW w:w="675" w:type="dxa"/>
+                  <w:tcW w:w="1155" w:type="dxa"/>
                 </w:tcPr>
                 <w:p>
                   <w:pPr>
@@ -18349,7 +18354,7 @@
               </w:tc>
               <w:tc>
                 <w:tcPr>
-                  <w:tcW w:w="525" w:type="dxa"/>
+                  <w:tcW w:w="965" w:type="dxa"/>
                 </w:tcPr>
                 <w:p>
                   <w:pPr>
@@ -18366,7 +18371,7 @@
               </w:tc>
               <w:tc>
                 <w:tcPr>
-                  <w:tcW w:w="1275" w:type="dxa"/>
+                  <w:tcW w:w="1915" w:type="dxa"/>
                 </w:tcPr>
                 <w:p>
                   <w:pPr>
@@ -18386,6 +18391,7 @@
           <w:p>
             <w:pPr>
               <w:bidi/>
+              <w:spacing w:before="120"/>
             </w:pPr>
             <w:r>
               <w:rPr>
@@ -36869,7 +36875,7 @@
           <w:tbl>
             <w:tblPr>
               <w:tblStyle w:val="Table"/>
-              <w:tblW w:w="8475" w:type="dxa"/>
+              <w:tblW w:w="9518" w:type="dxa"/>
               <w:jc w:val="center"/>
               <w:tblBorders>
                 <w:top w:val="single" w:sz="4" w:space="0" w:color="000000"/>
@@ -36883,13 +36889,13 @@
               <w:tblLook w:firstRow="1" w:lastRow="0" w:firstColumn="0" w:lastColumn="0" w:noHBand="0" w:noVBand="0" w:val="0020"/>
             </w:tblPr>
             <w:tblGrid>
-              <w:gridCol w:w="825"/>
-              <w:gridCol w:w="1275"/>
-              <w:gridCol w:w="1275"/>
-              <w:gridCol w:w="1275"/>
-              <w:gridCol w:w="1275"/>
-              <w:gridCol w:w="1275"/>
-              <w:gridCol w:w="1275"/>
+              <w:gridCol w:w="998"/>
+              <w:gridCol w:w="1420"/>
+              <w:gridCol w:w="1420"/>
+              <w:gridCol w:w="1420"/>
+              <w:gridCol w:w="1420"/>
+              <w:gridCol w:w="1420"/>
+              <w:gridCol w:w="1420"/>
             </w:tblGrid>
             <w:tr>
               <w:trPr>
@@ -36897,7 +36903,7 @@
               </w:trPr>
               <w:tc>
                 <w:tcPr>
-                  <w:tcW w:w="825" w:type="dxa"/>
+                  <w:tcW w:w="998" w:type="dxa"/>
                   <w:shd w:val="clear" w:color="auto" w:fill="E4E7ED"/>
                 </w:tcPr>
                 <w:p>
@@ -36921,7 +36927,7 @@
               </w:tc>
               <w:tc>
                 <w:tcPr>
-                  <w:tcW w:w="1275" w:type="dxa"/>
+                  <w:tcW w:w="1420" w:type="dxa"/>
                   <w:shd w:val="clear" w:color="auto" w:fill="E4E7ED"/>
                 </w:tcPr>
                 <w:p>
@@ -36939,7 +36945,7 @@
               </w:tc>
               <w:tc>
                 <w:tcPr>
-                  <w:tcW w:w="1275" w:type="dxa"/>
+                  <w:tcW w:w="1420" w:type="dxa"/>
                   <w:shd w:val="clear" w:color="auto" w:fill="E4E7ED"/>
                 </w:tcPr>
                 <w:p>
@@ -36957,7 +36963,7 @@
               </w:tc>
               <w:tc>
                 <w:tcPr>
-                  <w:tcW w:w="1275" w:type="dxa"/>
+                  <w:tcW w:w="1420" w:type="dxa"/>
                   <w:shd w:val="clear" w:color="auto" w:fill="E4E7ED"/>
                 </w:tcPr>
                 <w:p>
@@ -36975,7 +36981,7 @@
               </w:tc>
               <w:tc>
                 <w:tcPr>
-                  <w:tcW w:w="1275" w:type="dxa"/>
+                  <w:tcW w:w="1420" w:type="dxa"/>
                   <w:shd w:val="clear" w:color="auto" w:fill="E4E7ED"/>
                 </w:tcPr>
                 <w:p>
@@ -36993,7 +36999,7 @@
               </w:tc>
               <w:tc>
                 <w:tcPr>
-                  <w:tcW w:w="1275" w:type="dxa"/>
+                  <w:tcW w:w="1420" w:type="dxa"/>
                   <w:shd w:val="clear" w:color="auto" w:fill="E4E7ED"/>
                 </w:tcPr>
                 <w:p>
@@ -37011,7 +37017,7 @@
               </w:tc>
               <w:tc>
                 <w:tcPr>
-                  <w:tcW w:w="1275" w:type="dxa"/>
+                  <w:tcW w:w="1420" w:type="dxa"/>
                   <w:shd w:val="clear" w:color="auto" w:fill="E4E7ED"/>
                 </w:tcPr>
                 <w:p>
@@ -37031,7 +37037,7 @@
             <w:tr>
               <w:tc>
                 <w:tcPr>
-                  <w:tcW w:w="825" w:type="dxa"/>
+                  <w:tcW w:w="998" w:type="dxa"/>
                 </w:tcPr>
                 <w:p>
                   <w:pPr>
@@ -37070,7 +37076,7 @@
               </w:tc>
               <w:tc>
                 <w:tcPr>
-                  <w:tcW w:w="1275" w:type="dxa"/>
+                  <w:tcW w:w="1420" w:type="dxa"/>
                 </w:tcPr>
                 <w:p>
                   <w:pPr>
@@ -37096,7 +37102,7 @@
               </w:tc>
               <w:tc>
                 <w:tcPr>
-                  <w:tcW w:w="1275" w:type="dxa"/>
+                  <w:tcW w:w="1420" w:type="dxa"/>
                 </w:tcPr>
                 <w:p>
                   <w:pPr>
@@ -37122,7 +37128,7 @@
               </w:tc>
               <w:tc>
                 <w:tcPr>
-                  <w:tcW w:w="1275" w:type="dxa"/>
+                  <w:tcW w:w="1420" w:type="dxa"/>
                 </w:tcPr>
                 <w:p>
                   <w:pPr>
@@ -37148,7 +37154,7 @@
               </w:tc>
               <w:tc>
                 <w:tcPr>
-                  <w:tcW w:w="1275" w:type="dxa"/>
+                  <w:tcW w:w="1420" w:type="dxa"/>
                 </w:tcPr>
                 <w:p>
                   <w:pPr>
@@ -37174,7 +37180,7 @@
               </w:tc>
               <w:tc>
                 <w:tcPr>
-                  <w:tcW w:w="1275" w:type="dxa"/>
+                  <w:tcW w:w="1420" w:type="dxa"/>
                 </w:tcPr>
                 <w:p>
                   <w:pPr>
@@ -37200,7 +37206,7 @@
               </w:tc>
               <w:tc>
                 <w:tcPr>
-                  <w:tcW w:w="1275" w:type="dxa"/>
+                  <w:tcW w:w="1420" w:type="dxa"/>
                 </w:tcPr>
                 <w:p>
                   <w:pPr>
@@ -37229,6 +37235,7 @@
           <w:p>
             <w:pPr>
               <w:bidi/>
+              <w:spacing w:before="120"/>
             </w:pPr>
             <w:r>
               <w:rPr>
@@ -40289,7 +40296,7 @@
           <w:tbl>
             <w:tblPr>
               <w:tblStyle w:val="Table"/>
-              <w:tblW w:w="4875" w:type="dxa"/>
+              <w:tblW w:w="7075" w:type="dxa"/>
               <w:jc w:val="center"/>
               <w:tblBorders>
                 <w:top w:val="single" w:sz="4" w:space="0" w:color="000000"/>
@@ -40303,9 +40310,9 @@
               <w:tblLook w:firstRow="1" w:lastRow="0" w:firstColumn="0" w:lastColumn="0" w:noHBand="0" w:noVBand="0" w:val="0020"/>
             </w:tblPr>
             <w:tblGrid>
-              <w:gridCol w:w="975"/>
-              <w:gridCol w:w="2475"/>
-              <w:gridCol w:w="1425"/>
+              <w:gridCol w:w="1535"/>
+              <w:gridCol w:w="3435"/>
+              <w:gridCol w:w="2105"/>
             </w:tblGrid>
             <w:tr>
               <w:trPr>
@@ -40313,7 +40320,7 @@
               </w:trPr>
               <w:tc>
                 <w:tcPr>
-                  <w:tcW w:w="975" w:type="dxa"/>
+                  <w:tcW w:w="1535" w:type="dxa"/>
                   <w:shd w:val="clear" w:color="auto" w:fill="E4E7ED"/>
                 </w:tcPr>
                 <w:p>
@@ -40346,7 +40353,7 @@
               </w:tc>
               <w:tc>
                 <w:tcPr>
-                  <w:tcW w:w="2475" w:type="dxa"/>
+                  <w:tcW w:w="3435" w:type="dxa"/>
                   <w:shd w:val="clear" w:color="auto" w:fill="E4E7ED"/>
                 </w:tcPr>
                 <w:p>
@@ -40370,7 +40377,7 @@
               </w:tc>
               <w:tc>
                 <w:tcPr>
-                  <w:tcW w:w="1425" w:type="dxa"/>
+                  <w:tcW w:w="2105" w:type="dxa"/>
                   <w:shd w:val="clear" w:color="auto" w:fill="E4E7ED"/>
                 </w:tcPr>
                 <w:p>
@@ -40390,7 +40397,7 @@
             <w:tr>
               <w:tc>
                 <w:tcPr>
-                  <w:tcW w:w="975" w:type="dxa"/>
+                  <w:tcW w:w="1535" w:type="dxa"/>
                 </w:tcPr>
                 <w:p>
                   <w:pPr>
@@ -40438,7 +40445,7 @@
               </w:tc>
               <w:tc>
                 <w:tcPr>
-                  <w:tcW w:w="2475" w:type="dxa"/>
+                  <w:tcW w:w="3435" w:type="dxa"/>
                 </w:tcPr>
                 <w:p>
                   <w:pPr>
@@ -40561,7 +40568,7 @@
               </w:tc>
               <w:tc>
                 <w:tcPr>
-                  <w:tcW w:w="1425" w:type="dxa"/>
+                  <w:tcW w:w="2105" w:type="dxa"/>
                 </w:tcPr>
                 <w:p>
                   <w:pPr>
@@ -40637,6 +40644,7 @@
           <w:p>
             <w:pPr>
               <w:bidi/>
+              <w:spacing w:before="120"/>
             </w:pPr>
             <m:oMathPara>
               <m:oMathParaPr>
@@ -41945,7 +41953,7 @@
           <w:tbl>
             <w:tblPr>
               <w:tblStyle w:val="Table"/>
-              <w:tblW w:w="5175" w:type="dxa"/>
+              <w:tblW w:w="8055" w:type="dxa"/>
               <w:jc w:val="center"/>
               <w:tblBorders>
                 <w:top w:val="single" w:sz="4" w:space="0" w:color="000000"/>
@@ -41959,11 +41967,11 @@
               <w:tblLook w:firstRow="1" w:lastRow="0" w:firstColumn="0" w:lastColumn="0" w:noHBand="0" w:noVBand="0" w:val="0020"/>
             </w:tblPr>
             <w:tblGrid>
-              <w:gridCol w:w="525"/>
-              <w:gridCol w:w="1125"/>
-              <w:gridCol w:w="1125"/>
-              <w:gridCol w:w="1125"/>
-              <w:gridCol w:w="1275"/>
+              <w:gridCol w:w="965"/>
+              <w:gridCol w:w="1725"/>
+              <w:gridCol w:w="1725"/>
+              <w:gridCol w:w="1725"/>
+              <w:gridCol w:w="1915"/>
             </w:tblGrid>
             <w:tr>
               <w:trPr>
@@ -41971,7 +41979,7 @@
               </w:trPr>
               <w:tc>
                 <w:tcPr>
-                  <w:tcW w:w="525" w:type="dxa"/>
+                  <w:tcW w:w="965" w:type="dxa"/>
                   <w:shd w:val="clear" w:color="auto" w:fill="E4E7ED"/>
                 </w:tcPr>
                 <w:p>
@@ -41995,7 +42003,7 @@
               </w:tc>
               <w:tc>
                 <w:tcPr>
-                  <w:tcW w:w="1125" w:type="dxa"/>
+                  <w:tcW w:w="1725" w:type="dxa"/>
                   <w:shd w:val="clear" w:color="auto" w:fill="E4E7ED"/>
                 </w:tcPr>
                 <w:p>
@@ -42013,7 +42021,7 @@
               </w:tc>
               <w:tc>
                 <w:tcPr>
-                  <w:tcW w:w="1125" w:type="dxa"/>
+                  <w:tcW w:w="1725" w:type="dxa"/>
                   <w:shd w:val="clear" w:color="auto" w:fill="E4E7ED"/>
                 </w:tcPr>
                 <w:p>
@@ -42031,7 +42039,7 @@
               </w:tc>
               <w:tc>
                 <w:tcPr>
-                  <w:tcW w:w="1125" w:type="dxa"/>
+                  <w:tcW w:w="1725" w:type="dxa"/>
                   <w:shd w:val="clear" w:color="auto" w:fill="E4E7ED"/>
                 </w:tcPr>
                 <w:p>
@@ -42049,7 +42057,7 @@
               </w:tc>
               <w:tc>
                 <w:tcPr>
-                  <w:tcW w:w="1275" w:type="dxa"/>
+                  <w:tcW w:w="1915" w:type="dxa"/>
                   <w:shd w:val="clear" w:color="auto" w:fill="E4E7ED"/>
                 </w:tcPr>
                 <w:p>
@@ -42069,7 +42077,7 @@
             <w:tr>
               <w:tc>
                 <w:tcPr>
-                  <w:tcW w:w="525" w:type="dxa"/>
+                  <w:tcW w:w="965" w:type="dxa"/>
                 </w:tcPr>
                 <w:p>
                   <w:pPr>
@@ -42099,7 +42107,7 @@
               </w:tc>
               <w:tc>
                 <w:tcPr>
-                  <w:tcW w:w="1125" w:type="dxa"/>
+                  <w:tcW w:w="1725" w:type="dxa"/>
                 </w:tcPr>
                 <w:p>
                   <w:pPr>
@@ -42149,7 +42157,7 @@
               </w:tc>
               <w:tc>
                 <w:tcPr>
-                  <w:tcW w:w="1125" w:type="dxa"/>
+                  <w:tcW w:w="1725" w:type="dxa"/>
                 </w:tcPr>
                 <w:p>
                   <w:pPr>
@@ -42199,7 +42207,7 @@
               </w:tc>
               <w:tc>
                 <w:tcPr>
-                  <w:tcW w:w="1125" w:type="dxa"/>
+                  <w:tcW w:w="1725" w:type="dxa"/>
                 </w:tcPr>
                 <w:p>
                   <w:pPr>
@@ -42249,7 +42257,7 @@
               </w:tc>
               <w:tc>
                 <w:tcPr>
-                  <w:tcW w:w="1275" w:type="dxa"/>
+                  <w:tcW w:w="1915" w:type="dxa"/>
                 </w:tcPr>
                 <w:p>
                   <w:pPr>
@@ -42302,6 +42310,7 @@
           <w:p>
             <w:pPr>
               <w:bidi/>
+              <w:spacing w:before="120"/>
             </w:pPr>
             <w:r>
               <w:rPr>
@@ -47375,7 +47384,7 @@
           <w:tbl>
             <w:tblPr>
               <w:tblStyle w:val="Table"/>
-              <w:tblW w:w="5475" w:type="dxa"/>
+              <w:tblW w:w="9035" w:type="dxa"/>
               <w:jc w:val="center"/>
               <w:tblBorders>
                 <w:top w:val="single" w:sz="4" w:space="0" w:color="000000"/>
@@ -47389,13 +47398,13 @@
               <w:tblLook w:firstRow="1" w:lastRow="0" w:firstColumn="0" w:lastColumn="0" w:noHBand="0" w:noVBand="0" w:val="0020"/>
             </w:tblPr>
             <w:tblGrid>
-              <w:gridCol w:w="825"/>
-              <w:gridCol w:w="675"/>
-              <w:gridCol w:w="675"/>
-              <w:gridCol w:w="675"/>
-              <w:gridCol w:w="675"/>
-              <w:gridCol w:w="675"/>
-              <w:gridCol w:w="1275"/>
+              <w:gridCol w:w="1345"/>
+              <w:gridCol w:w="1155"/>
+              <w:gridCol w:w="1155"/>
+              <w:gridCol w:w="1155"/>
+              <w:gridCol w:w="1155"/>
+              <w:gridCol w:w="1155"/>
+              <w:gridCol w:w="1915"/>
             </w:tblGrid>
             <w:tr>
               <w:trPr>
@@ -47403,7 +47412,7 @@
               </w:trPr>
               <w:tc>
                 <w:tcPr>
-                  <w:tcW w:w="825" w:type="dxa"/>
+                  <w:tcW w:w="1345" w:type="dxa"/>
                   <w:shd w:val="clear" w:color="auto" w:fill="E4E7ED"/>
                 </w:tcPr>
                 <w:p>
@@ -47427,7 +47436,7 @@
               </w:tc>
               <w:tc>
                 <w:tcPr>
-                  <w:tcW w:w="675" w:type="dxa"/>
+                  <w:tcW w:w="1155" w:type="dxa"/>
                   <w:shd w:val="clear" w:color="auto" w:fill="E4E7ED"/>
                 </w:tcPr>
                 <w:p>
@@ -47445,7 +47454,7 @@
               </w:tc>
               <w:tc>
                 <w:tcPr>
-                  <w:tcW w:w="675" w:type="dxa"/>
+                  <w:tcW w:w="1155" w:type="dxa"/>
                   <w:shd w:val="clear" w:color="auto" w:fill="E4E7ED"/>
                 </w:tcPr>
                 <w:p>
@@ -47463,7 +47472,7 @@
               </w:tc>
               <w:tc>
                 <w:tcPr>
-                  <w:tcW w:w="675" w:type="dxa"/>
+                  <w:tcW w:w="1155" w:type="dxa"/>
                   <w:shd w:val="clear" w:color="auto" w:fill="E4E7ED"/>
                 </w:tcPr>
                 <w:p>
@@ -47481,7 +47490,7 @@
               </w:tc>
               <w:tc>
                 <w:tcPr>
-                  <w:tcW w:w="675" w:type="dxa"/>
+                  <w:tcW w:w="1155" w:type="dxa"/>
                   <w:shd w:val="clear" w:color="auto" w:fill="E4E7ED"/>
                 </w:tcPr>
                 <w:p>
@@ -47499,7 +47508,7 @@
               </w:tc>
               <w:tc>
                 <w:tcPr>
-                  <w:tcW w:w="675" w:type="dxa"/>
+                  <w:tcW w:w="1155" w:type="dxa"/>
                   <w:shd w:val="clear" w:color="auto" w:fill="E4E7ED"/>
                 </w:tcPr>
                 <w:p>
@@ -47517,7 +47526,7 @@
               </w:tc>
               <w:tc>
                 <w:tcPr>
-                  <w:tcW w:w="1275" w:type="dxa"/>
+                  <w:tcW w:w="1915" w:type="dxa"/>
                   <w:shd w:val="clear" w:color="auto" w:fill="E4E7ED"/>
                 </w:tcPr>
                 <w:p>
@@ -47538,7 +47547,7 @@
             <w:tr>
               <w:tc>
                 <w:tcPr>
-                  <w:tcW w:w="825" w:type="dxa"/>
+                  <w:tcW w:w="1345" w:type="dxa"/>
                 </w:tcPr>
                 <w:p>
                   <w:pPr>
@@ -47577,7 +47586,7 @@
               </w:tc>
               <w:tc>
                 <w:tcPr>
-                  <w:tcW w:w="675" w:type="dxa"/>
+                  <w:tcW w:w="1155" w:type="dxa"/>
                 </w:tcPr>
                 <w:p>
                   <w:pPr>
@@ -47606,7 +47615,7 @@
               </w:tc>
               <w:tc>
                 <w:tcPr>
-                  <w:tcW w:w="675" w:type="dxa"/>
+                  <w:tcW w:w="1155" w:type="dxa"/>
                 </w:tcPr>
                 <w:p>
                   <w:pPr>
@@ -47635,7 +47644,7 @@
               </w:tc>
               <w:tc>
                 <w:tcPr>
-                  <w:tcW w:w="675" w:type="dxa"/>
+                  <w:tcW w:w="1155" w:type="dxa"/>
                 </w:tcPr>
                 <w:p>
                   <w:pPr>
@@ -47664,7 +47673,7 @@
               </w:tc>
               <w:tc>
                 <w:tcPr>
-                  <w:tcW w:w="675" w:type="dxa"/>
+                  <w:tcW w:w="1155" w:type="dxa"/>
                 </w:tcPr>
                 <w:p>
                   <w:pPr>
@@ -47693,7 +47702,7 @@
               </w:tc>
               <w:tc>
                 <w:tcPr>
-                  <w:tcW w:w="675" w:type="dxa"/>
+                  <w:tcW w:w="1155" w:type="dxa"/>
                 </w:tcPr>
                 <w:p>
                   <w:pPr>
@@ -47722,7 +47731,7 @@
               </w:tc>
               <w:tc>
                 <w:tcPr>
-                  <w:tcW w:w="1275" w:type="dxa"/>
+                  <w:tcW w:w="1915" w:type="dxa"/>
                 </w:tcPr>
                 <w:p>
                   <w:pPr>
@@ -47742,6 +47751,7 @@
           <w:p>
             <w:pPr>
               <w:bidi/>
+              <w:spacing w:before="120"/>
             </w:pPr>
             <m:oMathPara>
               <m:oMathParaPr>

--- a/documents/probabilites/tamarin_proba_3as.docx
+++ b/documents/probabilites/tamarin_proba_3as.docx
@@ -17286,8 +17286,8 @@
             </w:tblPr>
             <w:tblGrid>
               <w:gridCol w:w="1915"/>
+              <w:gridCol w:w="870"/>
               <w:gridCol w:w="965"/>
-              <w:gridCol w:w="870"/>
               <w:gridCol w:w="1915"/>
             </w:tblGrid>
             <w:tr>
@@ -17309,26 +17309,8 @@
                     <w:rPr>
                       <w:rtl/>
                     </w:rPr>
-                    <w:t xml:space="preserve"/>
+                    <w:t xml:space="preserve">المجموع</w:t>
                   </w:r>
-                </w:p>
-              </w:tc>
-              <w:tc>
-                <w:tcPr>
-                  <w:tcW w:w="965" w:type="dxa"/>
-                  <w:shd w:val="clear" w:color="auto" w:fill="E4E7ED"/>
-                </w:tcPr>
-                <w:p>
-                  <w:pPr>
-                    <w:pStyle w:val="Compact"/>
-                    <w:bidi/>
-                    <w:jc w:val="center"/>
-                  </w:pPr>
-                  <m:oMath>
-                    <m:r>
-                      <m:t>S</m:t>
-                    </m:r>
-                  </m:oMath>
                 </w:p>
               </w:tc>
               <w:tc>
@@ -17358,6 +17340,24 @@
               </w:tc>
               <w:tc>
                 <w:tcPr>
+                  <w:tcW w:w="965" w:type="dxa"/>
+                  <w:shd w:val="clear" w:color="auto" w:fill="E4E7ED"/>
+                </w:tcPr>
+                <w:p>
+                  <w:pPr>
+                    <w:pStyle w:val="Compact"/>
+                    <w:bidi/>
+                    <w:jc w:val="center"/>
+                  </w:pPr>
+                  <m:oMath>
+                    <m:r>
+                      <m:t>S</m:t>
+                    </m:r>
+                  </m:oMath>
+                </w:p>
+              </w:tc>
+              <w:tc>
+                <w:tcPr>
                   <w:tcW w:w="1915" w:type="dxa"/>
                   <w:shd w:val="clear" w:color="auto" w:fill="E4E7ED"/>
                 </w:tcPr>
@@ -17367,12 +17367,6 @@
                     <w:bidi/>
                     <w:jc w:val="center"/>
                   </w:pPr>
-                  <w:r>
-                    <w:rPr>
-                      <w:rtl/>
-                    </w:rPr>
-                    <w:t xml:space="preserve">المجموع</w:t>
-                  </w:r>
                 </w:p>
               </w:tc>
             </w:tr>
@@ -17389,7 +17383,27 @@
                   </w:pPr>
                   <m:oMath>
                     <m:r>
-                      <m:t>F</m:t>
+                      <m:t>120</m:t>
+                    </m:r>
+                  </m:oMath>
+                </w:p>
+              </w:tc>
+              <w:tc>
+                <w:tcPr>
+                  <w:tcW w:w="870" w:type="dxa"/>
+                </w:tcPr>
+                <w:p>
+                  <w:pPr>
+                    <w:pStyle w:val="Compact"/>
+                    <w:bidi/>
+                    <w:jc w:val="center"/>
+                  </w:pPr>
+                  <m:oMath>
+                    <m:r>
+                      <m:rPr>
+                        <m:sty m:val="p"/>
+                      </m:rPr>
+                      <m:t>…</m:t>
                     </m:r>
                   </m:oMath>
                 </w:p>
@@ -17413,7 +17427,7 @@
               </w:tc>
               <w:tc>
                 <w:tcPr>
-                  <w:tcW w:w="870" w:type="dxa"/>
+                  <w:tcW w:w="1915" w:type="dxa"/>
                 </w:tcPr>
                 <w:p>
                   <w:pPr>
@@ -17423,14 +17437,13 @@
                   </w:pPr>
                   <m:oMath>
                     <m:r>
-                      <m:rPr>
-                        <m:sty m:val="p"/>
-                      </m:rPr>
-                      <m:t>…</m:t>
+                      <m:t>F</m:t>
                     </m:r>
                   </m:oMath>
                 </w:p>
               </w:tc>
+            </w:tr>
+            <w:tr>
               <w:tc>
                 <w:tcPr>
                   <w:tcW w:w="1915" w:type="dxa"/>
@@ -17443,13 +17456,51 @@
                   </w:pPr>
                   <m:oMath>
                     <m:r>
-                      <m:t>120</m:t>
+                      <m:rPr>
+                        <m:sty m:val="p"/>
+                      </m:rPr>
+                      <m:t>…</m:t>
                     </m:r>
                   </m:oMath>
                 </w:p>
               </w:tc>
-            </w:tr>
-            <w:tr>
+              <w:tc>
+                <w:tcPr>
+                  <w:tcW w:w="870" w:type="dxa"/>
+                </w:tcPr>
+                <w:p>
+                  <w:pPr>
+                    <w:pStyle w:val="Compact"/>
+                    <w:bidi/>
+                    <w:jc w:val="center"/>
+                  </w:pPr>
+                  <m:oMath>
+                    <m:r>
+                      <m:rPr>
+                        <m:sty m:val="p"/>
+                      </m:rPr>
+                      <m:t>…</m:t>
+                    </m:r>
+                  </m:oMath>
+                </w:p>
+              </w:tc>
+              <w:tc>
+                <w:tcPr>
+                  <w:tcW w:w="965" w:type="dxa"/>
+                </w:tcPr>
+                <w:p>
+                  <w:pPr>
+                    <w:pStyle w:val="Compact"/>
+                    <w:bidi/>
+                    <w:jc w:val="center"/>
+                  </w:pPr>
+                  <m:oMath>
+                    <m:r>
+                      <m:t>50</m:t>
+                    </m:r>
+                  </m:oMath>
+                </w:p>
+              </w:tc>
               <w:tc>
                 <w:tcPr>
                   <w:tcW w:w="1915" w:type="dxa"/>
@@ -17474,9 +17525,11 @@
                   </m:oMath>
                 </w:p>
               </w:tc>
+            </w:tr>
+            <w:tr>
               <w:tc>
                 <w:tcPr>
-                  <w:tcW w:w="965" w:type="dxa"/>
+                  <w:tcW w:w="1915" w:type="dxa"/>
                 </w:tcPr>
                 <w:p>
                   <w:pPr>
@@ -17486,7 +17539,7 @@
                   </w:pPr>
                   <m:oMath>
                     <m:r>
-                      <m:t>50</m:t>
+                      <m:t>200</m:t>
                     </m:r>
                   </m:oMath>
                 </w:p>
@@ -17513,7 +17566,7 @@
               </w:tc>
               <w:tc>
                 <w:tcPr>
-                  <w:tcW w:w="1915" w:type="dxa"/>
+                  <w:tcW w:w="965" w:type="dxa"/>
                 </w:tcPr>
                 <w:p>
                   <w:pPr>
@@ -17531,8 +17584,6 @@
                   </m:oMath>
                 </w:p>
               </w:tc>
-            </w:tr>
-            <w:tr>
               <w:tc>
                 <w:tcPr>
                   <w:tcW w:w="1915" w:type="dxa"/>
@@ -17549,63 +17600,6 @@
                     </w:rPr>
                     <w:t xml:space="preserve">المجموع</w:t>
                   </w:r>
-                </w:p>
-              </w:tc>
-              <w:tc>
-                <w:tcPr>
-                  <w:tcW w:w="965" w:type="dxa"/>
-                </w:tcPr>
-                <w:p>
-                  <w:pPr>
-                    <w:pStyle w:val="Compact"/>
-                    <w:bidi/>
-                    <w:jc w:val="center"/>
-                  </w:pPr>
-                  <m:oMath>
-                    <m:r>
-                      <m:rPr>
-                        <m:sty m:val="p"/>
-                      </m:rPr>
-                      <m:t>…</m:t>
-                    </m:r>
-                  </m:oMath>
-                </w:p>
-              </w:tc>
-              <w:tc>
-                <w:tcPr>
-                  <w:tcW w:w="870" w:type="dxa"/>
-                </w:tcPr>
-                <w:p>
-                  <w:pPr>
-                    <w:pStyle w:val="Compact"/>
-                    <w:bidi/>
-                    <w:jc w:val="center"/>
-                  </w:pPr>
-                  <m:oMath>
-                    <m:r>
-                      <m:rPr>
-                        <m:sty m:val="p"/>
-                      </m:rPr>
-                      <m:t>…</m:t>
-                    </m:r>
-                  </m:oMath>
-                </w:p>
-              </w:tc>
-              <w:tc>
-                <w:tcPr>
-                  <w:tcW w:w="1915" w:type="dxa"/>
-                </w:tcPr>
-                <w:p>
-                  <w:pPr>
-                    <w:pStyle w:val="Compact"/>
-                    <w:bidi/>
-                    <w:jc w:val="center"/>
-                  </w:pPr>
-                  <m:oMath>
-                    <m:r>
-                      <m:t>200</m:t>
-                    </m:r>
-                  </m:oMath>
                 </w:p>
               </w:tc>
             </w:tr>
@@ -18079,8 +18073,8 @@
             </w:tblPr>
             <w:tblGrid>
               <w:gridCol w:w="1915"/>
+              <w:gridCol w:w="965"/>
               <w:gridCol w:w="1155"/>
-              <w:gridCol w:w="965"/>
               <w:gridCol w:w="1915"/>
             </w:tblGrid>
             <w:tr>
@@ -18102,26 +18096,8 @@
                     <w:rPr>
                       <w:rtl/>
                     </w:rPr>
-                    <w:t xml:space="preserve"/>
+                    <w:t xml:space="preserve">المجموع</w:t>
                   </w:r>
-                </w:p>
-              </w:tc>
-              <w:tc>
-                <w:tcPr>
-                  <w:tcW w:w="1155" w:type="dxa"/>
-                  <w:shd w:val="clear" w:color="auto" w:fill="E4E7ED"/>
-                </w:tcPr>
-                <w:p>
-                  <w:pPr>
-                    <w:pStyle w:val="Compact"/>
-                    <w:bidi/>
-                    <w:jc w:val="center"/>
-                  </w:pPr>
-                  <m:oMath>
-                    <m:r>
-                      <m:t>S</m:t>
-                    </m:r>
-                  </m:oMath>
                 </w:p>
               </w:tc>
               <w:tc>
@@ -18151,6 +18127,24 @@
               </w:tc>
               <w:tc>
                 <w:tcPr>
+                  <w:tcW w:w="1155" w:type="dxa"/>
+                  <w:shd w:val="clear" w:color="auto" w:fill="E4E7ED"/>
+                </w:tcPr>
+                <w:p>
+                  <w:pPr>
+                    <w:pStyle w:val="Compact"/>
+                    <w:bidi/>
+                    <w:jc w:val="center"/>
+                  </w:pPr>
+                  <m:oMath>
+                    <m:r>
+                      <m:t>S</m:t>
+                    </m:r>
+                  </m:oMath>
+                </w:p>
+              </w:tc>
+              <w:tc>
+                <w:tcPr>
                   <w:tcW w:w="1915" w:type="dxa"/>
                   <w:shd w:val="clear" w:color="auto" w:fill="E4E7ED"/>
                 </w:tcPr>
@@ -18160,12 +18154,6 @@
                     <w:bidi/>
                     <w:jc w:val="center"/>
                   </w:pPr>
-                  <w:r>
-                    <w:rPr>
-                      <w:rtl/>
-                    </w:rPr>
-                    <w:t xml:space="preserve">المجموع</w:t>
-                  </w:r>
                 </w:p>
               </w:tc>
             </w:tr>
@@ -18182,7 +18170,24 @@
                   </w:pPr>
                   <m:oMath>
                     <m:r>
-                      <m:t>F</m:t>
+                      <m:t>120</m:t>
+                    </m:r>
+                  </m:oMath>
+                </w:p>
+              </w:tc>
+              <w:tc>
+                <w:tcPr>
+                  <w:tcW w:w="965" w:type="dxa"/>
+                </w:tcPr>
+                <w:p>
+                  <w:pPr>
+                    <w:pStyle w:val="Compact"/>
+                    <w:bidi/>
+                    <w:jc w:val="center"/>
+                  </w:pPr>
+                  <m:oMath>
+                    <m:r>
+                      <m:t>30</m:t>
                     </m:r>
                   </m:oMath>
                 </w:p>
@@ -18206,7 +18211,7 @@
               </w:tc>
               <w:tc>
                 <w:tcPr>
-                  <w:tcW w:w="965" w:type="dxa"/>
+                  <w:tcW w:w="1915" w:type="dxa"/>
                 </w:tcPr>
                 <w:p>
                   <w:pPr>
@@ -18216,11 +18221,13 @@
                   </w:pPr>
                   <m:oMath>
                     <m:r>
-                      <m:t>30</m:t>
+                      <m:t>F</m:t>
                     </m:r>
                   </m:oMath>
                 </w:p>
               </w:tc>
+            </w:tr>
+            <w:tr>
               <w:tc>
                 <w:tcPr>
                   <w:tcW w:w="1915" w:type="dxa"/>
@@ -18233,13 +18240,45 @@
                   </w:pPr>
                   <m:oMath>
                     <m:r>
-                      <m:t>120</m:t>
+                      <m:t>80</m:t>
                     </m:r>
                   </m:oMath>
                 </w:p>
               </w:tc>
-            </w:tr>
-            <w:tr>
+              <w:tc>
+                <w:tcPr>
+                  <w:tcW w:w="965" w:type="dxa"/>
+                </w:tcPr>
+                <w:p>
+                  <w:pPr>
+                    <w:pStyle w:val="Compact"/>
+                    <w:bidi/>
+                    <w:jc w:val="center"/>
+                  </w:pPr>
+                  <m:oMath>
+                    <m:r>
+                      <m:t>30</m:t>
+                    </m:r>
+                  </m:oMath>
+                </w:p>
+              </w:tc>
+              <w:tc>
+                <w:tcPr>
+                  <w:tcW w:w="1155" w:type="dxa"/>
+                </w:tcPr>
+                <w:p>
+                  <w:pPr>
+                    <w:pStyle w:val="Compact"/>
+                    <w:bidi/>
+                    <w:jc w:val="center"/>
+                  </w:pPr>
+                  <m:oMath>
+                    <m:r>
+                      <m:t>50</m:t>
+                    </m:r>
+                  </m:oMath>
+                </w:p>
+              </w:tc>
               <w:tc>
                 <w:tcPr>
                   <w:tcW w:w="1915" w:type="dxa"/>
@@ -18264,9 +18303,11 @@
                   </m:oMath>
                 </w:p>
               </w:tc>
+            </w:tr>
+            <w:tr>
               <w:tc>
                 <w:tcPr>
-                  <w:tcW w:w="1155" w:type="dxa"/>
+                  <w:tcW w:w="1915" w:type="dxa"/>
                 </w:tcPr>
                 <w:p>
                   <w:pPr>
@@ -18276,7 +18317,7 @@
                   </w:pPr>
                   <m:oMath>
                     <m:r>
-                      <m:t>50</m:t>
+                      <m:t>200</m:t>
                     </m:r>
                   </m:oMath>
                 </w:p>
@@ -18293,14 +18334,14 @@
                   </w:pPr>
                   <m:oMath>
                     <m:r>
-                      <m:t>30</m:t>
+                      <m:t>60</m:t>
                     </m:r>
                   </m:oMath>
                 </w:p>
               </w:tc>
               <w:tc>
                 <w:tcPr>
-                  <w:tcW w:w="1915" w:type="dxa"/>
+                  <w:tcW w:w="1155" w:type="dxa"/>
                 </w:tcPr>
                 <w:p>
                   <w:pPr>
@@ -18310,13 +18351,11 @@
                   </w:pPr>
                   <m:oMath>
                     <m:r>
-                      <m:t>80</m:t>
+                      <m:t>140</m:t>
                     </m:r>
                   </m:oMath>
                 </w:p>
               </w:tc>
-            </w:tr>
-            <w:tr>
               <w:tc>
                 <w:tcPr>
                   <w:tcW w:w="1915" w:type="dxa"/>
@@ -18333,57 +18372,6 @@
                     </w:rPr>
                     <w:t xml:space="preserve">المجموع</w:t>
                   </w:r>
-                </w:p>
-              </w:tc>
-              <w:tc>
-                <w:tcPr>
-                  <w:tcW w:w="1155" w:type="dxa"/>
-                </w:tcPr>
-                <w:p>
-                  <w:pPr>
-                    <w:pStyle w:val="Compact"/>
-                    <w:bidi/>
-                    <w:jc w:val="center"/>
-                  </w:pPr>
-                  <m:oMath>
-                    <m:r>
-                      <m:t>140</m:t>
-                    </m:r>
-                  </m:oMath>
-                </w:p>
-              </w:tc>
-              <w:tc>
-                <w:tcPr>
-                  <w:tcW w:w="965" w:type="dxa"/>
-                </w:tcPr>
-                <w:p>
-                  <w:pPr>
-                    <w:pStyle w:val="Compact"/>
-                    <w:bidi/>
-                    <w:jc w:val="center"/>
-                  </w:pPr>
-                  <m:oMath>
-                    <m:r>
-                      <m:t>60</m:t>
-                    </m:r>
-                  </m:oMath>
-                </w:p>
-              </w:tc>
-              <w:tc>
-                <w:tcPr>
-                  <w:tcW w:w="1915" w:type="dxa"/>
-                </w:tcPr>
-                <w:p>
-                  <w:pPr>
-                    <w:pStyle w:val="Compact"/>
-                    <w:bidi/>
-                    <w:jc w:val="center"/>
-                  </w:pPr>
-                  <m:oMath>
-                    <m:r>
-                      <m:t>200</m:t>
-                    </m:r>
-                  </m:oMath>
                 </w:p>
               </w:tc>
             </w:tr>

--- a/documents/probabilites/tamarin_proba_3as.docx
+++ b/documents/probabilites/tamarin_proba_3as.docx
@@ -523,6 +523,9 @@
               <w:jc w:val="center"/>
             </w:pPr>
             <m:oMath>
+              <m:r>
+                <m:t>​</m:t>
+              </m:r>
               <m:r>
                 <m:t>10</m:t>
               </m:r>
@@ -4459,6 +4462,9 @@
             </w:pPr>
             <m:oMath>
               <m:r>
+                <m:t>​</m:t>
+              </m:r>
+              <m:r>
                 <m:t>P</m:t>
               </m:r>
               <m:d>
@@ -4566,6 +4572,9 @@
               <w:t xml:space="preserve"> إذن </w:t>
             </w:r>
             <m:oMath>
+              <m:r>
+                <m:t>​</m:t>
+              </m:r>
               <m:r>
                 <m:t>P</m:t>
               </m:r>
@@ -8445,12 +8454,174 @@
             <w:pPr>
               <w:bidi/>
             </w:pPr>
-            <w:r>
-              <w:rPr>
-                <w:rtl/>
-              </w:rPr>
-              <w:t xml:space="preserve">‎$$\ensuremath{\boxed{P_{\rm I}(E)=P_{\rm II}(E)=\frac 25}}\qquad\ensuremath{\boxed{P_{\rm III}(E)=\frac{13}{25}}}$$</w:t>
-            </w:r>
+            <m:oMathPara>
+              <m:oMathParaPr>
+                <m:jc m:val="center"/>
+              </m:oMathParaPr>
+              <m:oMath>
+                <m:borderBox>
+                  <m:e>
+                    <m:sSub>
+                      <m:e>
+                        <m:r>
+                          <m:t>P</m:t>
+                        </m:r>
+                      </m:e>
+                      <m:sub>
+                        <m:r>
+                          <m:rPr>
+                            <m:sty m:val="p"/>
+                          </m:rPr>
+                          <m:t>I</m:t>
+                        </m:r>
+                      </m:sub>
+                    </m:sSub>
+                    <m:d>
+                      <m:dPr>
+                        <m:begChr m:val="("/>
+                        <m:endChr m:val=")"/>
+                        <m:sepChr m:val=""/>
+                        <m:grow/>
+                      </m:dPr>
+                      <m:e>
+                        <m:r>
+                          <m:t>E</m:t>
+                        </m:r>
+                      </m:e>
+                    </m:d>
+                    <m:r>
+                      <m:rPr>
+                        <m:sty m:val="p"/>
+                      </m:rPr>
+                      <m:t>=</m:t>
+                    </m:r>
+                    <m:sSub>
+                      <m:e>
+                        <m:r>
+                          <m:t>P</m:t>
+                        </m:r>
+                      </m:e>
+                      <m:sub>
+                        <m:r>
+                          <m:rPr>
+                            <m:sty m:val="p"/>
+                          </m:rPr>
+                          <m:t>I</m:t>
+                        </m:r>
+                        <m:r>
+                          <m:rPr>
+                            <m:sty m:val="p"/>
+                          </m:rPr>
+                          <m:t>I</m:t>
+                        </m:r>
+                      </m:sub>
+                    </m:sSub>
+                    <m:d>
+                      <m:dPr>
+                        <m:begChr m:val="("/>
+                        <m:endChr m:val=")"/>
+                        <m:sepChr m:val=""/>
+                        <m:grow/>
+                      </m:dPr>
+                      <m:e>
+                        <m:r>
+                          <m:t>E</m:t>
+                        </m:r>
+                      </m:e>
+                    </m:d>
+                    <m:r>
+                      <m:rPr>
+                        <m:sty m:val="p"/>
+                      </m:rPr>
+                      <m:t>=</m:t>
+                    </m:r>
+                    <m:f>
+                      <m:fPr>
+                        <m:type m:val="bar"/>
+                      </m:fPr>
+                      <m:num>
+                        <m:r>
+                          <m:t>2</m:t>
+                        </m:r>
+                      </m:num>
+                      <m:den>
+                        <m:r>
+                          <m:t>5</m:t>
+                        </m:r>
+                      </m:den>
+                    </m:f>
+                  </m:e>
+                </m:borderBox>
+                <m:r>
+                  <m:t>  </m:t>
+                </m:r>
+                <m:borderBox>
+                  <m:e>
+                    <m:sSub>
+                      <m:e>
+                        <m:r>
+                          <m:t>P</m:t>
+                        </m:r>
+                      </m:e>
+                      <m:sub>
+                        <m:r>
+                          <m:rPr>
+                            <m:sty m:val="p"/>
+                          </m:rPr>
+                          <m:t>I</m:t>
+                        </m:r>
+                        <m:r>
+                          <m:rPr>
+                            <m:sty m:val="p"/>
+                          </m:rPr>
+                          <m:t>I</m:t>
+                        </m:r>
+                        <m:r>
+                          <m:rPr>
+                            <m:sty m:val="p"/>
+                          </m:rPr>
+                          <m:t>I</m:t>
+                        </m:r>
+                      </m:sub>
+                    </m:sSub>
+                    <m:d>
+                      <m:dPr>
+                        <m:begChr m:val="("/>
+                        <m:endChr m:val=")"/>
+                        <m:sepChr m:val=""/>
+                        <m:grow/>
+                      </m:dPr>
+                      <m:e>
+                        <m:r>
+                          <m:t>E</m:t>
+                        </m:r>
+                      </m:e>
+                    </m:d>
+                    <m:r>
+                      <m:rPr>
+                        <m:sty m:val="p"/>
+                      </m:rPr>
+                      <m:t>=</m:t>
+                    </m:r>
+                    <m:f>
+                      <m:fPr>
+                        <m:type m:val="bar"/>
+                      </m:fPr>
+                      <m:num>
+                        <m:r>
+                          <m:t>13</m:t>
+                        </m:r>
+                      </m:num>
+                      <m:den>
+                        <m:r>
+                          <m:t>25</m:t>
+                        </m:r>
+                      </m:den>
+                    </m:f>
+                  </m:e>
+                </m:borderBox>
+              </m:oMath>
+            </m:oMathPara>
           </w:p>
           <w:p>
             <w:pPr>

--- a/documents/probabilites/tamarin_proba_3as.docx
+++ b/documents/probabilites/tamarin_proba_3as.docx
@@ -17294,7 +17294,7 @@
       </w:pPr>
     </w:p>
     <w:bookmarkEnd w:id="22"/>
-    <w:bookmarkStart w:id="23" w:name="الاحتمال-الشرطي-وشجرة-الاحتمالات"/>
+    <w:bookmarkStart w:id="23" w:name="Xf34837021cdd771ffcd6d398c1c28e395d8c633"/>
     <w:p>
       <w:pPr>
         <w:pStyle w:val="Heading1"/>
@@ -17317,7 +17317,7 @@
         <w:rPr>
           <w:rtl/>
         </w:rPr>
-        <w:t xml:space="preserve">الاحتمال الشرطي وشجرة الاحتمالات</w:t>
+        <w:t xml:space="preserve">الاحتمال الشرطي وشجرة الاحتمالات – رياضيات وعلوم تجريبية</w:t>
       </w:r>
     </w:p>
     <w:tbl>
@@ -25297,7 +25297,7 @@
       </w:pPr>
     </w:p>
     <w:bookmarkEnd w:id="23"/>
-    <w:bookmarkStart w:id="24" w:name="الاستقلالية"/>
+    <w:bookmarkStart w:id="24" w:name="الاستقلالية-رياضيات-وعلوم-تجريبية"/>
     <w:p>
       <w:pPr>
         <w:pStyle w:val="Heading1"/>
@@ -25320,7 +25320,7 @@
         <w:rPr>
           <w:rtl/>
         </w:rPr>
-        <w:t xml:space="preserve">الاستقلالية</w:t>
+        <w:t xml:space="preserve">الاستقلالية – رياضيات وعلوم تجريبية</w:t>
       </w:r>
     </w:p>
     <w:tbl>
@@ -31063,6 +31063,18 @@
               </w:rPr>
               <w:t xml:space="preserve"> </w:t>
             </w:r>
+            <w:r>
+              <w:rPr>
+                <w:rtl/>
+              </w:rPr>
+              <w:t xml:space="preserve">(رياضيات وعلوم تجريبية)</w:t>
+            </w:r>
+            <w:r>
+              <w:rPr>
+                <w:rtl/>
+              </w:rPr>
+              <w:t xml:space="preserve"> </w:t>
+            </w:r>
             <m:oMath>
               <m:r>
                 <m:t>A</m:t>
@@ -31680,6 +31692,18 @@
                 <w:rtl/>
               </w:rPr>
               <w:t xml:space="preserve">6.</w:t>
+            </w:r>
+            <w:r>
+              <w:rPr>
+                <w:rtl/>
+              </w:rPr>
+              <w:t xml:space="preserve"> </w:t>
+            </w:r>
+            <w:r>
+              <w:rPr>
+                <w:rtl/>
+              </w:rPr>
+              <w:t xml:space="preserve">(رياضيات وعلوم تجريبية)</w:t>
             </w:r>
             <w:r>
               <w:rPr>
@@ -33396,7 +33420,7 @@
               <w:rPr>
                 <w:rtl/>
               </w:rPr>
-              <w:t xml:space="preserve">إذا كان</w:t>
+              <w:t xml:space="preserve">(رياضيات وعلوم تجريبية) إذا كان</w:t>
             </w:r>
             <w:r>
               <w:rPr>
@@ -35242,7 +35266,7 @@
       </w:pPr>
     </w:p>
     <w:bookmarkEnd w:id="25"/>
-    <w:bookmarkStart w:id="26" w:name="تمارين-شعبة-رياضيات"/>
+    <w:bookmarkStart w:id="26" w:name="النمذجة-والمحاكاة"/>
     <w:p>
       <w:pPr>
         <w:pStyle w:val="Heading1"/>
@@ -35265,7 +35289,7 @@
         <w:rPr>
           <w:rtl/>
         </w:rPr>
-        <w:t xml:space="preserve">تمارين شعبة رياضيات</w:t>
+        <w:t xml:space="preserve">النمذجة والمحاكاة</w:t>
       </w:r>
     </w:p>
     <w:tbl>
@@ -35312,7 +35336,7 @@
                 <w:color w:val="FFFFFF"/>
                 <w:rtl/>
               </w:rPr>
-              <w:t xml:space="preserve">التمرين 18: القانون الثنائي وأصغر عدد من المحاولات – شعبة رياضيات</w:t>
+              <w:t xml:space="preserve">التمرين 18: نمذجة اختيار المندوبين بسحب كريات</w:t>
             </w:r>
           </w:p>
         </w:tc>
@@ -35331,24 +35355,61 @@
               <w:rPr>
                 <w:rtl/>
               </w:rPr>
-              <w:t xml:space="preserve">رامٍ يصيب الهدف في كل رمية باحتمال</w:t>
-            </w:r>
-            <w:r>
-              <w:rPr>
-                <w:rtl/>
-              </w:rPr>
-              <w:t xml:space="preserve"> </w:t>
-            </w:r>
-            <m:oMath>
-              <m:r>
-                <m:t>0</m:t>
-              </m:r>
-              <m:r>
-                <m:rPr>
-                  <m:sty m:val="p"/>
-                </m:rPr>
-                <m:t>,</m:t>
-              </m:r>
+              <w:t xml:space="preserve">قسم به</w:t>
+            </w:r>
+            <w:r>
+              <w:rPr>
+                <w:rtl/>
+              </w:rPr>
+              <w:t xml:space="preserve"> </w:t>
+            </w:r>
+            <m:oMath>
+              <m:r>
+                <m:t>30</m:t>
+              </m:r>
+            </m:oMath>
+            <w:r>
+              <w:rPr>
+                <w:rtl/>
+              </w:rPr>
+              <w:t xml:space="preserve"> </w:t>
+            </w:r>
+            <w:r>
+              <w:rPr>
+                <w:rtl/>
+              </w:rPr>
+              <w:t xml:space="preserve">تلميذًا منهم</w:t>
+            </w:r>
+            <w:r>
+              <w:rPr>
+                <w:rtl/>
+              </w:rPr>
+              <w:t xml:space="preserve"> </w:t>
+            </w:r>
+            <m:oMath>
+              <m:r>
+                <m:t>18</m:t>
+              </m:r>
+            </m:oMath>
+            <w:r>
+              <w:rPr>
+                <w:rtl/>
+              </w:rPr>
+              <w:t xml:space="preserve"> </w:t>
+            </w:r>
+            <w:r>
+              <w:rPr>
+                <w:rtl/>
+              </w:rPr>
+              <w:t xml:space="preserve">بنتًا. نختار عشوائيًا وفي آن واحد</w:t>
+            </w:r>
+            <w:r>
+              <w:rPr>
+                <w:rtl/>
+              </w:rPr>
+              <w:t xml:space="preserve"> </w:t>
+            </w:r>
+            <m:oMath>
               <m:r>
                 <m:t>3</m:t>
               </m:r>
@@ -35357,7 +35418,36 @@
               <w:rPr>
                 <w:rtl/>
               </w:rPr>
-              <w:t xml:space="preserve">، والرميات مستقلة عن بعضها.</w:t>
+              <w:t xml:space="preserve"> </w:t>
+            </w:r>
+            <w:r>
+              <w:rPr>
+                <w:rtl/>
+              </w:rPr>
+              <w:t xml:space="preserve">تلاميذ لتمثيل القسم. ليكن</w:t>
+            </w:r>
+            <w:r>
+              <w:rPr>
+                <w:rtl/>
+              </w:rPr>
+              <w:t xml:space="preserve"> </w:t>
+            </w:r>
+            <m:oMath>
+              <m:r>
+                <m:t>X</m:t>
+              </m:r>
+            </m:oMath>
+            <w:r>
+              <w:rPr>
+                <w:rtl/>
+              </w:rPr>
+              <w:t xml:space="preserve"> </w:t>
+            </w:r>
+            <w:r>
+              <w:rPr>
+                <w:rtl/>
+              </w:rPr>
+              <w:t xml:space="preserve">عدد البنات المختارات.</w:t>
             </w:r>
           </w:p>
           <w:p>
@@ -35382,62 +35472,55 @@
               <w:rPr>
                 <w:rtl/>
               </w:rPr>
-              <w:t xml:space="preserve">يرمي 5 رميات. ليكن</w:t>
-            </w:r>
-            <w:r>
-              <w:rPr>
-                <w:rtl/>
-              </w:rPr>
-              <w:t xml:space="preserve"> </w:t>
-            </w:r>
-            <m:oMath>
-              <m:r>
-                <m:t>X</m:t>
-              </m:r>
-            </m:oMath>
-            <w:r>
-              <w:rPr>
-                <w:rtl/>
-              </w:rPr>
-              <w:t xml:space="preserve"> </w:t>
-            </w:r>
-            <w:r>
-              <w:rPr>
-                <w:rtl/>
-              </w:rPr>
-              <w:t xml:space="preserve">المتغير العشوائي الذي يرفق بكل سلسلة من 5 رميات عدد الإصابات.</w:t>
+              <w:t xml:space="preserve">اقترح تجربة مرجعية (سحب من كيس) تنمذج هذه الوضعية، واحسب</w:t>
+            </w:r>
+            <w:r>
+              <w:rPr>
+                <w:rtl/>
+              </w:rPr>
+              <w:t xml:space="preserve"> </w:t>
+            </w:r>
+            <m:oMath>
+              <m:r>
+                <m:rPr>
+                  <m:sty m:val="p"/>
+                </m:rPr>
+                <m:t>card</m:t>
+              </m:r>
+              <m:r>
+                <m:t>Ω</m:t>
+              </m:r>
+            </m:oMath>
+            <w:r>
+              <w:rPr>
+                <w:rtl/>
+              </w:rPr>
+              <w:t xml:space="preserve">.</w:t>
             </w:r>
           </w:p>
           <w:p>
             <w:pPr>
               <w:bidi/>
-              <w:ind w:left="567"/>
             </w:pPr>
-            <w:r>
-              <w:rPr>
-                <w:rtl/>
-              </w:rPr>
-              <w:t xml:space="preserve"/>
-            </w:r>
             <w:r>
               <w:rPr>
                 <w:b/>
                 <w:bCs/>
                 <w:rtl/>
               </w:rPr>
-              <w:t xml:space="preserve">(أ)</w:t>
-            </w:r>
-            <w:r>
-              <w:rPr>
-                <w:rtl/>
-              </w:rPr>
-              <w:t xml:space="preserve"> </w:t>
-            </w:r>
-            <w:r>
-              <w:rPr>
-                <w:rtl/>
-              </w:rPr>
-              <w:t xml:space="preserve">برّر أن</w:t>
+              <w:t xml:space="preserve">2.</w:t>
+            </w:r>
+            <w:r>
+              <w:rPr>
+                <w:rtl/>
+              </w:rPr>
+              <w:t xml:space="preserve"> </w:t>
+            </w:r>
+            <w:r>
+              <w:rPr>
+                <w:rtl/>
+              </w:rPr>
+              <w:t xml:space="preserve">عرّف قانون احتمال</w:t>
             </w:r>
             <w:r>
               <w:rPr>
@@ -35454,152 +35537,20 @@
               <w:rPr>
                 <w:rtl/>
               </w:rPr>
-              <w:t xml:space="preserve"> </w:t>
-            </w:r>
-            <w:r>
-              <w:rPr>
-                <w:rtl/>
-              </w:rPr>
-              <w:t xml:space="preserve">يتبع قانونًا ثنائيًا يُطلب تعيين وسيطيه.</w:t>
+              <w:t xml:space="preserve">.</w:t>
             </w:r>
           </w:p>
           <w:p>
             <w:pPr>
               <w:bidi/>
-              <w:ind w:left="567"/>
             </w:pPr>
-            <w:r>
-              <w:rPr>
-                <w:rtl/>
-              </w:rPr>
-              <w:t xml:space="preserve"/>
-            </w:r>
             <w:r>
               <w:rPr>
                 <w:b/>
                 <w:bCs/>
                 <w:rtl/>
               </w:rPr>
-              <w:t xml:space="preserve">(ب)</w:t>
-            </w:r>
-            <w:r>
-              <w:rPr>
-                <w:rtl/>
-              </w:rPr>
-              <w:t xml:space="preserve"> </w:t>
-            </w:r>
-            <w:r>
-              <w:rPr>
-                <w:rtl/>
-              </w:rPr>
-              <w:t xml:space="preserve">عرّف قانون احتمال</w:t>
-            </w:r>
-            <w:r>
-              <w:rPr>
-                <w:rtl/>
-              </w:rPr>
-              <w:t xml:space="preserve"> </w:t>
-            </w:r>
-            <m:oMath>
-              <m:r>
-                <m:t>X</m:t>
-              </m:r>
-            </m:oMath>
-            <w:r>
-              <w:rPr>
-                <w:rtl/>
-              </w:rPr>
-              <w:t xml:space="preserve"> </w:t>
-            </w:r>
-            <w:r>
-              <w:rPr>
-                <w:rtl/>
-              </w:rPr>
-              <w:t xml:space="preserve">(تُدوّر النتائج إلى</w:t>
-            </w:r>
-            <w:r>
-              <w:rPr>
-                <w:rtl/>
-              </w:rPr>
-              <w:t xml:space="preserve"> </w:t>
-            </w:r>
-            <m:oMath>
-              <m:sSup>
-                <m:e>
-                  <m:r>
-                    <m:t>10</m:t>
-                  </m:r>
-                </m:e>
-                <m:sup>
-                  <m:r>
-                    <m:rPr>
-                      <m:sty m:val="p"/>
-                    </m:rPr>
-                    <m:t>−</m:t>
-                  </m:r>
-                  <m:r>
-                    <m:t>5</m:t>
-                  </m:r>
-                </m:sup>
-              </m:sSup>
-            </m:oMath>
-            <w:r>
-              <w:rPr>
-                <w:rtl/>
-              </w:rPr>
-              <w:t xml:space="preserve">).</w:t>
-            </w:r>
-          </w:p>
-          <w:p>
-            <w:pPr>
-              <w:bidi/>
-              <w:ind w:left="567"/>
-            </w:pPr>
-            <w:r>
-              <w:rPr>
-                <w:rtl/>
-              </w:rPr>
-              <w:t xml:space="preserve"/>
-            </w:r>
-            <w:r>
-              <w:rPr>
-                <w:b/>
-                <w:bCs/>
-                <w:rtl/>
-              </w:rPr>
-              <w:t xml:space="preserve">(جـ)</w:t>
-            </w:r>
-            <w:r>
-              <w:rPr>
-                <w:rtl/>
-              </w:rPr>
-              <w:t xml:space="preserve"> </w:t>
-            </w:r>
-            <w:r>
-              <w:rPr>
-                <w:rtl/>
-              </w:rPr>
-              <w:t xml:space="preserve">احسب احتمال أن يصيب الهدف مرة واحدة على الأقل، ثم احتمال أن يصيبه مرة واحدة على الأكثر.</w:t>
-            </w:r>
-          </w:p>
-          <w:p>
-            <w:pPr>
-              <w:bidi/>
-              <w:ind w:left="567"/>
-            </w:pPr>
-            <w:r>
-              <w:rPr>
-                <w:rtl/>
-              </w:rPr>
-              <w:t xml:space="preserve"/>
-            </w:r>
-            <w:r>
-              <w:rPr>
-                <w:b/>
-                <w:bCs/>
-                <w:rtl/>
-              </w:rPr>
-              <w:t xml:space="preserve">(د)</w:t>
+              <w:t xml:space="preserve">3.</w:t>
             </w:r>
             <w:r>
               <w:rPr>
@@ -35647,324 +35598,7 @@
               <w:rPr>
                 <w:rtl/>
               </w:rPr>
-              <w:t xml:space="preserve">و</w:t>
-            </w:r>
-            <m:oMath>
-              <m:r>
-                <m:t>V</m:t>
-              </m:r>
-              <m:d>
-                <m:dPr>
-                  <m:begChr m:val="("/>
-                  <m:endChr m:val=")"/>
-                  <m:sepChr m:val=""/>
-                  <m:grow/>
-                </m:dPr>
-                <m:e>
-                  <m:r>
-                    <m:t>X</m:t>
-                  </m:r>
-                </m:e>
-              </m:d>
-            </m:oMath>
-            <w:r>
-              <w:rPr>
-                <w:rtl/>
-              </w:rPr>
-              <w:t xml:space="preserve">.</w:t>
-            </w:r>
-          </w:p>
-          <w:p>
-            <w:pPr>
-              <w:bidi/>
-            </w:pPr>
-            <w:r>
-              <w:rPr>
-                <w:b/>
-                <w:bCs/>
-                <w:rtl/>
-              </w:rPr>
-              <w:t xml:space="preserve">2.</w:t>
-            </w:r>
-            <w:r>
-              <w:rPr>
-                <w:rtl/>
-              </w:rPr>
-              <w:t xml:space="preserve"> </w:t>
-            </w:r>
-            <w:r>
-              <w:rPr>
-                <w:rtl/>
-              </w:rPr>
-              <w:t xml:space="preserve">يرمي الآن</w:t>
-            </w:r>
-            <w:r>
-              <w:rPr>
-                <w:rtl/>
-              </w:rPr>
-              <w:t xml:space="preserve"> </w:t>
-            </w:r>
-            <m:oMath>
-              <m:r>
-                <m:t>n</m:t>
-              </m:r>
-            </m:oMath>
-            <w:r>
-              <w:rPr>
-                <w:rtl/>
-              </w:rPr>
-              <w:t xml:space="preserve"> </w:t>
-            </w:r>
-            <w:r>
-              <w:rPr>
-                <w:rtl/>
-              </w:rPr>
-              <w:t xml:space="preserve">رمية (</w:t>
-            </w:r>
-            <m:oMath>
-              <m:r>
-                <m:t>n</m:t>
-              </m:r>
-              <m:r>
-                <m:rPr>
-                  <m:sty m:val="p"/>
-                </m:rPr>
-                <m:t>≥</m:t>
-              </m:r>
-              <m:r>
-                <m:t>1</m:t>
-              </m:r>
-            </m:oMath>
-            <w:r>
-              <w:rPr>
-                <w:rtl/>
-              </w:rPr>
-              <w:t xml:space="preserve">). نسمي</w:t>
-            </w:r>
-            <w:r>
-              <w:rPr>
-                <w:rtl/>
-              </w:rPr>
-              <w:t xml:space="preserve"> </w:t>
-            </w:r>
-            <m:oMath>
-              <m:sSub>
-                <m:e>
-                  <m:r>
-                    <m:t>p</m:t>
-                  </m:r>
-                </m:e>
-                <m:sub>
-                  <m:r>
-                    <m:t>n</m:t>
-                  </m:r>
-                </m:sub>
-              </m:sSub>
-            </m:oMath>
-            <w:r>
-              <w:rPr>
-                <w:rtl/>
-              </w:rPr>
-              <w:t xml:space="preserve"> </w:t>
-            </w:r>
-            <w:r>
-              <w:rPr>
-                <w:rtl/>
-              </w:rPr>
-              <w:t xml:space="preserve">احتمال أن يصيب الهدف مرة واحدة على الأقل.</w:t>
-            </w:r>
-          </w:p>
-          <w:p>
-            <w:pPr>
-              <w:bidi/>
-              <w:ind w:left="567"/>
-            </w:pPr>
-            <w:r>
-              <w:rPr>
-                <w:rtl/>
-              </w:rPr>
-              <w:t xml:space="preserve"/>
-            </w:r>
-            <w:r>
-              <w:rPr>
-                <w:b/>
-                <w:bCs/>
-                <w:rtl/>
-              </w:rPr>
-              <w:t xml:space="preserve">(أ)</w:t>
-            </w:r>
-            <w:r>
-              <w:rPr>
-                <w:rtl/>
-              </w:rPr>
-              <w:t xml:space="preserve"> </w:t>
-            </w:r>
-            <w:r>
-              <w:rPr>
-                <w:rtl/>
-              </w:rPr>
-              <w:t xml:space="preserve">بيّن أن</w:t>
-            </w:r>
-            <w:r>
-              <w:rPr>
-                <w:rtl/>
-              </w:rPr>
-              <w:t xml:space="preserve"> </w:t>
-            </w:r>
-            <m:oMath>
-              <m:sSub>
-                <m:e>
-                  <m:r>
-                    <m:t>p</m:t>
-                  </m:r>
-                </m:e>
-                <m:sub>
-                  <m:r>
-                    <m:t>n</m:t>
-                  </m:r>
-                </m:sub>
-              </m:sSub>
-              <m:r>
-                <m:rPr>
-                  <m:sty m:val="p"/>
-                </m:rPr>
-                <m:t>=</m:t>
-              </m:r>
-              <m:r>
-                <m:t>1</m:t>
-              </m:r>
-              <m:r>
-                <m:rPr>
-                  <m:sty m:val="p"/>
-                </m:rPr>
-                <m:t>−</m:t>
-              </m:r>
-              <m:r>
-                <m:t>0</m:t>
-              </m:r>
-              <m:r>
-                <m:rPr>
-                  <m:sty m:val="p"/>
-                </m:rPr>
-                <m:t>,</m:t>
-              </m:r>
-              <m:sSup>
-                <m:e>
-                  <m:r>
-                    <m:t>7</m:t>
-                  </m:r>
-                </m:e>
-                <m:sup>
-                  <m:r>
-                    <m:t>n</m:t>
-                  </m:r>
-                </m:sup>
-              </m:sSup>
-            </m:oMath>
-            <w:r>
-              <w:rPr>
-                <w:rtl/>
-              </w:rPr>
-              <w:t xml:space="preserve">.</w:t>
-            </w:r>
-          </w:p>
-          <w:p>
-            <w:pPr>
-              <w:bidi/>
-              <w:ind w:left="567"/>
-            </w:pPr>
-            <w:r>
-              <w:rPr>
-                <w:rtl/>
-              </w:rPr>
-              <w:t xml:space="preserve"/>
-            </w:r>
-            <w:r>
-              <w:rPr>
-                <w:b/>
-                <w:bCs/>
-                <w:rtl/>
-              </w:rPr>
-              <w:t xml:space="preserve">(ب)</w:t>
-            </w:r>
-            <w:r>
-              <w:rPr>
-                <w:rtl/>
-              </w:rPr>
-              <w:t xml:space="preserve"> </w:t>
-            </w:r>
-            <w:r>
-              <w:rPr>
-                <w:rtl/>
-              </w:rPr>
-              <w:t xml:space="preserve">عيّن أصغر عدد طبيعي</w:t>
-            </w:r>
-            <w:r>
-              <w:rPr>
-                <w:rtl/>
-              </w:rPr>
-              <w:t xml:space="preserve"> </w:t>
-            </w:r>
-            <m:oMath>
-              <m:r>
-                <m:t>n</m:t>
-              </m:r>
-            </m:oMath>
-            <w:r>
-              <w:rPr>
-                <w:rtl/>
-              </w:rPr>
-              <w:t xml:space="preserve"> </w:t>
-            </w:r>
-            <w:r>
-              <w:rPr>
-                <w:rtl/>
-              </w:rPr>
-              <w:t xml:space="preserve">بحيث</w:t>
-            </w:r>
-            <w:r>
-              <w:rPr>
-                <w:rtl/>
-              </w:rPr>
-              <w:t xml:space="preserve"> </w:t>
-            </w:r>
-            <m:oMath>
-              <m:sSub>
-                <m:e>
-                  <m:r>
-                    <m:t>p</m:t>
-                  </m:r>
-                </m:e>
-                <m:sub>
-                  <m:r>
-                    <m:t>n</m:t>
-                  </m:r>
-                </m:sub>
-              </m:sSub>
-              <m:r>
-                <m:rPr>
-                  <m:sty m:val="p"/>
-                </m:rPr>
-                <m:t>≥</m:t>
-              </m:r>
-              <m:r>
-                <m:t>0</m:t>
-              </m:r>
-              <m:r>
-                <m:rPr>
-                  <m:sty m:val="p"/>
-                </m:rPr>
-                <m:t>,</m:t>
-              </m:r>
-              <m:r>
-                <m:t>99</m:t>
-              </m:r>
-            </m:oMath>
-            <w:r>
-              <w:rPr>
-                <w:rtl/>
-              </w:rPr>
-              <w:t xml:space="preserve">.</w:t>
+              <w:t xml:space="preserve">وفسّر النتيجة.</w:t>
             </w:r>
           </w:p>
         </w:tc>
@@ -36043,114 +35677,80 @@
               </w:rPr>
               <w:t xml:space="preserve">1.</w:t>
             </w:r>
-          </w:p>
-          <w:p>
-            <w:pPr>
-              <w:bidi/>
-            </w:pPr>
-            <w:r>
-              <w:rPr>
-                <w:b/>
-                <w:bCs/>
-                <w:rtl/>
-              </w:rPr>
-              <w:t xml:space="preserve">(أ)</w:t>
-            </w:r>
-            <w:r>
-              <w:rPr>
-                <w:rtl/>
-              </w:rPr>
-              <w:t xml:space="preserve"> </w:t>
-            </w:r>
-            <w:r>
-              <w:rPr>
-                <w:rtl/>
-              </w:rPr>
-              <w:t xml:space="preserve">كل رمية تجربة برنولي لها مخرجان: نجاح «إصابة» باحتمال</w:t>
-            </w:r>
-            <w:r>
-              <w:rPr>
-                <w:rtl/>
-              </w:rPr>
-              <w:t xml:space="preserve"> </w:t>
-            </w:r>
-            <m:oMath>
-              <m:r>
-                <m:t>p</m:t>
-              </m:r>
-              <m:r>
-                <m:rPr>
-                  <m:sty m:val="p"/>
-                </m:rPr>
-                <m:t>=</m:t>
-              </m:r>
-              <m:r>
-                <m:t>0.3</m:t>
-              </m:r>
-            </m:oMath>
-            <w:r>
-              <w:rPr>
-                <w:rtl/>
-              </w:rPr>
-              <w:t xml:space="preserve"> </w:t>
-            </w:r>
-            <w:r>
-              <w:rPr>
-                <w:rtl/>
-              </w:rPr>
-              <w:t xml:space="preserve">وفشل باحتمال</w:t>
-            </w:r>
-            <w:r>
-              <w:rPr>
-                <w:rtl/>
-              </w:rPr>
-              <w:t xml:space="preserve"> </w:t>
-            </w:r>
-            <m:oMath>
-              <m:r>
-                <m:t>1</m:t>
-              </m:r>
-              <m:r>
-                <m:rPr>
-                  <m:sty m:val="p"/>
-                </m:rPr>
-                <m:t>−</m:t>
-              </m:r>
-              <m:r>
-                <m:t>p</m:t>
-              </m:r>
-              <m:r>
-                <m:rPr>
-                  <m:sty m:val="p"/>
-                </m:rPr>
-                <m:t>=</m:t>
-              </m:r>
-              <m:r>
-                <m:t>0.7</m:t>
-              </m:r>
-            </m:oMath>
-            <w:r>
-              <w:rPr>
-                <w:rtl/>
-              </w:rPr>
-              <w:t xml:space="preserve">. نكرر هذه التجربة 5 مرات بصفة مستقلة و</w:t>
-            </w:r>
-            <m:oMath>
-              <m:r>
-                <m:t>X</m:t>
-              </m:r>
-            </m:oMath>
-            <w:r>
-              <w:rPr>
-                <w:rtl/>
-              </w:rPr>
-              <w:t xml:space="preserve"> </w:t>
-            </w:r>
-            <w:r>
-              <w:rPr>
-                <w:rtl/>
-              </w:rPr>
-              <w:t xml:space="preserve">يعد عدد النجاحات، إذن:</w:t>
+            <w:r>
+              <w:rPr>
+                <w:rtl/>
+              </w:rPr>
+              <w:t xml:space="preserve"> </w:t>
+            </w:r>
+            <w:r>
+              <w:rPr>
+                <w:rtl/>
+              </w:rPr>
+              <w:t xml:space="preserve">النموذج: كيس به</w:t>
+            </w:r>
+            <w:r>
+              <w:rPr>
+                <w:rtl/>
+              </w:rPr>
+              <w:t xml:space="preserve"> </w:t>
+            </w:r>
+            <m:oMath>
+              <m:r>
+                <m:t>18</m:t>
+              </m:r>
+            </m:oMath>
+            <w:r>
+              <w:rPr>
+                <w:rtl/>
+              </w:rPr>
+              <w:t xml:space="preserve"> </w:t>
+            </w:r>
+            <w:r>
+              <w:rPr>
+                <w:rtl/>
+              </w:rPr>
+              <w:t xml:space="preserve">كرية حمراء (بنت) و</w:t>
+            </w:r>
+            <m:oMath>
+              <m:r>
+                <m:t>12</m:t>
+              </m:r>
+            </m:oMath>
+            <w:r>
+              <w:rPr>
+                <w:rtl/>
+              </w:rPr>
+              <w:t xml:space="preserve"> </w:t>
+            </w:r>
+            <w:r>
+              <w:rPr>
+                <w:rtl/>
+              </w:rPr>
+              <w:t xml:space="preserve">بيضاء (ولد)، نسحب منه</w:t>
+            </w:r>
+            <w:r>
+              <w:rPr>
+                <w:rtl/>
+              </w:rPr>
+              <w:t xml:space="preserve"> </w:t>
+            </w:r>
+            <m:oMath>
+              <m:r>
+                <m:t>3</m:t>
+              </m:r>
+            </m:oMath>
+            <w:r>
+              <w:rPr>
+                <w:rtl/>
+              </w:rPr>
+              <w:t xml:space="preserve"> </w:t>
+            </w:r>
+            <w:r>
+              <w:rPr>
+                <w:rtl/>
+              </w:rPr>
+              <w:t xml:space="preserve">كريات في آن واحد (الترتيب غير مهم ولا تكرار):</w:t>
             </w:r>
           </w:p>
           <w:p>
@@ -36162,91 +35762,15 @@
                 <m:jc m:val="center"/>
               </m:oMathParaPr>
               <m:oMath>
-                <m:borderBox>
-                  <m:e>
-                    <m:r>
-                      <m:t>X</m:t>
-                    </m:r>
-                    <m:r>
-                      <m:rPr>
-                        <m:sty m:val="p"/>
-                      </m:rPr>
-                      <m:t>↪</m:t>
-                    </m:r>
-                    <m:r>
-                      <m:rPr>
-                        <m:sty m:val="p"/>
-                        <m:scr m:val="script"/>
-                      </m:rPr>
-                      <m:t>B</m:t>
-                    </m:r>
-                    <m:d>
-                      <m:dPr>
-                        <m:begChr m:val="("/>
-                        <m:endChr m:val=")"/>
-                        <m:sepChr m:val=""/>
-                        <m:grow/>
-                      </m:dPr>
-                      <m:e>
-                        <m:r>
-                          <m:t>5</m:t>
-                        </m:r>
-                        <m:r>
-                          <m:t> </m:t>
-                        </m:r>
-                        <m:r>
-                          <m:rPr>
-                            <m:sty m:val="p"/>
-                          </m:rPr>
-                          <m:t>;</m:t>
-                        </m:r>
-                        <m:r>
-                          <m:t> </m:t>
-                        </m:r>
-                        <m:r>
-                          <m:t>0</m:t>
-                        </m:r>
-                        <m:r>
-                          <m:rPr>
-                            <m:sty m:val="p"/>
-                          </m:rPr>
-                          <m:t>,</m:t>
-                        </m:r>
-                        <m:r>
-                          <m:t>3</m:t>
-                        </m:r>
-                      </m:e>
-                    </m:d>
-                  </m:e>
-                </m:borderBox>
-                <m:r>
-                  <m:t>  </m:t>
-                </m:r>
-                <m:r>
-                  <m:t>P</m:t>
-                </m:r>
-                <m:d>
-                  <m:dPr>
-                    <m:begChr m:val="("/>
-                    <m:endChr m:val=")"/>
-                    <m:sepChr m:val=""/>
-                    <m:grow/>
-                  </m:dPr>
-                  <m:e>
-                    <m:r>
-                      <m:t>X</m:t>
-                    </m:r>
-                    <m:r>
-                      <m:rPr>
-                        <m:sty m:val="p"/>
-                      </m:rPr>
-                      <m:t>=</m:t>
-                    </m:r>
-                    <m:r>
-                      <m:t>k</m:t>
-                    </m:r>
-                  </m:e>
-                </m:d>
+                <m:r>
+                  <m:rPr>
+                    <m:sty m:val="p"/>
+                  </m:rPr>
+                  <m:t>card</m:t>
+                </m:r>
+                <m:r>
+                  <m:t>Ω</m:t>
+                </m:r>
                 <m:r>
                   <m:rPr>
                     <m:sty m:val="p"/>
@@ -36261,170 +35785,67 @@
                   </m:e>
                   <m:sub>
                     <m:r>
-                      <m:t>5</m:t>
+                      <m:t>30</m:t>
                     </m:r>
                   </m:sub>
                   <m:sup>
                     <m:r>
-                      <m:t>k</m:t>
+                      <m:t>3</m:t>
                     </m:r>
                   </m:sup>
                 </m:sSubSup>
                 <m:r>
-                  <m:t> </m:t>
-                </m:r>
-                <m:sSup>
-                  <m:e>
-                    <m:d>
-                      <m:dPr>
-                        <m:begChr m:val="("/>
-                        <m:endChr m:val=")"/>
-                        <m:sepChr m:val=""/>
-                        <m:grow/>
-                      </m:dPr>
-                      <m:e>
-                        <m:r>
-                          <m:t>0</m:t>
-                        </m:r>
-                        <m:r>
-                          <m:rPr>
-                            <m:sty m:val="p"/>
-                          </m:rPr>
-                          <m:t>,</m:t>
-                        </m:r>
-                        <m:r>
-                          <m:t>3</m:t>
-                        </m:r>
-                      </m:e>
-                    </m:d>
-                  </m:e>
-                  <m:sup>
-                    <m:r>
-                      <m:t>k</m:t>
-                    </m:r>
-                  </m:sup>
-                </m:sSup>
-                <m:r>
-                  <m:t> </m:t>
-                </m:r>
-                <m:sSup>
-                  <m:e>
-                    <m:d>
-                      <m:dPr>
-                        <m:begChr m:val="("/>
-                        <m:endChr m:val=")"/>
-                        <m:sepChr m:val=""/>
-                        <m:grow/>
-                      </m:dPr>
-                      <m:e>
-                        <m:r>
-                          <m:t>0</m:t>
-                        </m:r>
-                        <m:r>
-                          <m:rPr>
-                            <m:sty m:val="p"/>
-                          </m:rPr>
-                          <m:t>,</m:t>
-                        </m:r>
-                        <m:r>
-                          <m:t>7</m:t>
-                        </m:r>
-                      </m:e>
-                    </m:d>
-                  </m:e>
-                  <m:sup>
-                    <m:r>
-                      <m:t>5</m:t>
+                  <m:rPr>
+                    <m:sty m:val="p"/>
+                  </m:rPr>
+                  <m:t>=</m:t>
+                </m:r>
+                <m:f>
+                  <m:fPr>
+                    <m:type m:val="bar"/>
+                  </m:fPr>
+                  <m:num>
+                    <m:r>
+                      <m:t>30</m:t>
                     </m:r>
                     <m:r>
                       <m:rPr>
                         <m:sty m:val="p"/>
                       </m:rPr>
-                      <m:t>−</m:t>
-                    </m:r>
-                    <m:r>
-                      <m:t>k</m:t>
-                    </m:r>
-                  </m:sup>
-                </m:sSup>
+                      <m:t>×</m:t>
+                    </m:r>
+                    <m:r>
+                      <m:t>29</m:t>
+                    </m:r>
+                    <m:r>
+                      <m:rPr>
+                        <m:sty m:val="p"/>
+                      </m:rPr>
+                      <m:t>×</m:t>
+                    </m:r>
+                    <m:r>
+                      <m:t>28</m:t>
+                    </m:r>
+                  </m:num>
+                  <m:den>
+                    <m:r>
+                      <m:t>6</m:t>
+                    </m:r>
+                  </m:den>
+                </m:f>
                 <m:r>
                   <m:rPr>
                     <m:sty m:val="p"/>
                   </m:rPr>
-                  <m:t>,</m:t>
-                </m:r>
-                <m:r>
-                  <m:t> </m:t>
-                </m:r>
-                <m:r>
-                  <m:t>k</m:t>
-                </m:r>
-                <m:r>
-                  <m:rPr>
-                    <m:sty m:val="p"/>
-                  </m:rPr>
-                  <m:t>∈</m:t>
-                </m:r>
-                <m:r>
-                  <m:rPr>
-                    <m:sty m:val="p"/>
-                  </m:rPr>
-                  <m:t>{</m:t>
-                </m:r>
-                <m:r>
-                  <m:t>0</m:t>
-                </m:r>
-                <m:r>
-                  <m:rPr>
-                    <m:sty m:val="p"/>
-                  </m:rPr>
-                  <m:t>;</m:t>
-                </m:r>
-                <m:r>
-                  <m:t>1</m:t>
-                </m:r>
-                <m:r>
-                  <m:rPr>
-                    <m:sty m:val="p"/>
-                  </m:rPr>
-                  <m:t>;</m:t>
-                </m:r>
-                <m:r>
-                  <m:t>2</m:t>
-                </m:r>
-                <m:r>
-                  <m:rPr>
-                    <m:sty m:val="p"/>
-                  </m:rPr>
-                  <m:t>;</m:t>
-                </m:r>
-                <m:r>
-                  <m:t>3</m:t>
-                </m:r>
-                <m:r>
-                  <m:rPr>
-                    <m:sty m:val="p"/>
-                  </m:rPr>
-                  <m:t>;</m:t>
-                </m:r>
-                <m:r>
-                  <m:t>4</m:t>
-                </m:r>
-                <m:r>
-                  <m:rPr>
-                    <m:sty m:val="p"/>
-                  </m:rPr>
-                  <m:t>;</m:t>
-                </m:r>
-                <m:r>
-                  <m:t>5</m:t>
-                </m:r>
-                <m:r>
-                  <m:rPr>
-                    <m:sty m:val="p"/>
-                  </m:rPr>
-                  <m:t>}</m:t>
-                </m:r>
+                  <m:t>=</m:t>
+                </m:r>
+                <m:borderBox>
+                  <m:e>
+                    <m:r>
+                      <m:t>4060</m:t>
+                    </m:r>
+                  </m:e>
+                </m:borderBox>
                 <m:r>
                   <m:rPr>
                     <m:sty m:val="p"/>
@@ -36444,7 +35865,177 @@
                 <w:bCs/>
                 <w:rtl/>
               </w:rPr>
-              <w:t xml:space="preserve">(ب)</w:t>
+              <w:t xml:space="preserve">2.</w:t>
+            </w:r>
+            <w:r>
+              <w:rPr>
+                <w:rtl/>
+              </w:rPr>
+              <w:t xml:space="preserve"> </w:t>
+            </w:r>
+            <w:r>
+              <w:rPr>
+                <w:rtl/>
+              </w:rPr>
+              <w:t xml:space="preserve">قيم</w:t>
+            </w:r>
+            <w:r>
+              <w:rPr>
+                <w:rtl/>
+              </w:rPr>
+              <w:t xml:space="preserve"> </w:t>
+            </w:r>
+            <m:oMath>
+              <m:r>
+                <m:t>X</m:t>
+              </m:r>
+            </m:oMath>
+            <w:r>
+              <w:rPr>
+                <w:rtl/>
+              </w:rPr>
+              <w:t xml:space="preserve">:</w:t>
+            </w:r>
+            <w:r>
+              <w:rPr>
+                <w:rtl/>
+              </w:rPr>
+              <w:t xml:space="preserve"> </w:t>
+            </w:r>
+            <m:oMath>
+              <m:r>
+                <m:t>0</m:t>
+              </m:r>
+              <m:r>
+                <m:rPr>
+                  <m:sty m:val="p"/>
+                </m:rPr>
+                <m:t>;</m:t>
+              </m:r>
+              <m:r>
+                <m:t>1</m:t>
+              </m:r>
+              <m:r>
+                <m:rPr>
+                  <m:sty m:val="p"/>
+                </m:rPr>
+                <m:t>;</m:t>
+              </m:r>
+              <m:r>
+                <m:t>2</m:t>
+              </m:r>
+              <m:r>
+                <m:rPr>
+                  <m:sty m:val="p"/>
+                </m:rPr>
+                <m:t>;</m:t>
+              </m:r>
+              <m:r>
+                <m:t>3</m:t>
+              </m:r>
+            </m:oMath>
+            <w:r>
+              <w:rPr>
+                <w:rtl/>
+              </w:rPr>
+              <w:t xml:space="preserve">، و</w:t>
+            </w:r>
+            <m:oMath>
+              <m:r>
+                <m:t>P</m:t>
+              </m:r>
+              <m:d>
+                <m:dPr>
+                  <m:begChr m:val="("/>
+                  <m:endChr m:val=")"/>
+                  <m:sepChr m:val=""/>
+                  <m:grow/>
+                </m:dPr>
+                <m:e>
+                  <m:r>
+                    <m:t>X</m:t>
+                  </m:r>
+                  <m:r>
+                    <m:rPr>
+                      <m:sty m:val="p"/>
+                    </m:rPr>
+                    <m:t>=</m:t>
+                  </m:r>
+                  <m:r>
+                    <m:t>k</m:t>
+                  </m:r>
+                </m:e>
+              </m:d>
+              <m:r>
+                <m:rPr>
+                  <m:sty m:val="p"/>
+                </m:rPr>
+                <m:t>=</m:t>
+              </m:r>
+              <m:f>
+                <m:fPr>
+                  <m:type m:val="bar"/>
+                </m:fPr>
+                <m:num>
+                  <m:sSubSup>
+                    <m:e>
+                      <m:r>
+                        <m:t>C</m:t>
+                      </m:r>
+                    </m:e>
+                    <m:sub>
+                      <m:r>
+                        <m:t>18</m:t>
+                      </m:r>
+                    </m:sub>
+                    <m:sup>
+                      <m:r>
+                        <m:t>k</m:t>
+                      </m:r>
+                    </m:sup>
+                  </m:sSubSup>
+                  <m:r>
+                    <m:t> </m:t>
+                  </m:r>
+                  <m:sSubSup>
+                    <m:e>
+                      <m:r>
+                        <m:t>C</m:t>
+                      </m:r>
+                    </m:e>
+                    <m:sub>
+                      <m:r>
+                        <m:t>12</m:t>
+                      </m:r>
+                    </m:sub>
+                    <m:sup>
+                      <m:r>
+                        <m:t>3</m:t>
+                      </m:r>
+                      <m:r>
+                        <m:rPr>
+                          <m:sty m:val="p"/>
+                        </m:rPr>
+                        <m:t>−</m:t>
+                      </m:r>
+                      <m:r>
+                        <m:t>k</m:t>
+                      </m:r>
+                    </m:sup>
+                  </m:sSubSup>
+                </m:num>
+                <m:den>
+                  <m:r>
+                    <m:t>4060</m:t>
+                  </m:r>
+                </m:den>
+              </m:f>
+            </m:oMath>
+            <w:r>
+              <w:rPr>
+                <w:rtl/>
+              </w:rPr>
+              <w:t xml:space="preserve">:</w:t>
             </w:r>
           </w:p>
           <w:p>
@@ -36522,27 +36113,21 @@
                         </m:rPr>
                         <m:t>=</m:t>
                       </m:r>
-                      <m:sSup>
-                        <m:e>
+                      <m:f>
+                        <m:fPr>
+                          <m:type m:val="bar"/>
+                        </m:fPr>
+                        <m:num>
                           <m:r>
-                            <m:t>0.7</m:t>
+                            <m:t>220</m:t>
                           </m:r>
-                        </m:e>
-                        <m:sup>
+                        </m:num>
+                        <m:den>
                           <m:r>
-                            <m:t>5</m:t>
+                            <m:t>4060</m:t>
                           </m:r>
-                        </m:sup>
-                      </m:sSup>
-                      <m:r>
-                        <m:rPr>
-                          <m:sty m:val="p"/>
-                        </m:rPr>
-                        <m:t>=</m:t>
-                      </m:r>
-                      <m:r>
-                        <m:t>0.16807</m:t>
-                      </m:r>
+                        </m:den>
+                      </m:f>
                       <m:r>
                         <m:rPr>
                           <m:sty m:val="p"/>
@@ -36584,63 +36169,51 @@
                         </m:rPr>
                         <m:t>=</m:t>
                       </m:r>
-                      <m:r>
-                        <m:t>5</m:t>
-                      </m:r>
-                      <m:r>
-                        <m:rPr>
-                          <m:sty m:val="p"/>
-                        </m:rPr>
-                        <m:t>×</m:t>
-                      </m:r>
-                      <m:r>
-                        <m:t>0</m:t>
-                      </m:r>
-                      <m:r>
-                        <m:rPr>
-                          <m:sty m:val="p"/>
-                        </m:rPr>
-                        <m:t>,</m:t>
-                      </m:r>
-                      <m:r>
-                        <m:t>3</m:t>
-                      </m:r>
-                      <m:r>
-                        <m:rPr>
-                          <m:sty m:val="p"/>
-                        </m:rPr>
-                        <m:t>×</m:t>
-                      </m:r>
-                      <m:r>
-                        <m:t>0</m:t>
-                      </m:r>
-                      <m:r>
-                        <m:rPr>
-                          <m:sty m:val="p"/>
-                        </m:rPr>
-                        <m:t>,</m:t>
-                      </m:r>
-                      <m:sSup>
-                        <m:e>
+                      <m:f>
+                        <m:fPr>
+                          <m:type m:val="bar"/>
+                        </m:fPr>
+                        <m:num>
                           <m:r>
-                            <m:t>7</m:t>
+                            <m:t>18</m:t>
                           </m:r>
-                        </m:e>
-                        <m:sup>
                           <m:r>
-                            <m:t>4</m:t>
+                            <m:rPr>
+                              <m:sty m:val="p"/>
+                            </m:rPr>
+                            <m:t>×</m:t>
                           </m:r>
-                        </m:sup>
-                      </m:sSup>
+                          <m:r>
+                            <m:t>66</m:t>
+                          </m:r>
+                        </m:num>
+                        <m:den>
+                          <m:r>
+                            <m:t>4060</m:t>
+                          </m:r>
+                        </m:den>
+                      </m:f>
                       <m:r>
                         <m:rPr>
                           <m:sty m:val="p"/>
                         </m:rPr>
                         <m:t>=</m:t>
                       </m:r>
-                      <m:r>
-                        <m:t>0.36015</m:t>
-                      </m:r>
+                      <m:f>
+                        <m:fPr>
+                          <m:type m:val="bar"/>
+                        </m:fPr>
+                        <m:num>
+                          <m:r>
+                            <m:t>1188</m:t>
+                          </m:r>
+                        </m:num>
+                        <m:den>
+                          <m:r>
+                            <m:t>4060</m:t>
+                          </m:r>
+                        </m:den>
+                      </m:f>
                       <m:r>
                         <m:rPr>
                           <m:sty m:val="p"/>
@@ -36684,72 +36257,51 @@
                         </m:rPr>
                         <m:t>=</m:t>
                       </m:r>
-                      <m:r>
-                        <m:t>10</m:t>
-                      </m:r>
-                      <m:r>
-                        <m:rPr>
-                          <m:sty m:val="p"/>
-                        </m:rPr>
-                        <m:t>×</m:t>
-                      </m:r>
-                      <m:r>
-                        <m:t>0</m:t>
-                      </m:r>
-                      <m:r>
-                        <m:rPr>
-                          <m:sty m:val="p"/>
-                        </m:rPr>
-                        <m:t>,</m:t>
-                      </m:r>
-                      <m:sSup>
-                        <m:e>
+                      <m:f>
+                        <m:fPr>
+                          <m:type m:val="bar"/>
+                        </m:fPr>
+                        <m:num>
                           <m:r>
-                            <m:t>3</m:t>
+                            <m:t>153</m:t>
                           </m:r>
-                        </m:e>
-                        <m:sup>
                           <m:r>
-                            <m:t>2</m:t>
+                            <m:rPr>
+                              <m:sty m:val="p"/>
+                            </m:rPr>
+                            <m:t>×</m:t>
                           </m:r>
-                        </m:sup>
-                      </m:sSup>
-                      <m:r>
-                        <m:rPr>
-                          <m:sty m:val="p"/>
-                        </m:rPr>
-                        <m:t>×</m:t>
-                      </m:r>
-                      <m:r>
-                        <m:t>0</m:t>
-                      </m:r>
-                      <m:r>
-                        <m:rPr>
-                          <m:sty m:val="p"/>
-                        </m:rPr>
-                        <m:t>,</m:t>
-                      </m:r>
-                      <m:sSup>
-                        <m:e>
                           <m:r>
-                            <m:t>7</m:t>
+                            <m:t>12</m:t>
                           </m:r>
-                        </m:e>
-                        <m:sup>
+                        </m:num>
+                        <m:den>
                           <m:r>
-                            <m:t>3</m:t>
+                            <m:t>4060</m:t>
                           </m:r>
-                        </m:sup>
-                      </m:sSup>
+                        </m:den>
+                      </m:f>
                       <m:r>
                         <m:rPr>
                           <m:sty m:val="p"/>
                         </m:rPr>
                         <m:t>=</m:t>
                       </m:r>
-                      <m:r>
-                        <m:t>0.3087</m:t>
-                      </m:r>
+                      <m:f>
+                        <m:fPr>
+                          <m:type m:val="bar"/>
+                        </m:fPr>
+                        <m:num>
+                          <m:r>
+                            <m:t>1836</m:t>
+                          </m:r>
+                        </m:num>
+                        <m:den>
+                          <m:r>
+                            <m:t>4060</m:t>
+                          </m:r>
+                        </m:den>
+                      </m:f>
                       <m:r>
                         <m:rPr>
                           <m:sty m:val="p"/>
@@ -36791,234 +36343,21 @@
                         </m:rPr>
                         <m:t>=</m:t>
                       </m:r>
-                      <m:r>
-                        <m:t>10</m:t>
-                      </m:r>
-                      <m:r>
-                        <m:rPr>
-                          <m:sty m:val="p"/>
-                        </m:rPr>
-                        <m:t>×</m:t>
-                      </m:r>
-                      <m:r>
-                        <m:t>0</m:t>
-                      </m:r>
-                      <m:r>
-                        <m:rPr>
-                          <m:sty m:val="p"/>
-                        </m:rPr>
-                        <m:t>,</m:t>
-                      </m:r>
-                      <m:sSup>
-                        <m:e>
+                      <m:f>
+                        <m:fPr>
+                          <m:type m:val="bar"/>
+                        </m:fPr>
+                        <m:num>
                           <m:r>
-                            <m:t>3</m:t>
+                            <m:t>816</m:t>
                           </m:r>
-                        </m:e>
-                        <m:sup>
+                        </m:num>
+                        <m:den>
                           <m:r>
-                            <m:t>3</m:t>
+                            <m:t>4060</m:t>
                           </m:r>
-                        </m:sup>
-                      </m:sSup>
-                      <m:r>
-                        <m:rPr>
-                          <m:sty m:val="p"/>
-                        </m:rPr>
-                        <m:t>×</m:t>
-                      </m:r>
-                      <m:r>
-                        <m:t>0</m:t>
-                      </m:r>
-                      <m:r>
-                        <m:rPr>
-                          <m:sty m:val="p"/>
-                        </m:rPr>
-                        <m:t>,</m:t>
-                      </m:r>
-                      <m:sSup>
-                        <m:e>
-                          <m:r>
-                            <m:t>7</m:t>
-                          </m:r>
-                        </m:e>
-                        <m:sup>
-                          <m:r>
-                            <m:t>2</m:t>
-                          </m:r>
-                        </m:sup>
-                      </m:sSup>
-                      <m:r>
-                        <m:rPr>
-                          <m:sty m:val="p"/>
-                        </m:rPr>
-                        <m:t>=</m:t>
-                      </m:r>
-                      <m:r>
-                        <m:t>0.1323</m:t>
-                      </m:r>
-                      <m:r>
-                        <m:rPr>
-                          <m:sty m:val="p"/>
-                        </m:rPr>
-                        <m:t>,</m:t>
-                      </m:r>
-                    </m:e>
-                  </m:mr>
-                  <m:mr>
-                    <m:e>
-                      <m:r>
-                        <m:t>P</m:t>
-                      </m:r>
-                      <m:d>
-                        <m:dPr>
-                          <m:begChr m:val="("/>
-                          <m:endChr m:val=")"/>
-                          <m:sepChr m:val=""/>
-                          <m:grow/>
-                        </m:dPr>
-                        <m:e>
-                          <m:r>
-                            <m:t>X</m:t>
-                          </m:r>
-                          <m:r>
-                            <m:rPr>
-                              <m:sty m:val="p"/>
-                            </m:rPr>
-                            <m:t>=</m:t>
-                          </m:r>
-                          <m:r>
-                            <m:t>4</m:t>
-                          </m:r>
-                        </m:e>
-                      </m:d>
-                    </m:e>
-                    <m:e>
-                      <m:r>
-                        <m:rPr>
-                          <m:sty m:val="p"/>
-                        </m:rPr>
-                        <m:t>=</m:t>
-                      </m:r>
-                      <m:r>
-                        <m:t>5</m:t>
-                      </m:r>
-                      <m:r>
-                        <m:rPr>
-                          <m:sty m:val="p"/>
-                        </m:rPr>
-                        <m:t>×</m:t>
-                      </m:r>
-                      <m:r>
-                        <m:t>0</m:t>
-                      </m:r>
-                      <m:r>
-                        <m:rPr>
-                          <m:sty m:val="p"/>
-                        </m:rPr>
-                        <m:t>,</m:t>
-                      </m:r>
-                      <m:sSup>
-                        <m:e>
-                          <m:r>
-                            <m:t>3</m:t>
-                          </m:r>
-                        </m:e>
-                        <m:sup>
-                          <m:r>
-                            <m:t>4</m:t>
-                          </m:r>
-                        </m:sup>
-                      </m:sSup>
-                      <m:r>
-                        <m:rPr>
-                          <m:sty m:val="p"/>
-                        </m:rPr>
-                        <m:t>×</m:t>
-                      </m:r>
-                      <m:r>
-                        <m:t>0</m:t>
-                      </m:r>
-                      <m:r>
-                        <m:rPr>
-                          <m:sty m:val="p"/>
-                        </m:rPr>
-                        <m:t>,</m:t>
-                      </m:r>
-                      <m:r>
-                        <m:t>7</m:t>
-                      </m:r>
-                      <m:r>
-                        <m:rPr>
-                          <m:sty m:val="p"/>
-                        </m:rPr>
-                        <m:t>=</m:t>
-                      </m:r>
-                      <m:r>
-                        <m:t>0.02835</m:t>
-                      </m:r>
-                      <m:r>
-                        <m:rPr>
-                          <m:sty m:val="p"/>
-                        </m:rPr>
-                        <m:t>,</m:t>
-                      </m:r>
-                    </m:e>
-                    <m:e>
-                      <m:r>
-                        <m:t>P</m:t>
-                      </m:r>
-                      <m:d>
-                        <m:dPr>
-                          <m:begChr m:val="("/>
-                          <m:endChr m:val=")"/>
-                          <m:sepChr m:val=""/>
-                          <m:grow/>
-                        </m:dPr>
-                        <m:e>
-                          <m:r>
-                            <m:t>X</m:t>
-                          </m:r>
-                          <m:r>
-                            <m:rPr>
-                              <m:sty m:val="p"/>
-                            </m:rPr>
-                            <m:t>=</m:t>
-                          </m:r>
-                          <m:r>
-                            <m:t>5</m:t>
-                          </m:r>
-                        </m:e>
-                      </m:d>
-                    </m:e>
-                    <m:e>
-                      <m:r>
-                        <m:rPr>
-                          <m:sty m:val="p"/>
-                        </m:rPr>
-                        <m:t>=</m:t>
-                      </m:r>
-                      <m:sSup>
-                        <m:e>
-                          <m:r>
-                            <m:t>0.3</m:t>
-                          </m:r>
-                        </m:e>
-                        <m:sup>
-                          <m:r>
-                            <m:t>5</m:t>
-                          </m:r>
-                        </m:sup>
-                      </m:sSup>
-                      <m:r>
-                        <m:rPr>
-                          <m:sty m:val="p"/>
-                        </m:rPr>
-                        <m:t>=</m:t>
-                      </m:r>
-                      <m:r>
-                        <m:t>0.00243</m:t>
-                      </m:r>
+                        </m:den>
+                      </m:f>
                       <m:r>
                         <m:rPr>
                           <m:sty m:val="p"/>
@@ -37031,10 +36370,38 @@
               </m:oMath>
             </m:oMathPara>
           </w:p>
+          <w:p>
+            <w:pPr>
+              <w:bidi/>
+            </w:pPr>
+            <w:r>
+              <w:rPr>
+                <w:rtl/>
+              </w:rPr>
+              <w:t xml:space="preserve">وبالاختزال (القسمة على</w:t>
+            </w:r>
+            <w:r>
+              <w:rPr>
+                <w:rtl/>
+              </w:rPr>
+              <w:t xml:space="preserve"> </w:t>
+            </w:r>
+            <m:oMath>
+              <m:r>
+                <m:t>4</m:t>
+              </m:r>
+            </m:oMath>
+            <w:r>
+              <w:rPr>
+                <w:rtl/>
+              </w:rPr>
+              <w:t xml:space="preserve">):</w:t>
+            </w:r>
+          </w:p>
           <w:tbl>
             <w:tblPr>
               <w:tblStyle w:val="Table"/>
-              <w:tblW w:w="9518" w:type="dxa"/>
+              <w:tblW w:w="9522" w:type="dxa"/>
               <w:jc w:val="center"/>
               <w:tblBorders>
                 <w:top w:val="single" w:sz="4" w:space="0" w:color="000000"/>
@@ -37048,13 +36415,12 @@
               <w:tblLook w:firstRow="1" w:lastRow="0" w:firstColumn="0" w:lastColumn="0" w:noHBand="0" w:noVBand="0" w:val="0020"/>
             </w:tblPr>
             <w:tblGrid>
-              <w:gridCol w:w="998"/>
-              <w:gridCol w:w="1420"/>
-              <w:gridCol w:w="1420"/>
-              <w:gridCol w:w="1420"/>
-              <w:gridCol w:w="1420"/>
-              <w:gridCol w:w="1420"/>
-              <w:gridCol w:w="1420"/>
+              <w:gridCol w:w="1338"/>
+              <w:gridCol w:w="1504"/>
+              <w:gridCol w:w="1670"/>
+              <w:gridCol w:w="1670"/>
+              <w:gridCol w:w="1670"/>
+              <w:gridCol w:w="1670"/>
             </w:tblGrid>
             <w:tr>
               <w:trPr>
@@ -37062,7 +36428,7 @@
               </w:trPr>
               <w:tc>
                 <w:tcPr>
-                  <w:tcW w:w="998" w:type="dxa"/>
+                  <w:tcW w:w="1338" w:type="dxa"/>
                   <w:shd w:val="clear" w:color="auto" w:fill="E4E7ED"/>
                 </w:tcPr>
                 <w:p>
@@ -37078,15 +36444,24 @@
                     <w:t xml:space="preserve"/>
                   </w:r>
                   <m:oMath>
-                    <m:r>
-                      <m:t>k</m:t>
-                    </m:r>
+                    <m:sSub>
+                      <m:e>
+                        <m:r>
+                          <m:t>x</m:t>
+                        </m:r>
+                      </m:e>
+                      <m:sub>
+                        <m:r>
+                          <m:t>i</m:t>
+                        </m:r>
+                      </m:sub>
+                    </m:sSub>
                   </m:oMath>
                 </w:p>
               </w:tc>
               <w:tc>
                 <w:tcPr>
-                  <w:tcW w:w="1420" w:type="dxa"/>
+                  <w:tcW w:w="1504" w:type="dxa"/>
                   <w:shd w:val="clear" w:color="auto" w:fill="E4E7ED"/>
                 </w:tcPr>
                 <w:p>
@@ -37104,7 +36479,7 @@
               </w:tc>
               <w:tc>
                 <w:tcPr>
-                  <w:tcW w:w="1420" w:type="dxa"/>
+                  <w:tcW w:w="1670" w:type="dxa"/>
                   <w:shd w:val="clear" w:color="auto" w:fill="E4E7ED"/>
                 </w:tcPr>
                 <w:p>
@@ -37122,7 +36497,7 @@
               </w:tc>
               <w:tc>
                 <w:tcPr>
-                  <w:tcW w:w="1420" w:type="dxa"/>
+                  <w:tcW w:w="1670" w:type="dxa"/>
                   <w:shd w:val="clear" w:color="auto" w:fill="E4E7ED"/>
                 </w:tcPr>
                 <w:p>
@@ -37140,7 +36515,7 @@
               </w:tc>
               <w:tc>
                 <w:tcPr>
-                  <w:tcW w:w="1420" w:type="dxa"/>
+                  <w:tcW w:w="1670" w:type="dxa"/>
                   <w:shd w:val="clear" w:color="auto" w:fill="E4E7ED"/>
                 </w:tcPr>
                 <w:p>
@@ -37158,7 +36533,7 @@
               </w:tc>
               <w:tc>
                 <w:tcPr>
-                  <w:tcW w:w="1420" w:type="dxa"/>
+                  <w:tcW w:w="1670" w:type="dxa"/>
                   <w:shd w:val="clear" w:color="auto" w:fill="E4E7ED"/>
                 </w:tcPr>
                 <w:p>
@@ -37167,36 +36542,19 @@
                     <w:bidi/>
                     <w:jc w:val="center"/>
                   </w:pPr>
-                  <m:oMath>
-                    <m:r>
-                      <m:t>4</m:t>
-                    </m:r>
-                  </m:oMath>
-                </w:p>
-              </w:tc>
-              <w:tc>
-                <w:tcPr>
-                  <w:tcW w:w="1420" w:type="dxa"/>
-                  <w:shd w:val="clear" w:color="auto" w:fill="E4E7ED"/>
-                </w:tcPr>
-                <w:p>
-                  <w:pPr>
-                    <w:pStyle w:val="Compact"/>
-                    <w:bidi/>
-                    <w:jc w:val="center"/>
-                  </w:pPr>
-                  <m:oMath>
-                    <m:r>
-                      <m:t>5</m:t>
-                    </m:r>
-                  </m:oMath>
+                  <w:r>
+                    <w:rPr>
+                      <w:rtl/>
+                    </w:rPr>
+                    <w:t xml:space="preserve">المجموع</w:t>
+                  </w:r>
                 </w:p>
               </w:tc>
             </w:tr>
             <w:tr>
               <w:tc>
                 <w:tcPr>
-                  <w:tcW w:w="998" w:type="dxa"/>
+                  <w:tcW w:w="1338" w:type="dxa"/>
                 </w:tcPr>
                 <w:p>
                   <w:pPr>
@@ -37225,9 +36583,18 @@
                           </m:rPr>
                           <m:t>=</m:t>
                         </m:r>
-                        <m:r>
-                          <m:t>k</m:t>
-                        </m:r>
+                        <m:sSub>
+                          <m:e>
+                            <m:r>
+                              <m:t>x</m:t>
+                            </m:r>
+                          </m:e>
+                          <m:sub>
+                            <m:r>
+                              <m:t>i</m:t>
+                            </m:r>
+                          </m:sub>
+                        </m:sSub>
                       </m:e>
                     </m:d>
                   </m:oMath>
@@ -37235,7 +36602,7 @@
               </w:tc>
               <w:tc>
                 <w:tcPr>
-                  <w:tcW w:w="1420" w:type="dxa"/>
+                  <w:tcW w:w="1504" w:type="dxa"/>
                 </w:tcPr>
                 <w:p>
                   <w:pPr>
@@ -37244,24 +36611,27 @@
                     <w:jc w:val="center"/>
                   </w:pPr>
                   <m:oMath>
-                    <m:r>
-                      <m:t>0</m:t>
-                    </m:r>
-                    <m:r>
-                      <m:rPr>
-                        <m:sty m:val="p"/>
-                      </m:rPr>
-                      <m:t>,</m:t>
-                    </m:r>
-                    <m:r>
-                      <m:t>16807</m:t>
-                    </m:r>
+                    <m:f>
+                      <m:fPr>
+                        <m:type m:val="bar"/>
+                      </m:fPr>
+                      <m:num>
+                        <m:r>
+                          <m:t>55</m:t>
+                        </m:r>
+                      </m:num>
+                      <m:den>
+                        <m:r>
+                          <m:t>1015</m:t>
+                        </m:r>
+                      </m:den>
+                    </m:f>
                   </m:oMath>
                 </w:p>
               </w:tc>
               <w:tc>
                 <w:tcPr>
-                  <w:tcW w:w="1420" w:type="dxa"/>
+                  <w:tcW w:w="1670" w:type="dxa"/>
                 </w:tcPr>
                 <w:p>
                   <w:pPr>
@@ -37270,24 +36640,27 @@
                     <w:jc w:val="center"/>
                   </w:pPr>
                   <m:oMath>
-                    <m:r>
-                      <m:t>0</m:t>
-                    </m:r>
-                    <m:r>
-                      <m:rPr>
-                        <m:sty m:val="p"/>
-                      </m:rPr>
-                      <m:t>,</m:t>
-                    </m:r>
-                    <m:r>
-                      <m:t>36015</m:t>
-                    </m:r>
+                    <m:f>
+                      <m:fPr>
+                        <m:type m:val="bar"/>
+                      </m:fPr>
+                      <m:num>
+                        <m:r>
+                          <m:t>297</m:t>
+                        </m:r>
+                      </m:num>
+                      <m:den>
+                        <m:r>
+                          <m:t>1015</m:t>
+                        </m:r>
+                      </m:den>
+                    </m:f>
                   </m:oMath>
                 </w:p>
               </w:tc>
               <w:tc>
                 <w:tcPr>
-                  <w:tcW w:w="1420" w:type="dxa"/>
+                  <w:tcW w:w="1670" w:type="dxa"/>
                 </w:tcPr>
                 <w:p>
                   <w:pPr>
@@ -37296,24 +36669,27 @@
                     <w:jc w:val="center"/>
                   </w:pPr>
                   <m:oMath>
-                    <m:r>
-                      <m:t>0</m:t>
-                    </m:r>
-                    <m:r>
-                      <m:rPr>
-                        <m:sty m:val="p"/>
-                      </m:rPr>
-                      <m:t>,</m:t>
-                    </m:r>
-                    <m:r>
-                      <m:t>30870</m:t>
-                    </m:r>
+                    <m:f>
+                      <m:fPr>
+                        <m:type m:val="bar"/>
+                      </m:fPr>
+                      <m:num>
+                        <m:r>
+                          <m:t>459</m:t>
+                        </m:r>
+                      </m:num>
+                      <m:den>
+                        <m:r>
+                          <m:t>1015</m:t>
+                        </m:r>
+                      </m:den>
+                    </m:f>
                   </m:oMath>
                 </w:p>
               </w:tc>
               <w:tc>
                 <w:tcPr>
-                  <w:tcW w:w="1420" w:type="dxa"/>
+                  <w:tcW w:w="1670" w:type="dxa"/>
                 </w:tcPr>
                 <w:p>
                   <w:pPr>
@@ -37322,24 +36698,27 @@
                     <w:jc w:val="center"/>
                   </w:pPr>
                   <m:oMath>
-                    <m:r>
-                      <m:t>0</m:t>
-                    </m:r>
-                    <m:r>
-                      <m:rPr>
-                        <m:sty m:val="p"/>
-                      </m:rPr>
-                      <m:t>,</m:t>
-                    </m:r>
-                    <m:r>
-                      <m:t>13230</m:t>
-                    </m:r>
+                    <m:f>
+                      <m:fPr>
+                        <m:type m:val="bar"/>
+                      </m:fPr>
+                      <m:num>
+                        <m:r>
+                          <m:t>204</m:t>
+                        </m:r>
+                      </m:num>
+                      <m:den>
+                        <m:r>
+                          <m:t>1015</m:t>
+                        </m:r>
+                      </m:den>
+                    </m:f>
                   </m:oMath>
                 </w:p>
               </w:tc>
               <w:tc>
                 <w:tcPr>
-                  <w:tcW w:w="1420" w:type="dxa"/>
+                  <w:tcW w:w="1670" w:type="dxa"/>
                 </w:tcPr>
                 <w:p>
                   <w:pPr>
@@ -37349,42 +36728,7 @@
                   </w:pPr>
                   <m:oMath>
                     <m:r>
-                      <m:t>0</m:t>
-                    </m:r>
-                    <m:r>
-                      <m:rPr>
-                        <m:sty m:val="p"/>
-                      </m:rPr>
-                      <m:t>,</m:t>
-                    </m:r>
-                    <m:r>
-                      <m:t>02835</m:t>
-                    </m:r>
-                  </m:oMath>
-                </w:p>
-              </w:tc>
-              <w:tc>
-                <w:tcPr>
-                  <w:tcW w:w="1420" w:type="dxa"/>
-                </w:tcPr>
-                <w:p>
-                  <w:pPr>
-                    <w:pStyle w:val="Compact"/>
-                    <w:bidi/>
-                    <w:jc w:val="center"/>
-                  </w:pPr>
-                  <m:oMath>
-                    <m:r>
-                      <m:t>0</m:t>
-                    </m:r>
-                    <m:r>
-                      <m:rPr>
-                        <m:sty m:val="p"/>
-                      </m:rPr>
-                      <m:t>,</m:t>
-                    </m:r>
-                    <m:r>
-                      <m:t>00243</m:t>
+                      <m:t>1</m:t>
                     </m:r>
                   </m:oMath>
                 </w:p>
@@ -37400,17 +36744,53 @@
               <w:rPr>
                 <w:rtl/>
               </w:rPr>
-              <w:t xml:space="preserve">التحقق: مجموع الاحتمالات يساوي</w:t>
-            </w:r>
-            <w:r>
-              <w:rPr>
-                <w:rtl/>
-              </w:rPr>
-              <w:t xml:space="preserve"> </w:t>
-            </w:r>
-            <m:oMath>
-              <m:r>
-                <m:t>1</m:t>
+              <w:t xml:space="preserve">تحقق:</w:t>
+            </w:r>
+            <w:r>
+              <w:rPr>
+                <w:rtl/>
+              </w:rPr>
+              <w:t xml:space="preserve"> </w:t>
+            </w:r>
+            <m:oMath>
+              <m:r>
+                <m:t>55</m:t>
+              </m:r>
+              <m:r>
+                <m:rPr>
+                  <m:sty m:val="p"/>
+                </m:rPr>
+                <m:t>+</m:t>
+              </m:r>
+              <m:r>
+                <m:t>297</m:t>
+              </m:r>
+              <m:r>
+                <m:rPr>
+                  <m:sty m:val="p"/>
+                </m:rPr>
+                <m:t>+</m:t>
+              </m:r>
+              <m:r>
+                <m:t>459</m:t>
+              </m:r>
+              <m:r>
+                <m:rPr>
+                  <m:sty m:val="p"/>
+                </m:rPr>
+                <m:t>+</m:t>
+              </m:r>
+              <m:r>
+                <m:t>204</m:t>
+              </m:r>
+              <m:r>
+                <m:rPr>
+                  <m:sty m:val="p"/>
+                </m:rPr>
+                <m:t>=</m:t>
+              </m:r>
+              <m:r>
+                <m:t>1015</m:t>
               </m:r>
             </m:oMath>
             <w:r>
@@ -37444,482 +36824,7 @@
                 <w:bCs/>
                 <w:rtl/>
               </w:rPr>
-              <w:t xml:space="preserve">(جـ)</w:t>
-            </w:r>
-            <w:r>
-              <w:rPr>
-                <w:rtl/>
-              </w:rPr>
-              <w:t xml:space="preserve"> </w:t>
-            </w:r>
-            <w:r>
-              <w:rPr>
-                <w:rtl/>
-              </w:rPr>
-              <w:t xml:space="preserve">مرة على الأقل:</w:t>
-            </w:r>
-            <w:r>
-              <w:rPr>
-                <w:rtl/>
-              </w:rPr>
-              <w:t xml:space="preserve"> </w:t>
-            </w:r>
-            <m:oMath>
-              <m:r>
-                <m:t>P</m:t>
-              </m:r>
-              <m:d>
-                <m:dPr>
-                  <m:begChr m:val="("/>
-                  <m:endChr m:val=")"/>
-                  <m:sepChr m:val=""/>
-                  <m:grow/>
-                </m:dPr>
-                <m:e>
-                  <m:r>
-                    <m:t>X</m:t>
-                  </m:r>
-                  <m:r>
-                    <m:rPr>
-                      <m:sty m:val="p"/>
-                    </m:rPr>
-                    <m:t>≥</m:t>
-                  </m:r>
-                  <m:r>
-                    <m:t>1</m:t>
-                  </m:r>
-                </m:e>
-              </m:d>
-              <m:r>
-                <m:rPr>
-                  <m:sty m:val="p"/>
-                </m:rPr>
-                <m:t>=</m:t>
-              </m:r>
-              <m:r>
-                <m:t>1</m:t>
-              </m:r>
-              <m:r>
-                <m:rPr>
-                  <m:sty m:val="p"/>
-                </m:rPr>
-                <m:t>−</m:t>
-              </m:r>
-              <m:r>
-                <m:t>P</m:t>
-              </m:r>
-              <m:d>
-                <m:dPr>
-                  <m:begChr m:val="("/>
-                  <m:endChr m:val=")"/>
-                  <m:sepChr m:val=""/>
-                  <m:grow/>
-                </m:dPr>
-                <m:e>
-                  <m:r>
-                    <m:t>X</m:t>
-                  </m:r>
-                  <m:r>
-                    <m:rPr>
-                      <m:sty m:val="p"/>
-                    </m:rPr>
-                    <m:t>=</m:t>
-                  </m:r>
-                  <m:r>
-                    <m:t>0</m:t>
-                  </m:r>
-                </m:e>
-              </m:d>
-              <m:r>
-                <m:rPr>
-                  <m:sty m:val="p"/>
-                </m:rPr>
-                <m:t>=</m:t>
-              </m:r>
-              <m:r>
-                <m:t>1</m:t>
-              </m:r>
-              <m:r>
-                <m:rPr>
-                  <m:sty m:val="p"/>
-                </m:rPr>
-                <m:t>−</m:t>
-              </m:r>
-              <m:r>
-                <m:t>0</m:t>
-              </m:r>
-              <m:r>
-                <m:rPr>
-                  <m:sty m:val="p"/>
-                </m:rPr>
-                <m:t>,</m:t>
-              </m:r>
-              <m:r>
-                <m:t>16807</m:t>
-              </m:r>
-              <m:r>
-                <m:rPr>
-                  <m:sty m:val="p"/>
-                </m:rPr>
-                <m:t>=</m:t>
-              </m:r>
-              <m:borderBox>
-                <m:e>
-                  <m:r>
-                    <m:t>0</m:t>
-                  </m:r>
-                  <m:r>
-                    <m:rPr>
-                      <m:sty m:val="p"/>
-                    </m:rPr>
-                    <m:t>,</m:t>
-                  </m:r>
-                  <m:r>
-                    <m:t>83193</m:t>
-                  </m:r>
-                </m:e>
-              </m:borderBox>
-            </m:oMath>
-            <w:r>
-              <w:rPr>
-                <w:rtl/>
-              </w:rPr>
-              <w:t xml:space="preserve">.</w:t>
-            </w:r>
-          </w:p>
-          <w:p>
-            <w:pPr>
-              <w:bidi/>
-            </w:pPr>
-            <w:r>
-              <w:rPr>
-                <w:rtl/>
-              </w:rPr>
-              <w:t xml:space="preserve">مرة على الأكثر:</w:t>
-            </w:r>
-            <w:r>
-              <w:rPr>
-                <w:rtl/>
-              </w:rPr>
-              <w:t xml:space="preserve"> </w:t>
-            </w:r>
-            <m:oMath>
-              <m:r>
-                <m:t>P</m:t>
-              </m:r>
-              <m:d>
-                <m:dPr>
-                  <m:begChr m:val="("/>
-                  <m:endChr m:val=")"/>
-                  <m:sepChr m:val=""/>
-                  <m:grow/>
-                </m:dPr>
-                <m:e>
-                  <m:r>
-                    <m:t>X</m:t>
-                  </m:r>
-                  <m:r>
-                    <m:rPr>
-                      <m:sty m:val="p"/>
-                    </m:rPr>
-                    <m:t>≤</m:t>
-                  </m:r>
-                  <m:r>
-                    <m:t>1</m:t>
-                  </m:r>
-                </m:e>
-              </m:d>
-              <m:r>
-                <m:rPr>
-                  <m:sty m:val="p"/>
-                </m:rPr>
-                <m:t>=</m:t>
-              </m:r>
-              <m:r>
-                <m:t>P</m:t>
-              </m:r>
-              <m:d>
-                <m:dPr>
-                  <m:begChr m:val="("/>
-                  <m:endChr m:val=")"/>
-                  <m:sepChr m:val=""/>
-                  <m:grow/>
-                </m:dPr>
-                <m:e>
-                  <m:r>
-                    <m:t>X</m:t>
-                  </m:r>
-                  <m:r>
-                    <m:rPr>
-                      <m:sty m:val="p"/>
-                    </m:rPr>
-                    <m:t>=</m:t>
-                  </m:r>
-                  <m:r>
-                    <m:t>0</m:t>
-                  </m:r>
-                </m:e>
-              </m:d>
-              <m:r>
-                <m:rPr>
-                  <m:sty m:val="p"/>
-                </m:rPr>
-                <m:t>+</m:t>
-              </m:r>
-              <m:r>
-                <m:t>P</m:t>
-              </m:r>
-              <m:d>
-                <m:dPr>
-                  <m:begChr m:val="("/>
-                  <m:endChr m:val=")"/>
-                  <m:sepChr m:val=""/>
-                  <m:grow/>
-                </m:dPr>
-                <m:e>
-                  <m:r>
-                    <m:t>X</m:t>
-                  </m:r>
-                  <m:r>
-                    <m:rPr>
-                      <m:sty m:val="p"/>
-                    </m:rPr>
-                    <m:t>=</m:t>
-                  </m:r>
-                  <m:r>
-                    <m:t>1</m:t>
-                  </m:r>
-                </m:e>
-              </m:d>
-              <m:r>
-                <m:rPr>
-                  <m:sty m:val="p"/>
-                </m:rPr>
-                <m:t>=</m:t>
-              </m:r>
-              <m:r>
-                <m:t>0.16807</m:t>
-              </m:r>
-              <m:r>
-                <m:rPr>
-                  <m:sty m:val="p"/>
-                </m:rPr>
-                <m:t>+</m:t>
-              </m:r>
-              <m:r>
-                <m:t>0</m:t>
-              </m:r>
-              <m:r>
-                <m:rPr>
-                  <m:sty m:val="p"/>
-                </m:rPr>
-                <m:t>,</m:t>
-              </m:r>
-              <m:r>
-                <m:t>36015</m:t>
-              </m:r>
-              <m:r>
-                <m:rPr>
-                  <m:sty m:val="p"/>
-                </m:rPr>
-                <m:t>=</m:t>
-              </m:r>
-              <m:borderBox>
-                <m:e>
-                  <m:r>
-                    <m:t>0</m:t>
-                  </m:r>
-                  <m:r>
-                    <m:rPr>
-                      <m:sty m:val="p"/>
-                    </m:rPr>
-                    <m:t>,</m:t>
-                  </m:r>
-                  <m:r>
-                    <m:t>52822</m:t>
-                  </m:r>
-                </m:e>
-              </m:borderBox>
-            </m:oMath>
-            <w:r>
-              <w:rPr>
-                <w:rtl/>
-              </w:rPr>
-              <w:t xml:space="preserve">.</w:t>
-            </w:r>
-          </w:p>
-          <w:p>
-            <w:pPr>
-              <w:bidi/>
-            </w:pPr>
-            <w:r>
-              <w:rPr>
-                <w:b/>
-                <w:bCs/>
-                <w:rtl/>
-              </w:rPr>
-              <w:t xml:space="preserve">(د)</w:t>
-            </w:r>
-            <w:r>
-              <w:rPr>
-                <w:rtl/>
-              </w:rPr>
-              <w:t xml:space="preserve"> </w:t>
-            </w:r>
-            <w:r>
-              <w:rPr>
-                <w:rtl/>
-              </w:rPr>
-              <w:t xml:space="preserve">للقانون الثنائي</w:t>
-            </w:r>
-            <w:r>
-              <w:rPr>
-                <w:rtl/>
-              </w:rPr>
-              <w:t xml:space="preserve"> </w:t>
-            </w:r>
-            <m:oMath>
-              <m:r>
-                <m:rPr>
-                  <m:sty m:val="p"/>
-                  <m:scr m:val="script"/>
-                </m:rPr>
-                <m:t>B</m:t>
-              </m:r>
-              <m:d>
-                <m:dPr>
-                  <m:begChr m:val="("/>
-                  <m:endChr m:val=")"/>
-                  <m:sepChr m:val=""/>
-                  <m:grow/>
-                </m:dPr>
-                <m:e>
-                  <m:r>
-                    <m:t>n</m:t>
-                  </m:r>
-                  <m:r>
-                    <m:rPr>
-                      <m:sty m:val="p"/>
-                    </m:rPr>
-                    <m:t>;</m:t>
-                  </m:r>
-                  <m:r>
-                    <m:t>p</m:t>
-                  </m:r>
-                </m:e>
-              </m:d>
-            </m:oMath>
-            <w:r>
-              <w:rPr>
-                <w:rtl/>
-              </w:rPr>
-              <w:t xml:space="preserve">:</w:t>
-            </w:r>
-            <w:r>
-              <w:rPr>
-                <w:rtl/>
-              </w:rPr>
-              <w:t xml:space="preserve"> </w:t>
-            </w:r>
-            <m:oMath>
-              <m:r>
-                <m:t>E</m:t>
-              </m:r>
-              <m:d>
-                <m:dPr>
-                  <m:begChr m:val="("/>
-                  <m:endChr m:val=")"/>
-                  <m:sepChr m:val=""/>
-                  <m:grow/>
-                </m:dPr>
-                <m:e>
-                  <m:r>
-                    <m:t>X</m:t>
-                  </m:r>
-                </m:e>
-              </m:d>
-              <m:r>
-                <m:rPr>
-                  <m:sty m:val="p"/>
-                </m:rPr>
-                <m:t>=</m:t>
-              </m:r>
-              <m:r>
-                <m:t>n</m:t>
-              </m:r>
-              <m:r>
-                <m:t>p</m:t>
-              </m:r>
-            </m:oMath>
-            <w:r>
-              <w:rPr>
-                <w:rtl/>
-              </w:rPr>
-              <w:t xml:space="preserve"> </w:t>
-            </w:r>
-            <w:r>
-              <w:rPr>
-                <w:rtl/>
-              </w:rPr>
-              <w:t xml:space="preserve">و</w:t>
-            </w:r>
-            <m:oMath>
-              <m:r>
-                <m:t>V</m:t>
-              </m:r>
-              <m:d>
-                <m:dPr>
-                  <m:begChr m:val="("/>
-                  <m:endChr m:val=")"/>
-                  <m:sepChr m:val=""/>
-                  <m:grow/>
-                </m:dPr>
-                <m:e>
-                  <m:r>
-                    <m:t>X</m:t>
-                  </m:r>
-                </m:e>
-              </m:d>
-              <m:r>
-                <m:rPr>
-                  <m:sty m:val="p"/>
-                </m:rPr>
-                <m:t>=</m:t>
-              </m:r>
-              <m:r>
-                <m:t>n</m:t>
-              </m:r>
-              <m:r>
-                <m:t>p</m:t>
-              </m:r>
-              <m:d>
-                <m:dPr>
-                  <m:begChr m:val="("/>
-                  <m:endChr m:val=")"/>
-                  <m:sepChr m:val=""/>
-                  <m:grow/>
-                </m:dPr>
-                <m:e>
-                  <m:r>
-                    <m:t>1</m:t>
-                  </m:r>
-                  <m:r>
-                    <m:rPr>
-                      <m:sty m:val="p"/>
-                    </m:rPr>
-                    <m:t>−</m:t>
-                  </m:r>
-                  <m:r>
-                    <m:t>p</m:t>
-                  </m:r>
-                </m:e>
-              </m:d>
-            </m:oMath>
-            <w:r>
-              <w:rPr>
-                <w:rtl/>
-              </w:rPr>
-              <w:t xml:space="preserve">:</w:t>
+              <w:t xml:space="preserve">3.</w:t>
             </w:r>
           </w:p>
           <w:p>
@@ -37953,33 +36858,111 @@
                   </m:rPr>
                   <m:t>=</m:t>
                 </m:r>
-                <m:r>
-                  <m:t>5</m:t>
-                </m:r>
-                <m:r>
-                  <m:rPr>
-                    <m:sty m:val="p"/>
-                  </m:rPr>
-                  <m:t>×</m:t>
-                </m:r>
-                <m:r>
-                  <m:t>0</m:t>
-                </m:r>
-                <m:r>
-                  <m:rPr>
-                    <m:sty m:val="p"/>
-                  </m:rPr>
-                  <m:t>,</m:t>
-                </m:r>
-                <m:r>
-                  <m:t>3</m:t>
-                </m:r>
+                <m:f>
+                  <m:fPr>
+                    <m:type m:val="bar"/>
+                  </m:fPr>
+                  <m:num>
+                    <m:r>
+                      <m:t>0</m:t>
+                    </m:r>
+                    <m:r>
+                      <m:rPr>
+                        <m:sty m:val="p"/>
+                      </m:rPr>
+                      <m:t>×</m:t>
+                    </m:r>
+                    <m:r>
+                      <m:t>55</m:t>
+                    </m:r>
+                    <m:r>
+                      <m:rPr>
+                        <m:sty m:val="p"/>
+                      </m:rPr>
+                      <m:t>+</m:t>
+                    </m:r>
+                    <m:r>
+                      <m:t>1</m:t>
+                    </m:r>
+                    <m:r>
+                      <m:rPr>
+                        <m:sty m:val="p"/>
+                      </m:rPr>
+                      <m:t>×</m:t>
+                    </m:r>
+                    <m:r>
+                      <m:t>297</m:t>
+                    </m:r>
+                    <m:r>
+                      <m:rPr>
+                        <m:sty m:val="p"/>
+                      </m:rPr>
+                      <m:t>+</m:t>
+                    </m:r>
+                    <m:r>
+                      <m:t>2</m:t>
+                    </m:r>
+                    <m:r>
+                      <m:rPr>
+                        <m:sty m:val="p"/>
+                      </m:rPr>
+                      <m:t>×</m:t>
+                    </m:r>
+                    <m:r>
+                      <m:t>459</m:t>
+                    </m:r>
+                    <m:r>
+                      <m:rPr>
+                        <m:sty m:val="p"/>
+                      </m:rPr>
+                      <m:t>+</m:t>
+                    </m:r>
+                    <m:r>
+                      <m:t>3</m:t>
+                    </m:r>
+                    <m:r>
+                      <m:rPr>
+                        <m:sty m:val="p"/>
+                      </m:rPr>
+                      <m:t>×</m:t>
+                    </m:r>
+                    <m:r>
+                      <m:t>204</m:t>
+                    </m:r>
+                  </m:num>
+                  <m:den>
+                    <m:r>
+                      <m:t>1015</m:t>
+                    </m:r>
+                  </m:den>
+                </m:f>
                 <m:r>
                   <m:rPr>
                     <m:sty m:val="p"/>
                   </m:rPr>
                   <m:t>=</m:t>
                 </m:r>
+                <m:f>
+                  <m:fPr>
+                    <m:type m:val="bar"/>
+                  </m:fPr>
+                  <m:num>
+                    <m:r>
+                      <m:t>1827</m:t>
+                    </m:r>
+                  </m:num>
+                  <m:den>
+                    <m:r>
+                      <m:t>1015</m:t>
+                    </m:r>
+                  </m:den>
+                </m:f>
+                <m:r>
+                  <m:rPr>
+                    <m:sty m:val="p"/>
+                  </m:rPr>
+                  <m:t>=</m:t>
+                </m:r>
                 <m:borderBox>
                   <m:e>
                     <m:r>
@@ -37992,99 +36975,7 @@
                       <m:t>,</m:t>
                     </m:r>
                     <m:r>
-                      <m:t>5</m:t>
-                    </m:r>
-                  </m:e>
-                </m:borderBox>
-                <m:r>
-                  <m:rPr>
-                    <m:sty m:val="p"/>
-                  </m:rPr>
-                  <m:t>,</m:t>
-                </m:r>
-                <m:r>
-                  <m:t>  </m:t>
-                </m:r>
-                <m:r>
-                  <m:t>V</m:t>
-                </m:r>
-                <m:d>
-                  <m:dPr>
-                    <m:begChr m:val="("/>
-                    <m:endChr m:val=")"/>
-                    <m:sepChr m:val=""/>
-                    <m:grow/>
-                  </m:dPr>
-                  <m:e>
-                    <m:r>
-                      <m:t>X</m:t>
-                    </m:r>
-                  </m:e>
-                </m:d>
-                <m:r>
-                  <m:rPr>
-                    <m:sty m:val="p"/>
-                  </m:rPr>
-                  <m:t>=</m:t>
-                </m:r>
-                <m:r>
-                  <m:t>5</m:t>
-                </m:r>
-                <m:r>
-                  <m:rPr>
-                    <m:sty m:val="p"/>
-                  </m:rPr>
-                  <m:t>×</m:t>
-                </m:r>
-                <m:r>
-                  <m:t>0</m:t>
-                </m:r>
-                <m:r>
-                  <m:rPr>
-                    <m:sty m:val="p"/>
-                  </m:rPr>
-                  <m:t>,</m:t>
-                </m:r>
-                <m:r>
-                  <m:t>3</m:t>
-                </m:r>
-                <m:r>
-                  <m:rPr>
-                    <m:sty m:val="p"/>
-                  </m:rPr>
-                  <m:t>×</m:t>
-                </m:r>
-                <m:r>
-                  <m:t>0</m:t>
-                </m:r>
-                <m:r>
-                  <m:rPr>
-                    <m:sty m:val="p"/>
-                  </m:rPr>
-                  <m:t>,</m:t>
-                </m:r>
-                <m:r>
-                  <m:t>7</m:t>
-                </m:r>
-                <m:r>
-                  <m:rPr>
-                    <m:sty m:val="p"/>
-                  </m:rPr>
-                  <m:t>=</m:t>
-                </m:r>
-                <m:borderBox>
-                  <m:e>
-                    <m:r>
-                      <m:t>1</m:t>
-                    </m:r>
-                    <m:r>
-                      <m:rPr>
-                        <m:sty m:val="p"/>
-                      </m:rPr>
-                      <m:t>,</m:t>
-                    </m:r>
-                    <m:r>
-                      <m:t>05</m:t>
+                      <m:t>8</m:t>
                     </m:r>
                   </m:e>
                 </m:borderBox>
@@ -38103,121 +36994,19 @@
             </w:pPr>
             <w:r>
               <w:rPr>
-                <w:b/>
-                <w:bCs/>
-                <w:rtl/>
-              </w:rPr>
-              <w:t xml:space="preserve">2.</w:t>
-            </w:r>
-          </w:p>
-          <w:p>
-            <w:pPr>
-              <w:bidi/>
-            </w:pPr>
-            <w:r>
-              <w:rPr>
-                <w:b/>
-                <w:bCs/>
-                <w:rtl/>
-              </w:rPr>
-              <w:t xml:space="preserve">(أ)</w:t>
-            </w:r>
-            <w:r>
-              <w:rPr>
-                <w:rtl/>
-              </w:rPr>
-              <w:t xml:space="preserve"> </w:t>
-            </w:r>
-            <w:r>
-              <w:rPr>
-                <w:rtl/>
-              </w:rPr>
-              <w:t xml:space="preserve">عدد الإصابات في</w:t>
-            </w:r>
-            <w:r>
-              <w:rPr>
-                <w:rtl/>
-              </w:rPr>
-              <w:t xml:space="preserve"> </w:t>
-            </w:r>
-            <m:oMath>
-              <m:r>
-                <m:t>n</m:t>
-              </m:r>
-            </m:oMath>
-            <w:r>
-              <w:rPr>
-                <w:rtl/>
-              </w:rPr>
-              <w:t xml:space="preserve"> </w:t>
-            </w:r>
-            <w:r>
-              <w:rPr>
-                <w:rtl/>
-              </w:rPr>
-              <w:t xml:space="preserve">رمية يتبع</w:t>
-            </w:r>
-            <w:r>
-              <w:rPr>
-                <w:rtl/>
-              </w:rPr>
-              <w:t xml:space="preserve"> </w:t>
-            </w:r>
-            <m:oMath>
-              <m:r>
-                <m:rPr>
-                  <m:sty m:val="p"/>
-                  <m:scr m:val="script"/>
-                </m:rPr>
-                <m:t>B</m:t>
-              </m:r>
-              <m:d>
-                <m:dPr>
-                  <m:begChr m:val="("/>
-                  <m:endChr m:val=")"/>
-                  <m:sepChr m:val=""/>
-                  <m:grow/>
-                </m:dPr>
-                <m:e>
-                  <m:r>
-                    <m:t>n</m:t>
-                  </m:r>
-                  <m:r>
-                    <m:rPr>
-                      <m:sty m:val="p"/>
-                    </m:rPr>
-                    <m:t>;</m:t>
-                  </m:r>
-                  <m:r>
-                    <m:t>0</m:t>
-                  </m:r>
-                  <m:r>
-                    <m:rPr>
-                      <m:sty m:val="p"/>
-                    </m:rPr>
-                    <m:t>,</m:t>
-                  </m:r>
-                  <m:r>
-                    <m:t>3</m:t>
-                  </m:r>
-                </m:e>
-              </m:d>
-            </m:oMath>
-            <w:r>
-              <w:rPr>
-                <w:rtl/>
-              </w:rPr>
-              <w:t xml:space="preserve">. الحدث العكسي لـ «إصابة على الأقل» هو «لا إصابة» واحتماله</w:t>
-            </w:r>
-            <w:r>
-              <w:rPr>
-                <w:rtl/>
-              </w:rPr>
-              <w:t xml:space="preserve"> </w:t>
-            </w:r>
-            <m:oMath>
-              <m:r>
-                <m:t>0</m:t>
+                <w:rtl/>
+              </w:rPr>
+              <w:t xml:space="preserve">عند تكرار الاختيار مرات كثيرة، يكون متوسط عدد البنات بين المندوبين</w:t>
+            </w:r>
+            <w:r>
+              <w:rPr>
+                <w:rtl/>
+              </w:rPr>
+              <w:t xml:space="preserve"> </w:t>
+            </w:r>
+            <m:oMath>
+              <m:r>
+                <m:t>1</m:t>
               </m:r>
               <m:r>
                 <m:rPr>
@@ -38225,783 +37014,53 @@
                 </m:rPr>
                 <m:t>,</m:t>
               </m:r>
-              <m:sSup>
-                <m:e>
-                  <m:r>
-                    <m:t>7</m:t>
-                  </m:r>
-                </m:e>
-                <m:sup>
-                  <m:r>
-                    <m:t>n</m:t>
-                  </m:r>
-                </m:sup>
-              </m:sSup>
-            </m:oMath>
-            <w:r>
-              <w:rPr>
-                <w:rtl/>
-              </w:rPr>
-              <w:t xml:space="preserve"> </w:t>
-            </w:r>
-            <w:r>
-              <w:rPr>
-                <w:rtl/>
-              </w:rPr>
-              <w:t xml:space="preserve">(استقلالية الرميات)، إذن</w:t>
-            </w:r>
-            <w:r>
-              <w:rPr>
-                <w:rtl/>
-              </w:rPr>
-              <w:t xml:space="preserve"> </w:t>
-            </w:r>
-            <m:oMath>
-              <m:borderBox>
-                <m:e>
-                  <m:sSub>
-                    <m:e>
-                      <m:r>
-                        <m:t>p</m:t>
-                      </m:r>
-                    </m:e>
-                    <m:sub>
-                      <m:r>
-                        <m:t>n</m:t>
-                      </m:r>
-                    </m:sub>
-                  </m:sSub>
-                  <m:r>
-                    <m:rPr>
-                      <m:sty m:val="p"/>
-                    </m:rPr>
-                    <m:t>=</m:t>
-                  </m:r>
-                  <m:r>
-                    <m:t>1</m:t>
-                  </m:r>
-                  <m:r>
-                    <m:rPr>
-                      <m:sty m:val="p"/>
-                    </m:rPr>
-                    <m:t>−</m:t>
-                  </m:r>
-                  <m:r>
-                    <m:t>0</m:t>
-                  </m:r>
-                  <m:r>
-                    <m:rPr>
-                      <m:sty m:val="p"/>
-                    </m:rPr>
-                    <m:t>,</m:t>
-                  </m:r>
-                  <m:sSup>
-                    <m:e>
-                      <m:r>
-                        <m:t>7</m:t>
-                      </m:r>
-                    </m:e>
-                    <m:sup>
-                      <m:r>
-                        <m:t>n</m:t>
-                      </m:r>
-                    </m:sup>
-                  </m:sSup>
-                </m:e>
-              </m:borderBox>
-            </m:oMath>
-            <w:r>
-              <w:rPr>
-                <w:rtl/>
-              </w:rPr>
-              <w:t xml:space="preserve">.</w:t>
-            </w:r>
-          </w:p>
-          <w:p>
-            <w:pPr>
-              <w:bidi/>
-            </w:pPr>
-            <w:r>
-              <w:rPr>
-                <w:b/>
-                <w:bCs/>
-                <w:rtl/>
-              </w:rPr>
-              <w:t xml:space="preserve">(ب)</w:t>
-            </w:r>
-          </w:p>
-          <w:p>
-            <w:pPr>
-              <w:bidi/>
-            </w:pPr>
-            <m:oMathPara>
-              <m:oMathParaPr>
-                <m:jc m:val="center"/>
-              </m:oMathParaPr>
-              <m:oMath>
-                <m:sSub>
-                  <m:e>
-                    <m:r>
-                      <m:t>p</m:t>
-                    </m:r>
-                  </m:e>
-                  <m:sub>
-                    <m:r>
-                      <m:t>n</m:t>
-                    </m:r>
-                  </m:sub>
-                </m:sSub>
-                <m:r>
-                  <m:rPr>
-                    <m:sty m:val="p"/>
-                  </m:rPr>
-                  <m:t>≥</m:t>
-                </m:r>
-                <m:r>
-                  <m:t>0</m:t>
-                </m:r>
-                <m:r>
-                  <m:rPr>
-                    <m:sty m:val="p"/>
-                  </m:rPr>
-                  <m:t>,</m:t>
-                </m:r>
-                <m:r>
-                  <m:t>99</m:t>
-                </m:r>
-                <m:r>
-                  <m:rPr>
-                    <m:sty m:val="p"/>
-                  </m:rPr>
-                  <m:t>⇔</m:t>
-                </m:r>
-                <m:r>
-                  <m:t>1</m:t>
-                </m:r>
-                <m:r>
-                  <m:rPr>
-                    <m:sty m:val="p"/>
-                  </m:rPr>
-                  <m:t>−</m:t>
-                </m:r>
-                <m:r>
-                  <m:t>0</m:t>
-                </m:r>
-                <m:r>
-                  <m:rPr>
-                    <m:sty m:val="p"/>
-                  </m:rPr>
-                  <m:t>,</m:t>
-                </m:r>
-                <m:sSup>
-                  <m:e>
-                    <m:r>
-                      <m:t>7</m:t>
-                    </m:r>
-                  </m:e>
-                  <m:sup>
-                    <m:r>
-                      <m:t>n</m:t>
-                    </m:r>
-                  </m:sup>
-                </m:sSup>
-                <m:r>
-                  <m:rPr>
-                    <m:sty m:val="p"/>
-                  </m:rPr>
-                  <m:t>≥</m:t>
-                </m:r>
-                <m:r>
-                  <m:t>0</m:t>
-                </m:r>
-                <m:r>
-                  <m:rPr>
-                    <m:sty m:val="p"/>
-                  </m:rPr>
-                  <m:t>,</m:t>
-                </m:r>
-                <m:r>
-                  <m:t>99</m:t>
-                </m:r>
-                <m:r>
-                  <m:rPr>
-                    <m:sty m:val="p"/>
-                  </m:rPr>
-                  <m:t>⇔</m:t>
-                </m:r>
-                <m:r>
-                  <m:t>0</m:t>
-                </m:r>
-                <m:r>
-                  <m:rPr>
-                    <m:sty m:val="p"/>
-                  </m:rPr>
-                  <m:t>,</m:t>
-                </m:r>
-                <m:sSup>
-                  <m:e>
-                    <m:r>
-                      <m:t>7</m:t>
-                    </m:r>
-                  </m:e>
-                  <m:sup>
-                    <m:r>
-                      <m:t>n</m:t>
-                    </m:r>
-                  </m:sup>
-                </m:sSup>
-                <m:r>
-                  <m:rPr>
-                    <m:sty m:val="p"/>
-                  </m:rPr>
-                  <m:t>≤</m:t>
-                </m:r>
-                <m:r>
-                  <m:t>0</m:t>
-                </m:r>
-                <m:r>
-                  <m:rPr>
-                    <m:sty m:val="p"/>
-                  </m:rPr>
-                  <m:t>,</m:t>
-                </m:r>
-                <m:r>
-                  <m:t>01</m:t>
-                </m:r>
-                <m:r>
-                  <m:rPr>
-                    <m:sty m:val="p"/>
-                  </m:rPr>
-                  <m:t>.</m:t>
-                </m:r>
-              </m:oMath>
-            </m:oMathPara>
-          </w:p>
-          <w:p>
-            <w:pPr>
-              <w:bidi/>
-            </w:pPr>
-            <w:r>
-              <w:rPr>
-                <w:rtl/>
-              </w:rPr>
-              <w:t xml:space="preserve">الدالة</w:t>
-            </w:r>
-            <w:r>
-              <w:rPr>
-                <w:rtl/>
-              </w:rPr>
-              <w:t xml:space="preserve"> </w:t>
-            </w:r>
-            <m:oMath>
-              <m:r>
-                <m:rPr>
-                  <m:sty m:val="p"/>
-                </m:rPr>
-                <m:t>ln</m:t>
-              </m:r>
-            </m:oMath>
-            <w:r>
-              <w:rPr>
-                <w:rtl/>
-              </w:rPr>
-              <w:t xml:space="preserve"> </w:t>
-            </w:r>
-            <w:r>
-              <w:rPr>
-                <w:rtl/>
-              </w:rPr>
-              <w:t xml:space="preserve">متزايدة تمامًا على</w:t>
-            </w:r>
-            <w:r>
-              <w:rPr>
-                <w:rtl/>
-              </w:rPr>
-              <w:t xml:space="preserve"> </w:t>
-            </w:r>
-            <m:oMath>
-              <m:r>
-                <m:rPr>
-                  <m:sty m:val="p"/>
-                </m:rPr>
-                <m:t>]</m:t>
-              </m:r>
-              <m:r>
-                <m:t>0</m:t>
-              </m:r>
-              <m:r>
-                <m:rPr>
-                  <m:sty m:val="p"/>
-                </m:rPr>
-                <m:t>;</m:t>
-              </m:r>
-              <m:r>
-                <m:rPr>
-                  <m:sty m:val="p"/>
-                </m:rPr>
-                <m:t>+</m:t>
-              </m:r>
-              <m:r>
-                <m:rPr>
-                  <m:sty m:val="p"/>
-                </m:rPr>
-                <m:t>∞</m:t>
-              </m:r>
-              <m:r>
-                <m:rPr>
-                  <m:sty m:val="p"/>
-                </m:rPr>
-                <m:t>[</m:t>
-              </m:r>
-            </m:oMath>
-            <w:r>
-              <w:rPr>
-                <w:rtl/>
-              </w:rPr>
-              <w:t xml:space="preserve">:</w:t>
-            </w:r>
-          </w:p>
-          <w:p>
-            <w:pPr>
-              <w:bidi/>
-            </w:pPr>
-            <m:oMathPara>
-              <m:oMathParaPr>
-                <m:jc m:val="center"/>
-              </m:oMathParaPr>
-              <m:oMath>
-                <m:r>
-                  <m:rPr>
-                    <m:sty m:val="p"/>
-                  </m:rPr>
-                  <m:t>⇔</m:t>
-                </m:r>
-                <m:r>
-                  <m:t>n</m:t>
-                </m:r>
-                <m:r>
-                  <m:rPr>
-                    <m:sty m:val="p"/>
-                  </m:rPr>
-                  <m:t>ln</m:t>
-                </m:r>
-                <m:r>
-                  <m:t>0</m:t>
-                </m:r>
-                <m:r>
-                  <m:rPr>
-                    <m:sty m:val="p"/>
-                  </m:rPr>
-                  <m:t>,</m:t>
-                </m:r>
-                <m:r>
-                  <m:t>7</m:t>
-                </m:r>
-                <m:r>
-                  <m:rPr>
-                    <m:sty m:val="p"/>
-                  </m:rPr>
-                  <m:t>≤</m:t>
-                </m:r>
-                <m:r>
-                  <m:rPr>
-                    <m:sty m:val="p"/>
-                  </m:rPr>
-                  <m:t>ln</m:t>
-                </m:r>
-                <m:r>
-                  <m:t>0</m:t>
-                </m:r>
-                <m:r>
-                  <m:rPr>
-                    <m:sty m:val="p"/>
-                  </m:rPr>
-                  <m:t>,</m:t>
-                </m:r>
-                <m:r>
-                  <m:t>01</m:t>
-                </m:r>
-                <m:r>
-                  <m:rPr>
-                    <m:sty m:val="p"/>
-                  </m:rPr>
-                  <m:t>⇔</m:t>
-                </m:r>
-                <m:r>
-                  <m:t>n</m:t>
-                </m:r>
-                <m:r>
-                  <m:rPr>
-                    <m:sty m:val="p"/>
-                  </m:rPr>
-                  <m:t>≥</m:t>
-                </m:r>
-                <m:f>
-                  <m:fPr>
-                    <m:type m:val="bar"/>
-                  </m:fPr>
-                  <m:num>
-                    <m:r>
-                      <m:rPr>
-                        <m:sty m:val="p"/>
-                      </m:rPr>
-                      <m:t>ln</m:t>
-                    </m:r>
-                    <m:r>
-                      <m:t>0</m:t>
-                    </m:r>
-                    <m:r>
-                      <m:rPr>
-                        <m:sty m:val="p"/>
-                      </m:rPr>
-                      <m:t>,</m:t>
-                    </m:r>
-                    <m:r>
-                      <m:t>01</m:t>
-                    </m:r>
-                  </m:num>
-                  <m:den>
-                    <m:r>
-                      <m:rPr>
-                        <m:sty m:val="p"/>
-                      </m:rPr>
-                      <m:t>ln</m:t>
-                    </m:r>
-                    <m:r>
-                      <m:t>0</m:t>
-                    </m:r>
-                    <m:r>
-                      <m:rPr>
-                        <m:sty m:val="p"/>
-                      </m:rPr>
-                      <m:t>,</m:t>
-                    </m:r>
-                    <m:r>
-                      <m:t>7</m:t>
-                    </m:r>
-                  </m:den>
-                </m:f>
-              </m:oMath>
-            </m:oMathPara>
-          </w:p>
-          <w:p>
-            <w:pPr>
-              <w:bidi/>
-            </w:pPr>
-            <w:r>
-              <w:rPr>
-                <w:rtl/>
-              </w:rPr>
-              <w:t xml:space="preserve">(انقلب اتجاه المتراجحة لأن</w:t>
-            </w:r>
-            <w:r>
-              <w:rPr>
-                <w:rtl/>
-              </w:rPr>
-              <w:t xml:space="preserve"> </w:t>
-            </w:r>
-            <m:oMath>
-              <m:r>
-                <m:rPr>
-                  <m:sty m:val="p"/>
-                </m:rPr>
-                <m:t>ln</m:t>
-              </m:r>
-              <m:r>
-                <m:t>0</m:t>
-              </m:r>
-              <m:r>
-                <m:rPr>
-                  <m:sty m:val="p"/>
-                </m:rPr>
-                <m:t>,</m:t>
-              </m:r>
-              <m:r>
-                <m:t>7</m:t>
-              </m:r>
-              <m:r>
-                <m:rPr>
-                  <m:sty m:val="p"/>
-                </m:rPr>
-                <m:t>&lt;</m:t>
-              </m:r>
-              <m:r>
-                <m:t>0</m:t>
-              </m:r>
-            </m:oMath>
-            <w:r>
-              <w:rPr>
-                <w:rtl/>
-              </w:rPr>
-              <w:t xml:space="preserve">). و</w:t>
-            </w:r>
-            <m:oMath>
+              <m:r>
+                <m:t>8</m:t>
+              </m:r>
+            </m:oMath>
+            <w:r>
+              <w:rPr>
+                <w:rtl/>
+              </w:rPr>
+              <w:t xml:space="preserve">، وهو</w:t>
+            </w:r>
+            <w:r>
+              <w:rPr>
+                <w:rtl/>
+              </w:rPr>
+              <w:t xml:space="preserve"> </w:t>
+            </w:r>
+            <m:oMath>
+              <m:r>
+                <m:t>3</m:t>
+              </m:r>
+              <m:r>
+                <m:rPr>
+                  <m:sty m:val="p"/>
+                </m:rPr>
+                <m:t>×</m:t>
+              </m:r>
               <m:f>
                 <m:fPr>
                   <m:type m:val="bar"/>
                 </m:fPr>
                 <m:num>
                   <m:r>
-                    <m:rPr>
-                      <m:sty m:val="p"/>
-                    </m:rPr>
-                    <m:t>ln</m:t>
-                  </m:r>
-                  <m:r>
-                    <m:t>0</m:t>
-                  </m:r>
-                  <m:r>
-                    <m:rPr>
-                      <m:sty m:val="p"/>
-                    </m:rPr>
-                    <m:t>,</m:t>
-                  </m:r>
-                  <m:r>
-                    <m:t>01</m:t>
+                    <m:t>18</m:t>
                   </m:r>
                 </m:num>
                 <m:den>
                   <m:r>
-                    <m:rPr>
-                      <m:sty m:val="p"/>
-                    </m:rPr>
-                    <m:t>ln</m:t>
-                  </m:r>
-                  <m:r>
-                    <m:t>0</m:t>
-                  </m:r>
-                  <m:r>
-                    <m:rPr>
-                      <m:sty m:val="p"/>
-                    </m:rPr>
-                    <m:t>,</m:t>
-                  </m:r>
-                  <m:r>
-                    <m:t>7</m:t>
+                    <m:t>30</m:t>
                   </m:r>
                 </m:den>
               </m:f>
-              <m:r>
-                <m:rPr>
-                  <m:sty m:val="p"/>
-                </m:rPr>
-                <m:t>≈</m:t>
-              </m:r>
-              <m:r>
-                <m:t>12</m:t>
-              </m:r>
-              <m:r>
-                <m:rPr>
-                  <m:sty m:val="p"/>
-                </m:rPr>
-                <m:t>,</m:t>
-              </m:r>
-              <m:r>
-                <m:t>91</m:t>
-              </m:r>
-            </m:oMath>
-            <w:r>
-              <w:rPr>
-                <w:rtl/>
-              </w:rPr>
-              <w:t xml:space="preserve">، إذن</w:t>
-            </w:r>
-            <w:r>
-              <w:rPr>
-                <w:rtl/>
-              </w:rPr>
-              <w:t xml:space="preserve"> </w:t>
-            </w:r>
-            <m:oMath>
-              <m:borderBox>
-                <m:e>
-                  <m:r>
-                    <m:t>n</m:t>
-                  </m:r>
-                  <m:r>
-                    <m:rPr>
-                      <m:sty m:val="p"/>
-                    </m:rPr>
-                    <m:t>=</m:t>
-                  </m:r>
-                  <m:r>
-                    <m:t>13</m:t>
-                  </m:r>
-                </m:e>
-              </m:borderBox>
-            </m:oMath>
-            <w:r>
-              <w:rPr>
-                <w:rtl/>
-              </w:rPr>
-              <w:t xml:space="preserve">.</w:t>
-            </w:r>
-          </w:p>
-          <w:p>
-            <w:pPr>
-              <w:bidi/>
-            </w:pPr>
-            <w:r>
-              <w:rPr>
-                <w:rtl/>
-              </w:rPr>
-              <w:t xml:space="preserve">تحقق:</w:t>
-            </w:r>
-            <w:r>
-              <w:rPr>
-                <w:rtl/>
-              </w:rPr>
-              <w:t xml:space="preserve"> </w:t>
-            </w:r>
-            <m:oMath>
-              <m:r>
-                <m:t>0</m:t>
-              </m:r>
-              <m:r>
-                <m:rPr>
-                  <m:sty m:val="p"/>
-                </m:rPr>
-                <m:t>,</m:t>
-              </m:r>
-              <m:sSup>
-                <m:e>
-                  <m:r>
-                    <m:t>7</m:t>
-                  </m:r>
-                </m:e>
-                <m:sup>
-                  <m:r>
-                    <m:t>12</m:t>
-                  </m:r>
-                </m:sup>
-              </m:sSup>
-              <m:r>
-                <m:rPr>
-                  <m:sty m:val="p"/>
-                </m:rPr>
-                <m:t>≈</m:t>
-              </m:r>
-              <m:r>
-                <m:t>0</m:t>
-              </m:r>
-              <m:r>
-                <m:rPr>
-                  <m:sty m:val="p"/>
-                </m:rPr>
-                <m:t>,</m:t>
-              </m:r>
-              <m:r>
-                <m:t>0138</m:t>
-              </m:r>
-              <m:r>
-                <m:rPr>
-                  <m:sty m:val="p"/>
-                </m:rPr>
-                <m:t>&gt;</m:t>
-              </m:r>
-              <m:r>
-                <m:t>0</m:t>
-              </m:r>
-              <m:r>
-                <m:rPr>
-                  <m:sty m:val="p"/>
-                </m:rPr>
-                <m:t>,</m:t>
-              </m:r>
-              <m:r>
-                <m:t>01</m:t>
-              </m:r>
-            </m:oMath>
-            <w:r>
-              <w:rPr>
-                <w:rtl/>
-              </w:rPr>
-              <w:t xml:space="preserve"> </w:t>
-            </w:r>
-            <w:r>
-              <w:rPr>
-                <w:rtl/>
-              </w:rPr>
-              <w:t xml:space="preserve">و</w:t>
-            </w:r>
-            <m:oMath>
-              <m:r>
-                <m:t>0</m:t>
-              </m:r>
-              <m:r>
-                <m:rPr>
-                  <m:sty m:val="p"/>
-                </m:rPr>
-                <m:t>,</m:t>
-              </m:r>
-              <m:sSup>
-                <m:e>
-                  <m:r>
-                    <m:t>7</m:t>
-                  </m:r>
-                </m:e>
-                <m:sup>
-                  <m:r>
-                    <m:t>13</m:t>
-                  </m:r>
-                </m:sup>
-              </m:sSup>
-              <m:r>
-                <m:rPr>
-                  <m:sty m:val="p"/>
-                </m:rPr>
-                <m:t>≈</m:t>
-              </m:r>
-              <m:r>
-                <m:t>0</m:t>
-              </m:r>
-              <m:r>
-                <m:rPr>
-                  <m:sty m:val="p"/>
-                </m:rPr>
-                <m:t>,</m:t>
-              </m:r>
-              <m:r>
-                <m:t>0097</m:t>
-              </m:r>
-              <m:r>
-                <m:rPr>
-                  <m:sty m:val="p"/>
-                </m:rPr>
-                <m:t>≤</m:t>
-              </m:r>
-              <m:r>
-                <m:t>0</m:t>
-              </m:r>
-              <m:r>
-                <m:rPr>
-                  <m:sty m:val="p"/>
-                </m:rPr>
-                <m:t>,</m:t>
-              </m:r>
-              <m:r>
-                <m:t>01</m:t>
-              </m:r>
-            </m:oMath>
-            <w:r>
-              <w:rPr>
-                <w:rtl/>
-              </w:rPr>
-              <w:t xml:space="preserve"> </w:t>
-            </w:r>
-            <m:oMath>
-              <m:r>
-                <m:rPr>
-                  <m:sty m:val="p"/>
-                </m:rPr>
-                <m:t>✓</m:t>
-              </m:r>
-            </m:oMath>
-            <w:r>
-              <w:rPr>
-                <w:rtl/>
-              </w:rPr>
-              <w:t xml:space="preserve">.</w:t>
+            </m:oMath>
+            <w:r>
+              <w:rPr>
+                <w:rtl/>
+              </w:rPr>
+              <w:t xml:space="preserve">: نفس نسبة البنات في القسم.</w:t>
             </w:r>
           </w:p>
         </w:tc>
@@ -39057,7 +37116,1994 @@
                 <w:color w:val="FFFFFF"/>
                 <w:rtl/>
               </w:rPr>
-              <w:t xml:space="preserve">التمرين 19: لعبة يتعلق أملها بوسيط – شعبة رياضيات</w:t>
+              <w:t xml:space="preserve">التمرين 19: هل حجر النرد الرباعي متوازن؟ – شعبة علوم تجريبية</w:t>
+            </w:r>
+          </w:p>
+        </w:tc>
+      </w:tr>
+      <w:tr>
+        <w:tc>
+          <w:tcPr>
+            <w:tcW w:w="9864" w:type="dxa"/>
+            <w:shd w:val="clear" w:color="auto" w:fill="F4F5F7"/>
+          </w:tcPr>
+          <w:p>
+            <w:pPr>
+              <w:bidi/>
+            </w:pPr>
+            <w:r>
+              <w:rPr>
+                <w:rtl/>
+              </w:rPr>
+              <w:t xml:space="preserve">حجر نرد رباعي الأوجه مرقم من</w:t>
+            </w:r>
+            <w:r>
+              <w:rPr>
+                <w:rtl/>
+              </w:rPr>
+              <w:t xml:space="preserve"> </w:t>
+            </w:r>
+            <m:oMath>
+              <m:r>
+                <m:t>1</m:t>
+              </m:r>
+            </m:oMath>
+            <w:r>
+              <w:rPr>
+                <w:rtl/>
+              </w:rPr>
+              <w:t xml:space="preserve"> </w:t>
+            </w:r>
+            <w:r>
+              <w:rPr>
+                <w:rtl/>
+              </w:rPr>
+              <w:t xml:space="preserve">إلى</w:t>
+            </w:r>
+            <w:r>
+              <w:rPr>
+                <w:rtl/>
+              </w:rPr>
+              <w:t xml:space="preserve"> </w:t>
+            </w:r>
+            <m:oMath>
+              <m:r>
+                <m:t>4</m:t>
+              </m:r>
+            </m:oMath>
+            <w:r>
+              <w:rPr>
+                <w:rtl/>
+              </w:rPr>
+              <w:t xml:space="preserve">. رميناه</w:t>
+            </w:r>
+            <w:r>
+              <w:rPr>
+                <w:rtl/>
+              </w:rPr>
+              <w:t xml:space="preserve"> </w:t>
+            </w:r>
+            <m:oMath>
+              <m:r>
+                <m:t>100</m:t>
+              </m:r>
+            </m:oMath>
+            <w:r>
+              <w:rPr>
+                <w:rtl/>
+              </w:rPr>
+              <w:t xml:space="preserve"> </w:t>
+            </w:r>
+            <w:r>
+              <w:rPr>
+                <w:rtl/>
+              </w:rPr>
+              <w:t xml:space="preserve">مرة فحصلنا على:</w:t>
+            </w:r>
+          </w:p>
+          <w:tbl>
+            <w:tblPr>
+              <w:tblStyle w:val="Table"/>
+              <w:tblW w:w="7880" w:type="dxa"/>
+              <w:jc w:val="center"/>
+              <w:tblBorders>
+                <w:top w:val="single" w:sz="4" w:space="0" w:color="000000"/>
+                <w:left w:val="single" w:sz="4" w:space="0" w:color="000000"/>
+                <w:bottom w:val="single" w:sz="4" w:space="0" w:color="000000"/>
+                <w:right w:val="single" w:sz="4" w:space="0" w:color="000000"/>
+                <w:insideH w:val="single" w:sz="4" w:space="0" w:color="000000"/>
+                <w:insideV w:val="single" w:sz="4" w:space="0" w:color="000000"/>
+              </w:tblBorders>
+              <w:tblLayout w:type="fixed"/>
+              <w:tblLook w:firstRow="1" w:lastRow="0" w:firstColumn="0" w:lastColumn="0" w:noHBand="0" w:noVBand="0" w:val="0020"/>
+            </w:tblPr>
+            <w:tblGrid>
+              <w:gridCol w:w="2105"/>
+              <w:gridCol w:w="965"/>
+              <w:gridCol w:w="965"/>
+              <w:gridCol w:w="965"/>
+              <w:gridCol w:w="965"/>
+              <w:gridCol w:w="1915"/>
+            </w:tblGrid>
+            <w:tr>
+              <w:trPr>
+                <w:tblHeader w:val="true"/>
+              </w:trPr>
+              <w:tc>
+                <w:tcPr>
+                  <w:tcW w:w="2105" w:type="dxa"/>
+                  <w:shd w:val="clear" w:color="auto" w:fill="E4E7ED"/>
+                </w:tcPr>
+                <w:p>
+                  <w:pPr>
+                    <w:pStyle w:val="Compact"/>
+                    <w:bidi/>
+                    <w:jc w:val="center"/>
+                  </w:pPr>
+                  <w:r>
+                    <w:rPr>
+                      <w:rtl/>
+                    </w:rPr>
+                    <w:t xml:space="preserve">الوجه</w:t>
+                  </w:r>
+                </w:p>
+              </w:tc>
+              <w:tc>
+                <w:tcPr>
+                  <w:tcW w:w="965" w:type="dxa"/>
+                  <w:shd w:val="clear" w:color="auto" w:fill="E4E7ED"/>
+                </w:tcPr>
+                <w:p>
+                  <w:pPr>
+                    <w:pStyle w:val="Compact"/>
+                    <w:bidi/>
+                    <w:jc w:val="center"/>
+                  </w:pPr>
+                  <m:oMath>
+                    <m:r>
+                      <m:t>1</m:t>
+                    </m:r>
+                  </m:oMath>
+                </w:p>
+              </w:tc>
+              <w:tc>
+                <w:tcPr>
+                  <w:tcW w:w="965" w:type="dxa"/>
+                  <w:shd w:val="clear" w:color="auto" w:fill="E4E7ED"/>
+                </w:tcPr>
+                <w:p>
+                  <w:pPr>
+                    <w:pStyle w:val="Compact"/>
+                    <w:bidi/>
+                    <w:jc w:val="center"/>
+                  </w:pPr>
+                  <m:oMath>
+                    <m:r>
+                      <m:t>2</m:t>
+                    </m:r>
+                  </m:oMath>
+                </w:p>
+              </w:tc>
+              <w:tc>
+                <w:tcPr>
+                  <w:tcW w:w="965" w:type="dxa"/>
+                  <w:shd w:val="clear" w:color="auto" w:fill="E4E7ED"/>
+                </w:tcPr>
+                <w:p>
+                  <w:pPr>
+                    <w:pStyle w:val="Compact"/>
+                    <w:bidi/>
+                    <w:jc w:val="center"/>
+                  </w:pPr>
+                  <m:oMath>
+                    <m:r>
+                      <m:t>3</m:t>
+                    </m:r>
+                  </m:oMath>
+                </w:p>
+              </w:tc>
+              <w:tc>
+                <w:tcPr>
+                  <w:tcW w:w="965" w:type="dxa"/>
+                  <w:shd w:val="clear" w:color="auto" w:fill="E4E7ED"/>
+                </w:tcPr>
+                <w:p>
+                  <w:pPr>
+                    <w:pStyle w:val="Compact"/>
+                    <w:bidi/>
+                    <w:jc w:val="center"/>
+                  </w:pPr>
+                  <m:oMath>
+                    <m:r>
+                      <m:t>4</m:t>
+                    </m:r>
+                  </m:oMath>
+                </w:p>
+              </w:tc>
+              <w:tc>
+                <w:tcPr>
+                  <w:tcW w:w="1915" w:type="dxa"/>
+                  <w:shd w:val="clear" w:color="auto" w:fill="E4E7ED"/>
+                </w:tcPr>
+                <w:p>
+                  <w:pPr>
+                    <w:pStyle w:val="Compact"/>
+                    <w:bidi/>
+                    <w:jc w:val="center"/>
+                  </w:pPr>
+                  <w:r>
+                    <w:rPr>
+                      <w:rtl/>
+                    </w:rPr>
+                    <w:t xml:space="preserve">المجموع</w:t>
+                  </w:r>
+                </w:p>
+              </w:tc>
+            </w:tr>
+            <w:tr>
+              <w:tc>
+                <w:tcPr>
+                  <w:tcW w:w="2105" w:type="dxa"/>
+                </w:tcPr>
+                <w:p>
+                  <w:pPr>
+                    <w:pStyle w:val="Compact"/>
+                    <w:bidi/>
+                    <w:jc w:val="center"/>
+                  </w:pPr>
+                  <w:r>
+                    <w:rPr>
+                      <w:rtl/>
+                    </w:rPr>
+                    <w:t xml:space="preserve">العدد</w:t>
+                  </w:r>
+                  <w:r>
+                    <w:rPr>
+                      <w:rtl/>
+                    </w:rPr>
+                    <w:t xml:space="preserve"> </w:t>
+                  </w:r>
+                  <m:oMath>
+                    <m:sSub>
+                      <m:e>
+                        <m:r>
+                          <m:t>n</m:t>
+                        </m:r>
+                      </m:e>
+                      <m:sub>
+                        <m:r>
+                          <m:t>i</m:t>
+                        </m:r>
+                      </m:sub>
+                    </m:sSub>
+                  </m:oMath>
+                </w:p>
+              </w:tc>
+              <w:tc>
+                <w:tcPr>
+                  <w:tcW w:w="965" w:type="dxa"/>
+                </w:tcPr>
+                <w:p>
+                  <w:pPr>
+                    <w:pStyle w:val="Compact"/>
+                    <w:bidi/>
+                    <w:jc w:val="center"/>
+                  </w:pPr>
+                  <m:oMath>
+                    <m:r>
+                      <m:t>14</m:t>
+                    </m:r>
+                  </m:oMath>
+                </w:p>
+              </w:tc>
+              <w:tc>
+                <w:tcPr>
+                  <w:tcW w:w="965" w:type="dxa"/>
+                </w:tcPr>
+                <w:p>
+                  <w:pPr>
+                    <w:pStyle w:val="Compact"/>
+                    <w:bidi/>
+                    <w:jc w:val="center"/>
+                  </w:pPr>
+                  <m:oMath>
+                    <m:r>
+                      <m:t>36</m:t>
+                    </m:r>
+                  </m:oMath>
+                </w:p>
+              </w:tc>
+              <w:tc>
+                <w:tcPr>
+                  <w:tcW w:w="965" w:type="dxa"/>
+                </w:tcPr>
+                <w:p>
+                  <w:pPr>
+                    <w:pStyle w:val="Compact"/>
+                    <w:bidi/>
+                    <w:jc w:val="center"/>
+                  </w:pPr>
+                  <m:oMath>
+                    <m:r>
+                      <m:t>20</m:t>
+                    </m:r>
+                  </m:oMath>
+                </w:p>
+              </w:tc>
+              <w:tc>
+                <w:tcPr>
+                  <w:tcW w:w="965" w:type="dxa"/>
+                </w:tcPr>
+                <w:p>
+                  <w:pPr>
+                    <w:pStyle w:val="Compact"/>
+                    <w:bidi/>
+                    <w:jc w:val="center"/>
+                  </w:pPr>
+                  <m:oMath>
+                    <m:r>
+                      <m:t>30</m:t>
+                    </m:r>
+                  </m:oMath>
+                </w:p>
+              </w:tc>
+              <w:tc>
+                <w:tcPr>
+                  <w:tcW w:w="1915" w:type="dxa"/>
+                </w:tcPr>
+                <w:p>
+                  <w:pPr>
+                    <w:pStyle w:val="Compact"/>
+                    <w:bidi/>
+                    <w:jc w:val="center"/>
+                  </w:pPr>
+                  <m:oMath>
+                    <m:r>
+                      <m:t>100</m:t>
+                    </m:r>
+                  </m:oMath>
+                </w:p>
+              </w:tc>
+            </w:tr>
+          </w:tbl>
+          <w:p>
+            <w:pPr>
+              <w:bidi/>
+              <w:spacing w:before="120"/>
+            </w:pPr>
+            <w:r>
+              <w:rPr>
+                <w:b/>
+                <w:bCs/>
+                <w:rtl/>
+              </w:rPr>
+              <w:t xml:space="preserve">1.</w:t>
+            </w:r>
+            <w:r>
+              <w:rPr>
+                <w:rtl/>
+              </w:rPr>
+              <w:t xml:space="preserve"> </w:t>
+            </w:r>
+            <w:r>
+              <w:rPr>
+                <w:rtl/>
+              </w:rPr>
+              <w:t xml:space="preserve">احسب التواترات</w:t>
+            </w:r>
+            <w:r>
+              <w:rPr>
+                <w:rtl/>
+              </w:rPr>
+              <w:t xml:space="preserve"> </w:t>
+            </w:r>
+            <m:oMath>
+              <m:sSub>
+                <m:e>
+                  <m:r>
+                    <m:t>f</m:t>
+                  </m:r>
+                </m:e>
+                <m:sub>
+                  <m:r>
+                    <m:t>i</m:t>
+                  </m:r>
+                </m:sub>
+              </m:sSub>
+            </m:oMath>
+            <w:r>
+              <w:rPr>
+                <w:rtl/>
+              </w:rPr>
+              <w:t xml:space="preserve">، ثم المؤشر</w:t>
+            </w:r>
+            <w:r>
+              <w:rPr>
+                <w:rtl/>
+              </w:rPr>
+              <w:t xml:space="preserve"> </w:t>
+            </w:r>
+            <m:oMath>
+              <m:sSup>
+                <m:e>
+                  <m:r>
+                    <m:t>d</m:t>
+                  </m:r>
+                </m:e>
+                <m:sup>
+                  <m:r>
+                    <m:t>2</m:t>
+                  </m:r>
+                </m:sup>
+              </m:sSup>
+              <m:r>
+                <m:rPr>
+                  <m:sty m:val="p"/>
+                </m:rPr>
+                <m:t>=</m:t>
+              </m:r>
+              <m:nary>
+                <m:naryPr>
+                  <m:chr m:val="∑"/>
+                  <m:limLoc m:val="undOvr"/>
+                  <m:subHide m:val="off"/>
+                  <m:supHide m:val="off"/>
+                </m:naryPr>
+                <m:sub>
+                  <m:r>
+                    <m:t>i</m:t>
+                  </m:r>
+                  <m:r>
+                    <m:rPr>
+                      <m:sty m:val="p"/>
+                    </m:rPr>
+                    <m:t>=</m:t>
+                  </m:r>
+                  <m:r>
+                    <m:t>1</m:t>
+                  </m:r>
+                </m:sub>
+                <m:sup>
+                  <m:r>
+                    <m:t>4</m:t>
+                  </m:r>
+                </m:sup>
+                <m:e>
+                  <m:r>
+                    <m:rPr>
+                      <m:sty m:val="p"/>
+                    </m:rPr>
+                    <m:t>(</m:t>
+                  </m:r>
+                </m:e>
+              </m:nary>
+              <m:sSub>
+                <m:e>
+                  <m:r>
+                    <m:t>f</m:t>
+                  </m:r>
+                </m:e>
+                <m:sub>
+                  <m:r>
+                    <m:t>i</m:t>
+                  </m:r>
+                </m:sub>
+              </m:sSub>
+              <m:r>
+                <m:rPr>
+                  <m:sty m:val="p"/>
+                </m:rPr>
+                <m:t>−</m:t>
+              </m:r>
+              <m:f>
+                <m:fPr>
+                  <m:type m:val="bar"/>
+                </m:fPr>
+                <m:num>
+                  <m:r>
+                    <m:t>1</m:t>
+                  </m:r>
+                </m:num>
+                <m:den>
+                  <m:r>
+                    <m:t>4</m:t>
+                  </m:r>
+                </m:den>
+              </m:f>
+              <m:sSup>
+                <m:e>
+                  <m:r>
+                    <m:rPr>
+                      <m:sty m:val="p"/>
+                    </m:rPr>
+                    <m:t>)</m:t>
+                  </m:r>
+                </m:e>
+                <m:sup>
+                  <m:r>
+                    <m:t>2</m:t>
+                  </m:r>
+                </m:sup>
+              </m:sSup>
+            </m:oMath>
+            <w:r>
+              <w:rPr>
+                <w:rtl/>
+              </w:rPr>
+              <w:t xml:space="preserve">.</w:t>
+            </w:r>
+          </w:p>
+          <w:p>
+            <w:pPr>
+              <w:bidi/>
+            </w:pPr>
+            <w:r>
+              <w:rPr>
+                <w:b/>
+                <w:bCs/>
+                <w:rtl/>
+              </w:rPr>
+              <w:t xml:space="preserve">2.</w:t>
+            </w:r>
+            <w:r>
+              <w:rPr>
+                <w:rtl/>
+              </w:rPr>
+              <w:t xml:space="preserve"> </w:t>
+            </w:r>
+            <w:r>
+              <w:rPr>
+                <w:rtl/>
+              </w:rPr>
+              <w:t xml:space="preserve">حاكينا بالمجدول</w:t>
+            </w:r>
+            <w:r>
+              <w:rPr>
+                <w:rtl/>
+              </w:rPr>
+              <w:t xml:space="preserve"> </w:t>
+            </w:r>
+            <m:oMath>
+              <m:r>
+                <m:t>1000</m:t>
+              </m:r>
+            </m:oMath>
+            <w:r>
+              <w:rPr>
+                <w:rtl/>
+              </w:rPr>
+              <w:t xml:space="preserve"> </w:t>
+            </w:r>
+            <w:r>
+              <w:rPr>
+                <w:rtl/>
+              </w:rPr>
+              <w:t xml:space="preserve">سلسلة من</w:t>
+            </w:r>
+            <w:r>
+              <w:rPr>
+                <w:rtl/>
+              </w:rPr>
+              <w:t xml:space="preserve"> </w:t>
+            </w:r>
+            <m:oMath>
+              <m:r>
+                <m:t>100</m:t>
+              </m:r>
+            </m:oMath>
+            <w:r>
+              <w:rPr>
+                <w:rtl/>
+              </w:rPr>
+              <w:t xml:space="preserve"> </w:t>
+            </w:r>
+            <w:r>
+              <w:rPr>
+                <w:rtl/>
+              </w:rPr>
+              <w:t xml:space="preserve">رمية لنرد رباعي متوازن، وحسبنا</w:t>
+            </w:r>
+            <w:r>
+              <w:rPr>
+                <w:rtl/>
+              </w:rPr>
+              <w:t xml:space="preserve"> </w:t>
+            </w:r>
+            <m:oMath>
+              <m:sSup>
+                <m:e>
+                  <m:r>
+                    <m:t>d</m:t>
+                  </m:r>
+                </m:e>
+                <m:sup>
+                  <m:r>
+                    <m:t>2</m:t>
+                  </m:r>
+                </m:sup>
+              </m:sSup>
+            </m:oMath>
+            <w:r>
+              <w:rPr>
+                <w:rtl/>
+              </w:rPr>
+              <w:t xml:space="preserve"> </w:t>
+            </w:r>
+            <w:r>
+              <w:rPr>
+                <w:rtl/>
+              </w:rPr>
+              <w:t xml:space="preserve">لكل سلسلة، فكان العشير التاسع لهذه القيم</w:t>
+            </w:r>
+            <w:r>
+              <w:rPr>
+                <w:rtl/>
+              </w:rPr>
+              <w:t xml:space="preserve"> </w:t>
+            </w:r>
+            <m:oMath>
+              <m:sSub>
+                <m:e>
+                  <m:r>
+                    <m:t>D</m:t>
+                  </m:r>
+                </m:e>
+                <m:sub>
+                  <m:r>
+                    <m:t>9</m:t>
+                  </m:r>
+                </m:sub>
+              </m:sSub>
+              <m:r>
+                <m:rPr>
+                  <m:sty m:val="p"/>
+                </m:rPr>
+                <m:t>≈</m:t>
+              </m:r>
+              <m:r>
+                <m:t>0</m:t>
+              </m:r>
+              <m:r>
+                <m:rPr>
+                  <m:sty m:val="p"/>
+                </m:rPr>
+                <m:t>,</m:t>
+              </m:r>
+              <m:r>
+                <m:t>0158</m:t>
+              </m:r>
+            </m:oMath>
+            <w:r>
+              <w:rPr>
+                <w:rtl/>
+              </w:rPr>
+              <w:t xml:space="preserve">. هل المعطيات ملائمة لنموذج نرد متوازن بخطر</w:t>
+            </w:r>
+            <w:r>
+              <w:rPr>
+                <w:rtl/>
+              </w:rPr>
+              <w:t xml:space="preserve"> </w:t>
+            </w:r>
+            <m:oMath>
+              <m:r>
+                <m:t>10</m:t>
+              </m:r>
+              <m:r>
+                <m:rPr>
+                  <m:sty m:val="p"/>
+                </m:rPr>
+                <m:t>%</m:t>
+              </m:r>
+            </m:oMath>
+            <w:r>
+              <w:rPr>
+                <w:rtl/>
+              </w:rPr>
+              <w:t xml:space="preserve">؟</w:t>
+            </w:r>
+          </w:p>
+          <w:p>
+            <w:pPr>
+              <w:bidi/>
+            </w:pPr>
+            <w:r>
+              <w:rPr>
+                <w:b/>
+                <w:bCs/>
+                <w:rtl/>
+              </w:rPr>
+              <w:t xml:space="preserve">3.</w:t>
+            </w:r>
+            <w:r>
+              <w:rPr>
+                <w:rtl/>
+              </w:rPr>
+              <w:t xml:space="preserve"> </w:t>
+            </w:r>
+            <w:r>
+              <w:rPr>
+                <w:rtl/>
+              </w:rPr>
+              <w:t xml:space="preserve">أعاد تلميذ التجربة (</w:t>
+            </w:r>
+            <m:oMath>
+              <m:r>
+                <m:t>100</m:t>
+              </m:r>
+            </m:oMath>
+            <w:r>
+              <w:rPr>
+                <w:rtl/>
+              </w:rPr>
+              <w:t xml:space="preserve"> </w:t>
+            </w:r>
+            <w:r>
+              <w:rPr>
+                <w:rtl/>
+              </w:rPr>
+              <w:t xml:space="preserve">رمية) بحجر آخر فحصل على الأعداد</w:t>
+            </w:r>
+            <w:r>
+              <w:rPr>
+                <w:rtl/>
+              </w:rPr>
+              <w:t xml:space="preserve"> </w:t>
+            </w:r>
+            <m:oMath>
+              <m:r>
+                <m:t>18</m:t>
+              </m:r>
+              <m:r>
+                <m:rPr>
+                  <m:sty m:val="p"/>
+                </m:rPr>
+                <m:t>;</m:t>
+              </m:r>
+              <m:r>
+                <m:t>30</m:t>
+              </m:r>
+              <m:r>
+                <m:rPr>
+                  <m:sty m:val="p"/>
+                </m:rPr>
+                <m:t>;</m:t>
+              </m:r>
+              <m:r>
+                <m:t>22</m:t>
+              </m:r>
+              <m:r>
+                <m:rPr>
+                  <m:sty m:val="p"/>
+                </m:rPr>
+                <m:t>;</m:t>
+              </m:r>
+              <m:r>
+                <m:t>30</m:t>
+              </m:r>
+            </m:oMath>
+            <w:r>
+              <w:rPr>
+                <w:rtl/>
+              </w:rPr>
+              <w:t xml:space="preserve">. ما قرارك؟</w:t>
+            </w:r>
+          </w:p>
+        </w:tc>
+      </w:tr>
+    </w:tbl>
+    <w:p>
+      <w:pPr>
+        <w:bidi/>
+        <w:spacing w:before="0" w:after="0"/>
+      </w:pPr>
+    </w:p>
+    <w:tbl>
+      <w:tblPr>
+        <w:tblW w:w="9864" w:type="dxa"/>
+        <w:jc w:val="center"/>
+        <w:tblBorders>
+          <w:top w:val="single" w:sz="10" w:space="0" w:color="00544A"/>
+          <w:left w:val="single" w:sz="10" w:space="0" w:color="00544A"/>
+          <w:bottom w:val="single" w:sz="10" w:space="0" w:color="00544A"/>
+          <w:right w:val="single" w:sz="10" w:space="0" w:color="00544A"/>
+          <w:insideH w:val="single" w:sz="10" w:space="0" w:color="00544A"/>
+        </w:tblBorders>
+        <w:tblLayout w:type="fixed"/>
+        <w:tblCellMar>
+          <w:top w:w="40" w:type="dxa"/>
+          <w:left w:w="140" w:type="dxa"/>
+          <w:bottom w:w="60" w:type="dxa"/>
+          <w:right w:w="140" w:type="dxa"/>
+        </w:tblCellMar>
+      </w:tblPr>
+      <w:tblGrid>
+        <w:gridCol w:w="9864"/>
+      </w:tblGrid>
+      <w:tr>
+        <w:trPr>
+          <w:cantSplit/>
+        </w:trPr>
+        <w:tc>
+          <w:tcPr>
+            <w:tcW w:w="9864" w:type="dxa"/>
+            <w:shd w:val="clear" w:color="auto" w:fill="00544A"/>
+          </w:tcPr>
+          <w:p>
+            <w:pPr>
+              <w:keepNext/>
+              <w:bidi/>
+              <w:spacing w:before="0" w:after="0"/>
+            </w:pPr>
+            <w:r>
+              <w:rPr>
+                <w:b/>
+                <w:bCs/>
+                <w:color w:val="FFFFFF"/>
+                <w:rtl/>
+              </w:rPr>
+              <w:t xml:space="preserve">حل التمرين 19</w:t>
+            </w:r>
+          </w:p>
+        </w:tc>
+      </w:tr>
+      <w:tr>
+        <w:tc>
+          <w:tcPr>
+            <w:tcW w:w="9864" w:type="dxa"/>
+            <w:shd w:val="clear" w:color="auto" w:fill="F2F8F7"/>
+          </w:tcPr>
+          <w:p>
+            <w:pPr>
+              <w:bidi/>
+            </w:pPr>
+            <w:r>
+              <w:rPr>
+                <w:b/>
+                <w:bCs/>
+                <w:rtl/>
+              </w:rPr>
+              <w:t xml:space="preserve">1.</w:t>
+            </w:r>
+            <w:r>
+              <w:rPr>
+                <w:rtl/>
+              </w:rPr>
+              <w:t xml:space="preserve"> </w:t>
+            </w:r>
+            <m:oMath>
+              <m:sSub>
+                <m:e>
+                  <m:r>
+                    <m:t>f</m:t>
+                  </m:r>
+                </m:e>
+                <m:sub>
+                  <m:r>
+                    <m:t>i</m:t>
+                  </m:r>
+                </m:sub>
+              </m:sSub>
+              <m:r>
+                <m:rPr>
+                  <m:sty m:val="p"/>
+                </m:rPr>
+                <m:t>=</m:t>
+              </m:r>
+              <m:f>
+                <m:fPr>
+                  <m:type m:val="bar"/>
+                </m:fPr>
+                <m:num>
+                  <m:sSub>
+                    <m:e>
+                      <m:r>
+                        <m:t>n</m:t>
+                      </m:r>
+                    </m:e>
+                    <m:sub>
+                      <m:r>
+                        <m:t>i</m:t>
+                      </m:r>
+                    </m:sub>
+                  </m:sSub>
+                </m:num>
+                <m:den>
+                  <m:r>
+                    <m:t>100</m:t>
+                  </m:r>
+                </m:den>
+              </m:f>
+            </m:oMath>
+            <w:r>
+              <w:rPr>
+                <w:rtl/>
+              </w:rPr>
+              <w:t xml:space="preserve">:  </w:t>
+            </w:r>
+            <w:r>
+              <w:rPr>
+                <w:rtl/>
+              </w:rPr>
+              <w:t xml:space="preserve"> </w:t>
+            </w:r>
+            <m:oMath>
+              <m:sSub>
+                <m:e>
+                  <m:r>
+                    <m:t>f</m:t>
+                  </m:r>
+                </m:e>
+                <m:sub>
+                  <m:r>
+                    <m:t>1</m:t>
+                  </m:r>
+                </m:sub>
+              </m:sSub>
+              <m:r>
+                <m:rPr>
+                  <m:sty m:val="p"/>
+                </m:rPr>
+                <m:t>=</m:t>
+              </m:r>
+              <m:r>
+                <m:t>0</m:t>
+              </m:r>
+              <m:r>
+                <m:rPr>
+                  <m:sty m:val="p"/>
+                </m:rPr>
+                <m:t>,</m:t>
+              </m:r>
+              <m:r>
+                <m:t>14</m:t>
+              </m:r>
+            </m:oMath>
+            <w:r>
+              <w:rPr>
+                <w:rtl/>
+              </w:rPr>
+              <w:t xml:space="preserve">،</w:t>
+            </w:r>
+            <w:r>
+              <w:rPr>
+                <w:rtl/>
+              </w:rPr>
+              <w:t xml:space="preserve"> </w:t>
+            </w:r>
+            <m:oMath>
+              <m:sSub>
+                <m:e>
+                  <m:r>
+                    <m:t>f</m:t>
+                  </m:r>
+                </m:e>
+                <m:sub>
+                  <m:r>
+                    <m:t>2</m:t>
+                  </m:r>
+                </m:sub>
+              </m:sSub>
+              <m:r>
+                <m:rPr>
+                  <m:sty m:val="p"/>
+                </m:rPr>
+                <m:t>=</m:t>
+              </m:r>
+              <m:r>
+                <m:t>0</m:t>
+              </m:r>
+              <m:r>
+                <m:rPr>
+                  <m:sty m:val="p"/>
+                </m:rPr>
+                <m:t>,</m:t>
+              </m:r>
+              <m:r>
+                <m:t>36</m:t>
+              </m:r>
+            </m:oMath>
+            <w:r>
+              <w:rPr>
+                <w:rtl/>
+              </w:rPr>
+              <w:t xml:space="preserve">،</w:t>
+            </w:r>
+            <w:r>
+              <w:rPr>
+                <w:rtl/>
+              </w:rPr>
+              <w:t xml:space="preserve"> </w:t>
+            </w:r>
+            <m:oMath>
+              <m:sSub>
+                <m:e>
+                  <m:r>
+                    <m:t>f</m:t>
+                  </m:r>
+                </m:e>
+                <m:sub>
+                  <m:r>
+                    <m:t>3</m:t>
+                  </m:r>
+                </m:sub>
+              </m:sSub>
+              <m:r>
+                <m:rPr>
+                  <m:sty m:val="p"/>
+                </m:rPr>
+                <m:t>=</m:t>
+              </m:r>
+              <m:r>
+                <m:t>0</m:t>
+              </m:r>
+              <m:r>
+                <m:rPr>
+                  <m:sty m:val="p"/>
+                </m:rPr>
+                <m:t>,</m:t>
+              </m:r>
+              <m:r>
+                <m:t>20</m:t>
+              </m:r>
+            </m:oMath>
+            <w:r>
+              <w:rPr>
+                <w:rtl/>
+              </w:rPr>
+              <w:t xml:space="preserve">،</w:t>
+            </w:r>
+            <w:r>
+              <w:rPr>
+                <w:rtl/>
+              </w:rPr>
+              <w:t xml:space="preserve"> </w:t>
+            </w:r>
+            <m:oMath>
+              <m:sSub>
+                <m:e>
+                  <m:r>
+                    <m:t>f</m:t>
+                  </m:r>
+                </m:e>
+                <m:sub>
+                  <m:r>
+                    <m:t>4</m:t>
+                  </m:r>
+                </m:sub>
+              </m:sSub>
+              <m:r>
+                <m:rPr>
+                  <m:sty m:val="p"/>
+                </m:rPr>
+                <m:t>=</m:t>
+              </m:r>
+              <m:r>
+                <m:t>0</m:t>
+              </m:r>
+              <m:r>
+                <m:rPr>
+                  <m:sty m:val="p"/>
+                </m:rPr>
+                <m:t>,</m:t>
+              </m:r>
+              <m:r>
+                <m:t>30</m:t>
+              </m:r>
+            </m:oMath>
+            <w:r>
+              <w:rPr>
+                <w:rtl/>
+              </w:rPr>
+              <w:t xml:space="preserve">. والفروق</w:t>
+            </w:r>
+            <w:r>
+              <w:rPr>
+                <w:rtl/>
+              </w:rPr>
+              <w:t xml:space="preserve"> </w:t>
+            </w:r>
+            <m:oMath>
+              <m:sSub>
+                <m:e>
+                  <m:r>
+                    <m:t>f</m:t>
+                  </m:r>
+                </m:e>
+                <m:sub>
+                  <m:r>
+                    <m:t>i</m:t>
+                  </m:r>
+                </m:sub>
+              </m:sSub>
+              <m:r>
+                <m:rPr>
+                  <m:sty m:val="p"/>
+                </m:rPr>
+                <m:t>−</m:t>
+              </m:r>
+              <m:r>
+                <m:t>0</m:t>
+              </m:r>
+              <m:r>
+                <m:rPr>
+                  <m:sty m:val="p"/>
+                </m:rPr>
+                <m:t>,</m:t>
+              </m:r>
+              <m:r>
+                <m:t>25</m:t>
+              </m:r>
+            </m:oMath>
+            <w:r>
+              <w:rPr>
+                <w:rtl/>
+              </w:rPr>
+              <w:t xml:space="preserve">:</w:t>
+            </w:r>
+            <w:r>
+              <w:rPr>
+                <w:rtl/>
+              </w:rPr>
+              <w:t xml:space="preserve"> </w:t>
+            </w:r>
+            <m:oMath>
+              <m:r>
+                <m:rPr>
+                  <m:sty m:val="p"/>
+                </m:rPr>
+                <m:t>−</m:t>
+              </m:r>
+              <m:r>
+                <m:t>0</m:t>
+              </m:r>
+              <m:r>
+                <m:rPr>
+                  <m:sty m:val="p"/>
+                </m:rPr>
+                <m:t>,</m:t>
+              </m:r>
+              <m:r>
+                <m:t>11</m:t>
+              </m:r>
+            </m:oMath>
+            <w:r>
+              <w:rPr>
+                <w:rtl/>
+              </w:rPr>
+              <w:t xml:space="preserve">؛</w:t>
+            </w:r>
+            <w:r>
+              <w:rPr>
+                <w:rtl/>
+              </w:rPr>
+              <w:t xml:space="preserve"> </w:t>
+            </w:r>
+            <m:oMath>
+              <m:r>
+                <m:t>0</m:t>
+              </m:r>
+              <m:r>
+                <m:rPr>
+                  <m:sty m:val="p"/>
+                </m:rPr>
+                <m:t>,</m:t>
+              </m:r>
+              <m:r>
+                <m:t>11</m:t>
+              </m:r>
+            </m:oMath>
+            <w:r>
+              <w:rPr>
+                <w:rtl/>
+              </w:rPr>
+              <w:t xml:space="preserve">؛</w:t>
+            </w:r>
+            <w:r>
+              <w:rPr>
+                <w:rtl/>
+              </w:rPr>
+              <w:t xml:space="preserve"> </w:t>
+            </w:r>
+            <m:oMath>
+              <m:r>
+                <m:rPr>
+                  <m:sty m:val="p"/>
+                </m:rPr>
+                <m:t>−</m:t>
+              </m:r>
+              <m:r>
+                <m:t>0</m:t>
+              </m:r>
+              <m:r>
+                <m:rPr>
+                  <m:sty m:val="p"/>
+                </m:rPr>
+                <m:t>,</m:t>
+              </m:r>
+              <m:r>
+                <m:t>05</m:t>
+              </m:r>
+            </m:oMath>
+            <w:r>
+              <w:rPr>
+                <w:rtl/>
+              </w:rPr>
+              <w:t xml:space="preserve">؛</w:t>
+            </w:r>
+            <w:r>
+              <w:rPr>
+                <w:rtl/>
+              </w:rPr>
+              <w:t xml:space="preserve"> </w:t>
+            </w:r>
+            <m:oMath>
+              <m:r>
+                <m:t>0</m:t>
+              </m:r>
+              <m:r>
+                <m:rPr>
+                  <m:sty m:val="p"/>
+                </m:rPr>
+                <m:t>,</m:t>
+              </m:r>
+              <m:r>
+                <m:t>05</m:t>
+              </m:r>
+            </m:oMath>
+            <w:r>
+              <w:rPr>
+                <w:rtl/>
+              </w:rPr>
+              <w:t xml:space="preserve">:</w:t>
+            </w:r>
+          </w:p>
+          <w:p>
+            <w:pPr>
+              <w:bidi/>
+            </w:pPr>
+            <m:oMathPara>
+              <m:oMathParaPr>
+                <m:jc m:val="center"/>
+              </m:oMathParaPr>
+              <m:oMath>
+                <m:sSup>
+                  <m:e>
+                    <m:r>
+                      <m:t>d</m:t>
+                    </m:r>
+                  </m:e>
+                  <m:sup>
+                    <m:r>
+                      <m:t>2</m:t>
+                    </m:r>
+                  </m:sup>
+                </m:sSup>
+                <m:r>
+                  <m:rPr>
+                    <m:sty m:val="p"/>
+                  </m:rPr>
+                  <m:t>=</m:t>
+                </m:r>
+                <m:r>
+                  <m:t>0</m:t>
+                </m:r>
+                <m:r>
+                  <m:rPr>
+                    <m:sty m:val="p"/>
+                  </m:rPr>
+                  <m:t>,</m:t>
+                </m:r>
+                <m:r>
+                  <m:t>0121</m:t>
+                </m:r>
+                <m:r>
+                  <m:rPr>
+                    <m:sty m:val="p"/>
+                  </m:rPr>
+                  <m:t>+</m:t>
+                </m:r>
+                <m:r>
+                  <m:t>0</m:t>
+                </m:r>
+                <m:r>
+                  <m:rPr>
+                    <m:sty m:val="p"/>
+                  </m:rPr>
+                  <m:t>,</m:t>
+                </m:r>
+                <m:r>
+                  <m:t>0121</m:t>
+                </m:r>
+                <m:r>
+                  <m:rPr>
+                    <m:sty m:val="p"/>
+                  </m:rPr>
+                  <m:t>+</m:t>
+                </m:r>
+                <m:r>
+                  <m:t>0</m:t>
+                </m:r>
+                <m:r>
+                  <m:rPr>
+                    <m:sty m:val="p"/>
+                  </m:rPr>
+                  <m:t>,</m:t>
+                </m:r>
+                <m:r>
+                  <m:t>0025</m:t>
+                </m:r>
+                <m:r>
+                  <m:rPr>
+                    <m:sty m:val="p"/>
+                  </m:rPr>
+                  <m:t>+</m:t>
+                </m:r>
+                <m:r>
+                  <m:t>0</m:t>
+                </m:r>
+                <m:r>
+                  <m:rPr>
+                    <m:sty m:val="p"/>
+                  </m:rPr>
+                  <m:t>,</m:t>
+                </m:r>
+                <m:r>
+                  <m:t>0025</m:t>
+                </m:r>
+                <m:r>
+                  <m:rPr>
+                    <m:sty m:val="p"/>
+                  </m:rPr>
+                  <m:t>=</m:t>
+                </m:r>
+                <m:borderBox>
+                  <m:e>
+                    <m:r>
+                      <m:t>0</m:t>
+                    </m:r>
+                    <m:r>
+                      <m:rPr>
+                        <m:sty m:val="p"/>
+                      </m:rPr>
+                      <m:t>,</m:t>
+                    </m:r>
+                    <m:r>
+                      <m:t>0292</m:t>
+                    </m:r>
+                  </m:e>
+                </m:borderBox>
+                <m:r>
+                  <m:rPr>
+                    <m:sty m:val="p"/>
+                  </m:rPr>
+                  <m:t>.</m:t>
+                </m:r>
+              </m:oMath>
+            </m:oMathPara>
+          </w:p>
+          <w:p>
+            <w:pPr>
+              <w:bidi/>
+            </w:pPr>
+            <w:r>
+              <w:rPr>
+                <w:b/>
+                <w:bCs/>
+                <w:rtl/>
+              </w:rPr>
+              <w:t xml:space="preserve">2.</w:t>
+            </w:r>
+            <w:r>
+              <w:rPr>
+                <w:rtl/>
+              </w:rPr>
+              <w:t xml:space="preserve"> </w:t>
+            </w:r>
+            <m:oMath>
+              <m:sSup>
+                <m:e>
+                  <m:r>
+                    <m:t>d</m:t>
+                  </m:r>
+                </m:e>
+                <m:sup>
+                  <m:r>
+                    <m:t>2</m:t>
+                  </m:r>
+                </m:sup>
+              </m:sSup>
+              <m:r>
+                <m:rPr>
+                  <m:sty m:val="p"/>
+                </m:rPr>
+                <m:t>=</m:t>
+              </m:r>
+              <m:r>
+                <m:t>0</m:t>
+              </m:r>
+              <m:r>
+                <m:rPr>
+                  <m:sty m:val="p"/>
+                </m:rPr>
+                <m:t>,</m:t>
+              </m:r>
+              <m:r>
+                <m:t>0292</m:t>
+              </m:r>
+              <m:r>
+                <m:rPr>
+                  <m:sty m:val="p"/>
+                </m:rPr>
+                <m:t>&gt;</m:t>
+              </m:r>
+              <m:sSub>
+                <m:e>
+                  <m:r>
+                    <m:t>D</m:t>
+                  </m:r>
+                </m:e>
+                <m:sub>
+                  <m:r>
+                    <m:t>9</m:t>
+                  </m:r>
+                </m:sub>
+              </m:sSub>
+              <m:r>
+                <m:rPr>
+                  <m:sty m:val="p"/>
+                </m:rPr>
+                <m:t>≈</m:t>
+              </m:r>
+              <m:r>
+                <m:t>0</m:t>
+              </m:r>
+              <m:r>
+                <m:rPr>
+                  <m:sty m:val="p"/>
+                </m:rPr>
+                <m:t>,</m:t>
+              </m:r>
+              <m:r>
+                <m:t>0158</m:t>
+              </m:r>
+            </m:oMath>
+            <w:r>
+              <w:rPr>
+                <w:rtl/>
+              </w:rPr>
+              <w:t xml:space="preserve">: نرفض نموذج النرد المتوازن بخطر</w:t>
+            </w:r>
+            <w:r>
+              <w:rPr>
+                <w:rtl/>
+              </w:rPr>
+              <w:t xml:space="preserve"> </w:t>
+            </w:r>
+            <m:oMath>
+              <m:r>
+                <m:t>10</m:t>
+              </m:r>
+              <m:r>
+                <m:rPr>
+                  <m:sty m:val="p"/>
+                </m:rPr>
+                <m:t>%</m:t>
+              </m:r>
+            </m:oMath>
+            <w:r>
+              <w:rPr>
+                <w:rtl/>
+              </w:rPr>
+              <w:t xml:space="preserve">، أي</w:t>
+            </w:r>
+            <w:r>
+              <w:rPr>
+                <w:rtl/>
+              </w:rPr>
+              <w:t xml:space="preserve"> </w:t>
+            </w:r>
+            <w:r>
+              <w:rPr>
+                <w:shd w:val="clear" w:color="auto" w:fill="E4EAF3"/>
+                <w:rtl/>
+              </w:rPr>
+              <w:t xml:space="preserve">الحجر غير متوازن على الأرجح</w:t>
+            </w:r>
+            <w:r>
+              <w:rPr>
+                <w:rtl/>
+              </w:rPr>
+              <w:t xml:space="preserve">.</w:t>
+            </w:r>
+          </w:p>
+          <w:p>
+            <w:pPr>
+              <w:bidi/>
+            </w:pPr>
+            <w:r>
+              <w:rPr>
+                <w:b/>
+                <w:bCs/>
+                <w:rtl/>
+              </w:rPr>
+              <w:t xml:space="preserve">3.</w:t>
+            </w:r>
+            <w:r>
+              <w:rPr>
+                <w:rtl/>
+              </w:rPr>
+              <w:t xml:space="preserve"> </w:t>
+            </w:r>
+            <w:r>
+              <w:rPr>
+                <w:rtl/>
+              </w:rPr>
+              <w:t xml:space="preserve">التواترات</w:t>
+            </w:r>
+            <w:r>
+              <w:rPr>
+                <w:rtl/>
+              </w:rPr>
+              <w:t xml:space="preserve"> </w:t>
+            </w:r>
+            <m:oMath>
+              <m:r>
+                <m:t>0</m:t>
+              </m:r>
+              <m:r>
+                <m:rPr>
+                  <m:sty m:val="p"/>
+                </m:rPr>
+                <m:t>,</m:t>
+              </m:r>
+              <m:r>
+                <m:t>18</m:t>
+              </m:r>
+              <m:r>
+                <m:rPr>
+                  <m:sty m:val="p"/>
+                </m:rPr>
+                <m:t>;</m:t>
+              </m:r>
+              <m:r>
+                <m:t>0</m:t>
+              </m:r>
+              <m:r>
+                <m:rPr>
+                  <m:sty m:val="p"/>
+                </m:rPr>
+                <m:t>,</m:t>
+              </m:r>
+              <m:r>
+                <m:t>30</m:t>
+              </m:r>
+              <m:r>
+                <m:rPr>
+                  <m:sty m:val="p"/>
+                </m:rPr>
+                <m:t>;</m:t>
+              </m:r>
+              <m:r>
+                <m:t>0</m:t>
+              </m:r>
+              <m:r>
+                <m:rPr>
+                  <m:sty m:val="p"/>
+                </m:rPr>
+                <m:t>,</m:t>
+              </m:r>
+              <m:r>
+                <m:t>22</m:t>
+              </m:r>
+              <m:r>
+                <m:rPr>
+                  <m:sty m:val="p"/>
+                </m:rPr>
+                <m:t>;</m:t>
+              </m:r>
+              <m:r>
+                <m:t>0</m:t>
+              </m:r>
+              <m:r>
+                <m:rPr>
+                  <m:sty m:val="p"/>
+                </m:rPr>
+                <m:t>,</m:t>
+              </m:r>
+              <m:r>
+                <m:t>30</m:t>
+              </m:r>
+            </m:oMath>
+            <w:r>
+              <w:rPr>
+                <w:rtl/>
+              </w:rPr>
+              <w:t xml:space="preserve">، والفروق</w:t>
+            </w:r>
+            <w:r>
+              <w:rPr>
+                <w:rtl/>
+              </w:rPr>
+              <w:t xml:space="preserve"> </w:t>
+            </w:r>
+            <m:oMath>
+              <m:r>
+                <m:rPr>
+                  <m:sty m:val="p"/>
+                </m:rPr>
+                <m:t>−</m:t>
+              </m:r>
+              <m:r>
+                <m:t>0</m:t>
+              </m:r>
+              <m:r>
+                <m:rPr>
+                  <m:sty m:val="p"/>
+                </m:rPr>
+                <m:t>,</m:t>
+              </m:r>
+              <m:r>
+                <m:t>07</m:t>
+              </m:r>
+              <m:r>
+                <m:rPr>
+                  <m:sty m:val="p"/>
+                </m:rPr>
+                <m:t>;</m:t>
+              </m:r>
+              <m:r>
+                <m:t>0</m:t>
+              </m:r>
+              <m:r>
+                <m:rPr>
+                  <m:sty m:val="p"/>
+                </m:rPr>
+                <m:t>,</m:t>
+              </m:r>
+              <m:r>
+                <m:t>05</m:t>
+              </m:r>
+              <m:r>
+                <m:rPr>
+                  <m:sty m:val="p"/>
+                </m:rPr>
+                <m:t>;</m:t>
+              </m:r>
+              <m:r>
+                <m:rPr>
+                  <m:sty m:val="p"/>
+                </m:rPr>
+                <m:t>−</m:t>
+              </m:r>
+              <m:r>
+                <m:t>0</m:t>
+              </m:r>
+              <m:r>
+                <m:rPr>
+                  <m:sty m:val="p"/>
+                </m:rPr>
+                <m:t>,</m:t>
+              </m:r>
+              <m:r>
+                <m:t>03</m:t>
+              </m:r>
+              <m:r>
+                <m:rPr>
+                  <m:sty m:val="p"/>
+                </m:rPr>
+                <m:t>;</m:t>
+              </m:r>
+              <m:r>
+                <m:t>0</m:t>
+              </m:r>
+              <m:r>
+                <m:rPr>
+                  <m:sty m:val="p"/>
+                </m:rPr>
+                <m:t>,</m:t>
+              </m:r>
+              <m:r>
+                <m:t>05</m:t>
+              </m:r>
+            </m:oMath>
+            <w:r>
+              <w:rPr>
+                <w:rtl/>
+              </w:rPr>
+              <w:t xml:space="preserve">:</w:t>
+            </w:r>
+          </w:p>
+          <w:p>
+            <w:pPr>
+              <w:bidi/>
+            </w:pPr>
+            <m:oMathPara>
+              <m:oMathParaPr>
+                <m:jc m:val="center"/>
+              </m:oMathParaPr>
+              <m:oMath>
+                <m:sSup>
+                  <m:e>
+                    <m:r>
+                      <m:t>d</m:t>
+                    </m:r>
+                  </m:e>
+                  <m:sup>
+                    <m:r>
+                      <m:t>2</m:t>
+                    </m:r>
+                  </m:sup>
+                </m:sSup>
+                <m:r>
+                  <m:rPr>
+                    <m:sty m:val="p"/>
+                  </m:rPr>
+                  <m:t>=</m:t>
+                </m:r>
+                <m:r>
+                  <m:t>0</m:t>
+                </m:r>
+                <m:r>
+                  <m:rPr>
+                    <m:sty m:val="p"/>
+                  </m:rPr>
+                  <m:t>,</m:t>
+                </m:r>
+                <m:r>
+                  <m:t>0049</m:t>
+                </m:r>
+                <m:r>
+                  <m:rPr>
+                    <m:sty m:val="p"/>
+                  </m:rPr>
+                  <m:t>+</m:t>
+                </m:r>
+                <m:r>
+                  <m:t>0</m:t>
+                </m:r>
+                <m:r>
+                  <m:rPr>
+                    <m:sty m:val="p"/>
+                  </m:rPr>
+                  <m:t>,</m:t>
+                </m:r>
+                <m:r>
+                  <m:t>0025</m:t>
+                </m:r>
+                <m:r>
+                  <m:rPr>
+                    <m:sty m:val="p"/>
+                  </m:rPr>
+                  <m:t>+</m:t>
+                </m:r>
+                <m:r>
+                  <m:t>0</m:t>
+                </m:r>
+                <m:r>
+                  <m:rPr>
+                    <m:sty m:val="p"/>
+                  </m:rPr>
+                  <m:t>,</m:t>
+                </m:r>
+                <m:r>
+                  <m:t>0009</m:t>
+                </m:r>
+                <m:r>
+                  <m:rPr>
+                    <m:sty m:val="p"/>
+                  </m:rPr>
+                  <m:t>+</m:t>
+                </m:r>
+                <m:r>
+                  <m:t>0</m:t>
+                </m:r>
+                <m:r>
+                  <m:rPr>
+                    <m:sty m:val="p"/>
+                  </m:rPr>
+                  <m:t>,</m:t>
+                </m:r>
+                <m:r>
+                  <m:t>0025</m:t>
+                </m:r>
+                <m:r>
+                  <m:rPr>
+                    <m:sty m:val="p"/>
+                  </m:rPr>
+                  <m:t>=</m:t>
+                </m:r>
+                <m:r>
+                  <m:t>0</m:t>
+                </m:r>
+                <m:r>
+                  <m:rPr>
+                    <m:sty m:val="p"/>
+                  </m:rPr>
+                  <m:t>,</m:t>
+                </m:r>
+                <m:r>
+                  <m:t>0108</m:t>
+                </m:r>
+                <m:r>
+                  <m:rPr>
+                    <m:sty m:val="p"/>
+                  </m:rPr>
+                  <m:t>≤</m:t>
+                </m:r>
+                <m:sSub>
+                  <m:e>
+                    <m:r>
+                      <m:t>D</m:t>
+                    </m:r>
+                  </m:e>
+                  <m:sub>
+                    <m:r>
+                      <m:t>9</m:t>
+                    </m:r>
+                  </m:sub>
+                </m:sSub>
+                <m:r>
+                  <m:rPr>
+                    <m:sty m:val="p"/>
+                  </m:rPr>
+                  <m:t>≈</m:t>
+                </m:r>
+                <m:r>
+                  <m:t>0</m:t>
+                </m:r>
+                <m:r>
+                  <m:rPr>
+                    <m:sty m:val="p"/>
+                  </m:rPr>
+                  <m:t>,</m:t>
+                </m:r>
+                <m:r>
+                  <m:t>0158</m:t>
+                </m:r>
+              </m:oMath>
+            </m:oMathPara>
+          </w:p>
+          <w:p>
+            <w:pPr>
+              <w:bidi/>
+            </w:pPr>
+            <w:r>
+              <w:rPr>
+                <w:rtl/>
+              </w:rPr>
+              <w:t xml:space="preserve">إذن</w:t>
+            </w:r>
+            <w:r>
+              <w:rPr>
+                <w:rtl/>
+              </w:rPr>
+              <w:t xml:space="preserve"> </w:t>
+            </w:r>
+            <w:r>
+              <w:rPr>
+                <w:shd w:val="clear" w:color="auto" w:fill="E4EAF3"/>
+                <w:rtl/>
+              </w:rPr>
+              <w:t xml:space="preserve">المعطيات ملائمة لنموذج نرد متوازن</w:t>
+            </w:r>
+            <w:r>
+              <w:rPr>
+                <w:rtl/>
+              </w:rPr>
+              <w:t xml:space="preserve"> </w:t>
+            </w:r>
+            <w:r>
+              <w:rPr>
+                <w:rtl/>
+              </w:rPr>
+              <w:t xml:space="preserve">بخطر</w:t>
+            </w:r>
+            <w:r>
+              <w:rPr>
+                <w:rtl/>
+              </w:rPr>
+              <w:t xml:space="preserve"> </w:t>
+            </w:r>
+            <m:oMath>
+              <m:r>
+                <m:t>10</m:t>
+              </m:r>
+              <m:r>
+                <m:rPr>
+                  <m:sty m:val="p"/>
+                </m:rPr>
+                <m:t>%</m:t>
+              </m:r>
+            </m:oMath>
+            <w:r>
+              <w:rPr>
+                <w:rtl/>
+              </w:rPr>
+              <w:t xml:space="preserve">.</w:t>
+            </w:r>
+          </w:p>
+        </w:tc>
+      </w:tr>
+    </w:tbl>
+    <w:p>
+      <w:pPr>
+        <w:bidi/>
+        <w:spacing w:before="0" w:after="0"/>
+      </w:pPr>
+    </w:p>
+    <w:bookmarkEnd w:id="26"/>
+    <w:bookmarkStart w:id="27" w:name="تمارين-شعبة-رياضيات"/>
+    <w:p>
+      <w:pPr>
+        <w:pStyle w:val="Heading1"/>
+        <w:bidi/>
+      </w:pPr>
+      <w:r>
+        <w:rPr>
+          <w:rStyle w:val="SectionNumber"/>
+          <w:rtl/>
+        </w:rPr>
+        <w:t xml:space="preserve">8</w:t>
+      </w:r>
+      <w:r>
+        <w:rPr>
+          <w:rtl/>
+        </w:rPr>
+        <w:tab/>
+      </w:r>
+      <w:r>
+        <w:rPr>
+          <w:rtl/>
+        </w:rPr>
+        <w:t xml:space="preserve">تمارين شعبة رياضيات</w:t>
+      </w:r>
+    </w:p>
+    <w:tbl>
+      <w:tblPr>
+        <w:tblW w:w="9864" w:type="dxa"/>
+        <w:jc w:val="center"/>
+        <w:tblBorders>
+          <w:top w:val="single" w:sz="10" w:space="0" w:color="192E53"/>
+          <w:left w:val="single" w:sz="10" w:space="0" w:color="192E53"/>
+          <w:bottom w:val="single" w:sz="10" w:space="0" w:color="192E53"/>
+          <w:right w:val="single" w:sz="10" w:space="0" w:color="192E53"/>
+          <w:insideH w:val="single" w:sz="10" w:space="0" w:color="192E53"/>
+        </w:tblBorders>
+        <w:tblLayout w:type="fixed"/>
+        <w:tblCellMar>
+          <w:top w:w="40" w:type="dxa"/>
+          <w:left w:w="140" w:type="dxa"/>
+          <w:bottom w:w="60" w:type="dxa"/>
+          <w:right w:w="140" w:type="dxa"/>
+        </w:tblCellMar>
+      </w:tblPr>
+      <w:tblGrid>
+        <w:gridCol w:w="9864"/>
+      </w:tblGrid>
+      <w:tr>
+        <w:trPr>
+          <w:cantSplit/>
+        </w:trPr>
+        <w:tc>
+          <w:tcPr>
+            <w:tcW w:w="9864" w:type="dxa"/>
+            <w:shd w:val="clear" w:color="auto" w:fill="192E53"/>
+          </w:tcPr>
+          <w:p>
+            <w:pPr>
+              <w:keepNext/>
+              <w:bidi/>
+              <w:spacing w:before="0" w:after="0"/>
+            </w:pPr>
+            <w:r>
+              <w:rPr>
+                <w:b/>
+                <w:bCs/>
+                <w:color w:val="FFFFFF"/>
+                <w:rtl/>
+              </w:rPr>
+              <w:t xml:space="preserve">التمرين 20: لعبة يتعلق أملها بوسيط – شعبة رياضيات</w:t>
             </w:r>
           </w:p>
         </w:tc>
@@ -39734,7 +39780,7 @@
                 <w:color w:val="FFFFFF"/>
                 <w:rtl/>
               </w:rPr>
-              <w:t xml:space="preserve">حل التمرين 19</w:t>
+              <w:t xml:space="preserve">حل التمرين 20</w:t>
             </w:r>
           </w:p>
         </w:tc>
@@ -43205,7 +43251,7 @@
                 <w:color w:val="FFFFFF"/>
                 <w:rtl/>
               </w:rPr>
-              <w:t xml:space="preserve">التمرين 20: مطابقات التوفيقات واختيار جزء عشوائي – شعبة رياضيات</w:t>
+              <w:t xml:space="preserve">التمرين 21: مطابقات التوفيقات واختيار جزء عشوائي – شعبة رياضيات</w:t>
             </w:r>
           </w:p>
         </w:tc>
@@ -44335,7 +44381,7 @@
                 <w:color w:val="FFFFFF"/>
                 <w:rtl/>
               </w:rPr>
-              <w:t xml:space="preserve">حل التمرين 20</w:t>
+              <w:t xml:space="preserve">حل التمرين 21</w:t>
             </w:r>
           </w:p>
         </w:tc>
@@ -48113,7 +48159,7 @@
         <w:spacing w:before="0" w:after="0"/>
       </w:pPr>
     </w:p>
-    <w:bookmarkEnd w:id="26"/>
+    <w:bookmarkEnd w:id="27"/>
     <w:sectPr>
       <w:headerReference w:type="default" r:id="rId14"/>
       <w:footerReference w:type="default" r:id="rId15"/>
